--- a/Саволнома_final.docx
+++ b/Саволнома_final.docx
@@ -963,8 +963,17 @@
           <w:sz w:val="24"/>
           <w:szCs w:val="24"/>
         </w:rPr>
-        <w:t>Ипотека кредити</w:t>
-      </w:r>
+        <w:t xml:space="preserve">Ипотека </w:t>
+      </w:r>
+      <w:proofErr w:type="spellStart"/>
+      <w:r>
+        <w:rPr>
+          <w:sz w:val="24"/>
+          <w:szCs w:val="24"/>
+        </w:rPr>
+        <w:t>кредити</w:t>
+      </w:r>
+      <w:proofErr w:type="spellEnd"/>
     </w:p>
     <w:p>
       <w:pPr>
@@ -989,12 +998,21 @@
         </w:rPr>
         <w:t xml:space="preserve"> </w:t>
       </w:r>
-      <w:r>
-        <w:rPr>
-          <w:sz w:val="24"/>
-          <w:szCs w:val="24"/>
-        </w:rPr>
-        <w:t xml:space="preserve">Оилавий </w:t>
+      <w:proofErr w:type="spellStart"/>
+      <w:r>
+        <w:rPr>
+          <w:sz w:val="24"/>
+          <w:szCs w:val="24"/>
+        </w:rPr>
+        <w:t>Оилавий</w:t>
+      </w:r>
+      <w:proofErr w:type="spellEnd"/>
+      <w:r>
+        <w:rPr>
+          <w:sz w:val="24"/>
+          <w:szCs w:val="24"/>
+        </w:rPr>
+        <w:t xml:space="preserve"> </w:t>
       </w:r>
     </w:p>
     <w:p>
@@ -1020,12 +1038,21 @@
         </w:rPr>
         <w:t xml:space="preserve"> </w:t>
       </w:r>
-      <w:r>
-        <w:rPr>
-          <w:sz w:val="24"/>
-          <w:szCs w:val="24"/>
-        </w:rPr>
-        <w:t xml:space="preserve">Микрокарз </w:t>
+      <w:proofErr w:type="spellStart"/>
+      <w:r>
+        <w:rPr>
+          <w:sz w:val="24"/>
+          <w:szCs w:val="24"/>
+        </w:rPr>
+        <w:t>Микрокарз</w:t>
+      </w:r>
+      <w:proofErr w:type="spellEnd"/>
+      <w:r>
+        <w:rPr>
+          <w:sz w:val="24"/>
+          <w:szCs w:val="24"/>
+        </w:rPr>
+        <w:t xml:space="preserve"> </w:t>
       </w:r>
     </w:p>
     <w:p>
@@ -1051,12 +1078,37 @@
         </w:rPr>
         <w:t xml:space="preserve"> </w:t>
       </w:r>
-      <w:r>
-        <w:rPr>
-          <w:sz w:val="24"/>
-          <w:szCs w:val="24"/>
-        </w:rPr>
-        <w:t xml:space="preserve">Истеъмол кредити </w:t>
+      <w:proofErr w:type="spellStart"/>
+      <w:r>
+        <w:rPr>
+          <w:sz w:val="24"/>
+          <w:szCs w:val="24"/>
+        </w:rPr>
+        <w:t>Истеъмол</w:t>
+      </w:r>
+      <w:proofErr w:type="spellEnd"/>
+      <w:r>
+        <w:rPr>
+          <w:sz w:val="24"/>
+          <w:szCs w:val="24"/>
+        </w:rPr>
+        <w:t xml:space="preserve"> </w:t>
+      </w:r>
+      <w:proofErr w:type="spellStart"/>
+      <w:r>
+        <w:rPr>
+          <w:sz w:val="24"/>
+          <w:szCs w:val="24"/>
+        </w:rPr>
+        <w:t>кредити</w:t>
+      </w:r>
+      <w:proofErr w:type="spellEnd"/>
+      <w:r>
+        <w:rPr>
+          <w:sz w:val="24"/>
+          <w:szCs w:val="24"/>
+        </w:rPr>
+        <w:t xml:space="preserve"> </w:t>
       </w:r>
     </w:p>
     <w:p>
@@ -1144,12 +1196,37 @@
         </w:rPr>
         <w:t xml:space="preserve"> </w:t>
       </w:r>
-      <w:r>
-        <w:rPr>
-          <w:sz w:val="24"/>
-          <w:szCs w:val="24"/>
-        </w:rPr>
-        <w:t xml:space="preserve">Таълим кредити </w:t>
+      <w:proofErr w:type="spellStart"/>
+      <w:r>
+        <w:rPr>
+          <w:sz w:val="24"/>
+          <w:szCs w:val="24"/>
+        </w:rPr>
+        <w:t>Таълим</w:t>
+      </w:r>
+      <w:proofErr w:type="spellEnd"/>
+      <w:r>
+        <w:rPr>
+          <w:sz w:val="24"/>
+          <w:szCs w:val="24"/>
+        </w:rPr>
+        <w:t xml:space="preserve"> </w:t>
+      </w:r>
+      <w:proofErr w:type="spellStart"/>
+      <w:r>
+        <w:rPr>
+          <w:sz w:val="24"/>
+          <w:szCs w:val="24"/>
+        </w:rPr>
+        <w:t>кредити</w:t>
+      </w:r>
+      <w:proofErr w:type="spellEnd"/>
+      <w:r>
+        <w:rPr>
+          <w:sz w:val="24"/>
+          <w:szCs w:val="24"/>
+        </w:rPr>
+        <w:t xml:space="preserve"> </w:t>
       </w:r>
     </w:p>
     <w:p>
@@ -1177,13 +1254,31 @@
         </w:rPr>
         <w:t xml:space="preserve"> </w:t>
       </w:r>
-      <w:r>
-        <w:rPr>
-          <w:sz w:val="24"/>
-          <w:szCs w:val="24"/>
-        </w:rPr>
-        <w:t>Бошқа турдаги</w:t>
-      </w:r>
+      <w:proofErr w:type="spellStart"/>
+      <w:r>
+        <w:rPr>
+          <w:sz w:val="24"/>
+          <w:szCs w:val="24"/>
+        </w:rPr>
+        <w:t>Бошқа</w:t>
+      </w:r>
+      <w:proofErr w:type="spellEnd"/>
+      <w:r>
+        <w:rPr>
+          <w:sz w:val="24"/>
+          <w:szCs w:val="24"/>
+        </w:rPr>
+        <w:t xml:space="preserve"> </w:t>
+      </w:r>
+      <w:proofErr w:type="spellStart"/>
+      <w:r>
+        <w:rPr>
+          <w:sz w:val="24"/>
+          <w:szCs w:val="24"/>
+        </w:rPr>
+        <w:t>турдаги</w:t>
+      </w:r>
+      <w:proofErr w:type="spellEnd"/>
       <w:r>
         <w:rPr>
           <w:sz w:val="24"/>
@@ -1229,19 +1324,7 @@
           <w:lang w:val="uz-Cyrl-UZ"/>
         </w:rPr>
         <w:lastRenderedPageBreak/>
-        <w:t xml:space="preserve">и) Мавжуд кредит </w:t>
-      </w:r>
-      <w:r>
-        <w:rPr>
-          <w:rFonts w:eastAsia="Times New Roman"/>
-          <w:b/>
-          <w:bCs/>
-          <w:sz w:val="24"/>
-          <w:szCs w:val="24"/>
-          <w:highlight w:val="yellow"/>
-          <w:lang w:val="uz-Cyrl-UZ"/>
-        </w:rPr>
-        <w:t>қайси банкдан олинган</w:t>
+        <w:t>и) Мавжуд кредит қайси банкдан олинган</w:t>
       </w:r>
     </w:p>
     <w:p>
@@ -1339,7 +1422,103 @@
           <w:sz w:val="24"/>
           <w:szCs w:val="24"/>
         </w:rPr>
-        <w:t xml:space="preserve"> Қарздорликни ўз вақтида тўлаётган мижозлар Қарздорликни </w:t>
+        <w:t xml:space="preserve"> </w:t>
+      </w:r>
+      <w:proofErr w:type="spellStart"/>
+      <w:r>
+        <w:rPr>
+          <w:sz w:val="24"/>
+          <w:szCs w:val="24"/>
+        </w:rPr>
+        <w:t>Қарздорликни</w:t>
+      </w:r>
+      <w:proofErr w:type="spellEnd"/>
+      <w:r>
+        <w:rPr>
+          <w:sz w:val="24"/>
+          <w:szCs w:val="24"/>
+        </w:rPr>
+        <w:t xml:space="preserve"> </w:t>
+      </w:r>
+      <w:proofErr w:type="spellStart"/>
+      <w:r>
+        <w:rPr>
+          <w:sz w:val="24"/>
+          <w:szCs w:val="24"/>
+        </w:rPr>
+        <w:t>ўз</w:t>
+      </w:r>
+      <w:proofErr w:type="spellEnd"/>
+      <w:r>
+        <w:rPr>
+          <w:sz w:val="24"/>
+          <w:szCs w:val="24"/>
+        </w:rPr>
+        <w:t xml:space="preserve"> </w:t>
+      </w:r>
+      <w:proofErr w:type="spellStart"/>
+      <w:r>
+        <w:rPr>
+          <w:sz w:val="24"/>
+          <w:szCs w:val="24"/>
+        </w:rPr>
+        <w:t>вақтида</w:t>
+      </w:r>
+      <w:proofErr w:type="spellEnd"/>
+      <w:r>
+        <w:rPr>
+          <w:sz w:val="24"/>
+          <w:szCs w:val="24"/>
+        </w:rPr>
+        <w:t xml:space="preserve"> </w:t>
+      </w:r>
+      <w:proofErr w:type="spellStart"/>
+      <w:r>
+        <w:rPr>
+          <w:sz w:val="24"/>
+          <w:szCs w:val="24"/>
+        </w:rPr>
+        <w:t>тўлаётган</w:t>
+      </w:r>
+      <w:proofErr w:type="spellEnd"/>
+      <w:r>
+        <w:rPr>
+          <w:sz w:val="24"/>
+          <w:szCs w:val="24"/>
+        </w:rPr>
+        <w:t xml:space="preserve"> </w:t>
+      </w:r>
+      <w:proofErr w:type="spellStart"/>
+      <w:r>
+        <w:rPr>
+          <w:sz w:val="24"/>
+          <w:szCs w:val="24"/>
+        </w:rPr>
+        <w:t>мижозлар</w:t>
+      </w:r>
+      <w:proofErr w:type="spellEnd"/>
+      <w:r>
+        <w:rPr>
+          <w:sz w:val="24"/>
+          <w:szCs w:val="24"/>
+        </w:rPr>
+        <w:t xml:space="preserve"> </w:t>
+      </w:r>
+      <w:proofErr w:type="spellStart"/>
+      <w:r>
+        <w:rPr>
+          <w:sz w:val="24"/>
+          <w:szCs w:val="24"/>
+        </w:rPr>
+        <w:t>Қарздорликни</w:t>
+      </w:r>
+      <w:proofErr w:type="spellEnd"/>
+      <w:r>
+        <w:rPr>
+          <w:sz w:val="24"/>
+          <w:szCs w:val="24"/>
+        </w:rPr>
+        <w:t xml:space="preserve"> </w:t>
       </w:r>
     </w:p>
     <w:p>
@@ -1363,7 +1542,71 @@
           <w:sz w:val="24"/>
           <w:szCs w:val="24"/>
         </w:rPr>
-        <w:t xml:space="preserve"> 1-3 ой кечикиш билан тўлаётган мижозлар Қарздорликни </w:t>
+        <w:t xml:space="preserve"> 1-3 ой </w:t>
+      </w:r>
+      <w:proofErr w:type="spellStart"/>
+      <w:r>
+        <w:rPr>
+          <w:sz w:val="24"/>
+          <w:szCs w:val="24"/>
+        </w:rPr>
+        <w:t>кечикиш</w:t>
+      </w:r>
+      <w:proofErr w:type="spellEnd"/>
+      <w:r>
+        <w:rPr>
+          <w:sz w:val="24"/>
+          <w:szCs w:val="24"/>
+        </w:rPr>
+        <w:t xml:space="preserve"> билан </w:t>
+      </w:r>
+      <w:proofErr w:type="spellStart"/>
+      <w:r>
+        <w:rPr>
+          <w:sz w:val="24"/>
+          <w:szCs w:val="24"/>
+        </w:rPr>
+        <w:t>тўлаётган</w:t>
+      </w:r>
+      <w:proofErr w:type="spellEnd"/>
+      <w:r>
+        <w:rPr>
+          <w:sz w:val="24"/>
+          <w:szCs w:val="24"/>
+        </w:rPr>
+        <w:t xml:space="preserve"> </w:t>
+      </w:r>
+      <w:proofErr w:type="spellStart"/>
+      <w:r>
+        <w:rPr>
+          <w:sz w:val="24"/>
+          <w:szCs w:val="24"/>
+        </w:rPr>
+        <w:t>мижозлар</w:t>
+      </w:r>
+      <w:proofErr w:type="spellEnd"/>
+      <w:r>
+        <w:rPr>
+          <w:sz w:val="24"/>
+          <w:szCs w:val="24"/>
+        </w:rPr>
+        <w:t xml:space="preserve"> </w:t>
+      </w:r>
+      <w:proofErr w:type="spellStart"/>
+      <w:r>
+        <w:rPr>
+          <w:sz w:val="24"/>
+          <w:szCs w:val="24"/>
+        </w:rPr>
+        <w:t>Қарздорликни</w:t>
+      </w:r>
+      <w:proofErr w:type="spellEnd"/>
+      <w:r>
+        <w:rPr>
+          <w:sz w:val="24"/>
+          <w:szCs w:val="24"/>
+        </w:rPr>
+        <w:t xml:space="preserve"> </w:t>
       </w:r>
     </w:p>
     <w:p>
@@ -1389,8 +1632,97 @@
           <w:sz w:val="24"/>
           <w:szCs w:val="24"/>
         </w:rPr>
-        <w:t xml:space="preserve"> 3 ой ва ундан кўп муддат (NPL) тўламаётган мижозлар</w:t>
-      </w:r>
+        <w:t xml:space="preserve"> 3 ой </w:t>
+      </w:r>
+      <w:proofErr w:type="spellStart"/>
+      <w:r>
+        <w:rPr>
+          <w:sz w:val="24"/>
+          <w:szCs w:val="24"/>
+        </w:rPr>
+        <w:t>ва</w:t>
+      </w:r>
+      <w:proofErr w:type="spellEnd"/>
+      <w:r>
+        <w:rPr>
+          <w:sz w:val="24"/>
+          <w:szCs w:val="24"/>
+        </w:rPr>
+        <w:t xml:space="preserve"> </w:t>
+      </w:r>
+      <w:proofErr w:type="spellStart"/>
+      <w:r>
+        <w:rPr>
+          <w:sz w:val="24"/>
+          <w:szCs w:val="24"/>
+        </w:rPr>
+        <w:t>ундан</w:t>
+      </w:r>
+      <w:proofErr w:type="spellEnd"/>
+      <w:r>
+        <w:rPr>
+          <w:sz w:val="24"/>
+          <w:szCs w:val="24"/>
+        </w:rPr>
+        <w:t xml:space="preserve"> </w:t>
+      </w:r>
+      <w:proofErr w:type="spellStart"/>
+      <w:r>
+        <w:rPr>
+          <w:sz w:val="24"/>
+          <w:szCs w:val="24"/>
+        </w:rPr>
+        <w:t>кўп</w:t>
+      </w:r>
+      <w:proofErr w:type="spellEnd"/>
+      <w:r>
+        <w:rPr>
+          <w:sz w:val="24"/>
+          <w:szCs w:val="24"/>
+        </w:rPr>
+        <w:t xml:space="preserve"> </w:t>
+      </w:r>
+      <w:proofErr w:type="spellStart"/>
+      <w:r>
+        <w:rPr>
+          <w:sz w:val="24"/>
+          <w:szCs w:val="24"/>
+        </w:rPr>
+        <w:t>муддат</w:t>
+      </w:r>
+      <w:proofErr w:type="spellEnd"/>
+      <w:r>
+        <w:rPr>
+          <w:sz w:val="24"/>
+          <w:szCs w:val="24"/>
+        </w:rPr>
+        <w:t xml:space="preserve"> (NPL) </w:t>
+      </w:r>
+      <w:proofErr w:type="spellStart"/>
+      <w:r>
+        <w:rPr>
+          <w:sz w:val="24"/>
+          <w:szCs w:val="24"/>
+        </w:rPr>
+        <w:t>тўламаётган</w:t>
+      </w:r>
+      <w:proofErr w:type="spellEnd"/>
+      <w:r>
+        <w:rPr>
+          <w:sz w:val="24"/>
+          <w:szCs w:val="24"/>
+        </w:rPr>
+        <w:t xml:space="preserve"> </w:t>
+      </w:r>
+      <w:proofErr w:type="spellStart"/>
+      <w:r>
+        <w:rPr>
+          <w:sz w:val="24"/>
+          <w:szCs w:val="24"/>
+        </w:rPr>
+        <w:t>мижозлар</w:t>
+      </w:r>
+      <w:proofErr w:type="spellEnd"/>
     </w:p>
     <w:p>
       <w:pPr>
@@ -2654,6 +2986,7 @@
         </w:rPr>
         <w:t xml:space="preserve">_____ </w:t>
       </w:r>
+      <w:proofErr w:type="spellStart"/>
       <w:r>
         <w:rPr>
           <w:rFonts w:eastAsia="Times New Roman"/>
@@ -2663,6 +2996,7 @@
         </w:rPr>
         <w:t>нафар</w:t>
       </w:r>
+      <w:proofErr w:type="spellEnd"/>
     </w:p>
     <w:p>
       <w:pPr>
@@ -4370,14 +4704,34 @@
           <w:lang w:val="uz-Cyrl-UZ"/>
         </w:rPr>
       </w:pPr>
-      <w:r>
-        <w:rPr>
-          <w:rFonts w:eastAsia="Times New Roman"/>
-          <w:sz w:val="24"/>
-          <w:szCs w:val="24"/>
-        </w:rPr>
-        <w:t>Автомобил хариди</w:t>
-      </w:r>
+      <w:proofErr w:type="spellStart"/>
+      <w:r>
+        <w:rPr>
+          <w:rFonts w:eastAsia="Times New Roman"/>
+          <w:sz w:val="24"/>
+          <w:szCs w:val="24"/>
+        </w:rPr>
+        <w:t>Автомобил</w:t>
+      </w:r>
+      <w:proofErr w:type="spellEnd"/>
+      <w:r>
+        <w:rPr>
+          <w:rFonts w:eastAsia="Times New Roman"/>
+          <w:sz w:val="24"/>
+          <w:szCs w:val="24"/>
+        </w:rPr>
+        <w:t xml:space="preserve"> </w:t>
+      </w:r>
+      <w:proofErr w:type="spellStart"/>
+      <w:r>
+        <w:rPr>
+          <w:rFonts w:eastAsia="Times New Roman"/>
+          <w:sz w:val="24"/>
+          <w:szCs w:val="24"/>
+        </w:rPr>
+        <w:t>хариди</w:t>
+      </w:r>
+      <w:proofErr w:type="spellEnd"/>
       <w:r>
         <w:rPr>
           <w:rFonts w:eastAsia="Times New Roman"/>
@@ -5301,6 +5655,7 @@
         </w:rPr>
         <w:t xml:space="preserve">Норасмий </w:t>
       </w:r>
+      <w:proofErr w:type="spellStart"/>
       <w:r>
         <w:rPr>
           <w:rFonts w:eastAsia="Times New Roman"/>
@@ -5309,6 +5664,7 @@
         </w:rPr>
         <w:t>насия</w:t>
       </w:r>
+      <w:proofErr w:type="spellEnd"/>
       <w:r>
         <w:rPr>
           <w:rFonts w:eastAsia="Times New Roman"/>
@@ -6138,6 +6494,31 @@
         </w:rPr>
         <w:t>?</w:t>
       </w:r>
+      <w:r>
+        <w:rPr>
+          <w:rFonts w:eastAsia="Times New Roman"/>
+          <w:b/>
+          <w:bCs/>
+          <w:sz w:val="24"/>
+          <w:szCs w:val="24"/>
+          <w:lang w:val="uz-Cyrl-UZ"/>
+        </w:rPr>
+        <w:t xml:space="preserve"> </w:t>
+      </w:r>
+      <w:r>
+        <w:rPr>
+          <w:rFonts w:eastAsia="Times New Roman"/>
+          <w:b/>
+          <w:bCs/>
+          <w:i/>
+          <w:iCs/>
+          <w:sz w:val="24"/>
+          <w:szCs w:val="24"/>
+          <w:highlight w:val="yellow"/>
+          <w:lang w:val="uz-Cyrl-UZ"/>
+        </w:rPr>
+        <w:t>(бир нечта вариант танлаш мумкин)</w:t>
+      </w:r>
     </w:p>
     <w:p>
       <w:pPr>
@@ -6536,6 +6917,31 @@
         </w:rPr>
         <w:t>?</w:t>
       </w:r>
+      <w:r>
+        <w:rPr>
+          <w:rFonts w:eastAsia="Times New Roman"/>
+          <w:b/>
+          <w:bCs/>
+          <w:sz w:val="24"/>
+          <w:szCs w:val="24"/>
+          <w:lang w:val="uz-Cyrl-UZ"/>
+        </w:rPr>
+        <w:t xml:space="preserve"> </w:t>
+      </w:r>
+      <w:r>
+        <w:rPr>
+          <w:rFonts w:eastAsia="Times New Roman"/>
+          <w:b/>
+          <w:bCs/>
+          <w:i/>
+          <w:iCs/>
+          <w:sz w:val="24"/>
+          <w:szCs w:val="24"/>
+          <w:highlight w:val="yellow"/>
+          <w:lang w:val="uz-Cyrl-UZ"/>
+        </w:rPr>
+        <w:t>(бир нечта вариант танлаш мумкин)</w:t>
+      </w:r>
     </w:p>
     <w:p>
       <w:pPr>
@@ -6875,9 +7281,11 @@
           <w:rFonts w:eastAsia="Times New Roman"/>
           <w:b/>
           <w:bCs/>
-          <w:sz w:val="24"/>
-          <w:szCs w:val="24"/>
-          <w:lang w:val="uz-Cyrl-UZ"/>
+          <w:i/>
+          <w:iCs/>
+          <w:sz w:val="24"/>
+          <w:szCs w:val="24"/>
+          <w:lang w:val="en-US"/>
         </w:rPr>
       </w:pPr>
       <w:r>
@@ -6934,6 +7342,31 @@
           <w:lang w:val="uz-Cyrl-UZ"/>
         </w:rPr>
         <w:t>?</w:t>
+      </w:r>
+      <w:r>
+        <w:rPr>
+          <w:rFonts w:eastAsia="Times New Roman"/>
+          <w:b/>
+          <w:bCs/>
+          <w:sz w:val="24"/>
+          <w:szCs w:val="24"/>
+          <w:lang w:val="uz-Cyrl-UZ"/>
+        </w:rPr>
+        <w:t xml:space="preserve"> </w:t>
+      </w:r>
+      <w:r>
+        <w:rPr>
+          <w:rFonts w:eastAsia="Times New Roman"/>
+          <w:b/>
+          <w:bCs/>
+          <w:i/>
+          <w:iCs/>
+          <w:sz w:val="24"/>
+          <w:szCs w:val="24"/>
+          <w:highlight w:val="yellow"/>
+          <w:lang w:val="uz-Cyrl-UZ"/>
+        </w:rPr>
+        <w:t>(бир нечта вариант танлаш мумкин)</w:t>
       </w:r>
     </w:p>
     <w:p>
@@ -9629,8 +10062,18 @@
           <w:szCs w:val="24"/>
           <w:lang w:val="ru-RU"/>
         </w:rPr>
-        <w:t>10% дан – кам</w:t>
-      </w:r>
+        <w:t xml:space="preserve">10% дан – </w:t>
+      </w:r>
+      <w:proofErr w:type="spellStart"/>
+      <w:r>
+        <w:rPr>
+          <w:sz w:val="24"/>
+          <w:szCs w:val="24"/>
+          <w:lang w:val="ru-RU"/>
+        </w:rPr>
+        <w:t>кам</w:t>
+      </w:r>
+      <w:proofErr w:type="spellEnd"/>
     </w:p>
     <w:p>
       <w:pPr>
@@ -9782,8 +10225,18 @@
           <w:szCs w:val="24"/>
           <w:lang w:val="ru-RU"/>
         </w:rPr>
-        <w:t>50%дан кўп</w:t>
-      </w:r>
+        <w:t xml:space="preserve">50%дан </w:t>
+      </w:r>
+      <w:proofErr w:type="spellStart"/>
+      <w:r>
+        <w:rPr>
+          <w:sz w:val="24"/>
+          <w:szCs w:val="24"/>
+          <w:lang w:val="ru-RU"/>
+        </w:rPr>
+        <w:t>кўп</w:t>
+      </w:r>
+      <w:proofErr w:type="spellEnd"/>
     </w:p>
     <w:p>
       <w:pPr>
@@ -9814,14 +10267,52 @@
         </w:rPr>
         <w:t xml:space="preserve"> </w:t>
       </w:r>
+      <w:proofErr w:type="spellStart"/>
       <w:r>
         <w:rPr>
           <w:sz w:val="24"/>
           <w:szCs w:val="24"/>
           <w:lang w:val="ru-RU"/>
         </w:rPr>
-        <w:t>Жавоб бериш қийин</w:t>
-      </w:r>
+        <w:t>Жавоб</w:t>
+      </w:r>
+      <w:proofErr w:type="spellEnd"/>
+      <w:r>
+        <w:rPr>
+          <w:sz w:val="24"/>
+          <w:szCs w:val="24"/>
+          <w:lang w:val="ru-RU"/>
+        </w:rPr>
+        <w:t xml:space="preserve"> </w:t>
+      </w:r>
+      <w:proofErr w:type="spellStart"/>
+      <w:r>
+        <w:rPr>
+          <w:sz w:val="24"/>
+          <w:szCs w:val="24"/>
+          <w:lang w:val="ru-RU"/>
+        </w:rPr>
+        <w:t>бериш</w:t>
+      </w:r>
+      <w:proofErr w:type="spellEnd"/>
+      <w:r>
+        <w:rPr>
+          <w:sz w:val="24"/>
+          <w:szCs w:val="24"/>
+          <w:lang w:val="ru-RU"/>
+        </w:rPr>
+        <w:t xml:space="preserve"> </w:t>
+      </w:r>
+      <w:proofErr w:type="spellStart"/>
+      <w:r>
+        <w:rPr>
+          <w:sz w:val="24"/>
+          <w:szCs w:val="24"/>
+          <w:lang w:val="ru-RU"/>
+        </w:rPr>
+        <w:t>қийин</w:t>
+      </w:r>
+      <w:proofErr w:type="spellEnd"/>
     </w:p>
     <w:p>
       <w:pPr>
@@ -9972,6 +10463,7 @@
         </w:rPr>
         <w:t xml:space="preserve"> </w:t>
       </w:r>
+      <w:proofErr w:type="spellStart"/>
       <w:r>
         <w:rPr>
           <w:i/>
@@ -9980,8 +10472,9 @@
           <w:szCs w:val="24"/>
           <w:lang w:val="ru-RU"/>
         </w:rPr>
-        <w:t xml:space="preserve">умуман </w:t>
-      </w:r>
+        <w:t>умуман</w:t>
+      </w:r>
+      <w:proofErr w:type="spellEnd"/>
       <w:r>
         <w:rPr>
           <w:i/>
@@ -9990,8 +10483,42 @@
           <w:szCs w:val="24"/>
           <w:lang w:val="ru-RU"/>
         </w:rPr>
-        <w:t>эга эмасман</w:t>
-      </w:r>
+        <w:t xml:space="preserve"> </w:t>
+      </w:r>
+      <w:proofErr w:type="spellStart"/>
+      <w:r>
+        <w:rPr>
+          <w:i/>
+          <w:iCs/>
+          <w:sz w:val="24"/>
+          <w:szCs w:val="24"/>
+          <w:lang w:val="ru-RU"/>
+        </w:rPr>
+        <w:t>эга</w:t>
+      </w:r>
+      <w:proofErr w:type="spellEnd"/>
+      <w:r>
+        <w:rPr>
+          <w:i/>
+          <w:iCs/>
+          <w:sz w:val="24"/>
+          <w:szCs w:val="24"/>
+          <w:lang w:val="ru-RU"/>
+        </w:rPr>
+        <w:t xml:space="preserve"> </w:t>
+      </w:r>
+      <w:proofErr w:type="spellStart"/>
+      <w:r>
+        <w:rPr>
+          <w:i/>
+          <w:iCs/>
+          <w:sz w:val="24"/>
+          <w:szCs w:val="24"/>
+          <w:lang w:val="ru-RU"/>
+        </w:rPr>
+        <w:t>эмасман</w:t>
+      </w:r>
+      <w:proofErr w:type="spellEnd"/>
     </w:p>
     <w:p>
       <w:pPr>
@@ -10188,8 +10715,42 @@
           <w:szCs w:val="24"/>
           <w:lang w:val="ru-RU"/>
         </w:rPr>
-        <w:t xml:space="preserve"> 6 ойдан кўпроқ</w:t>
-      </w:r>
+        <w:t xml:space="preserve"> 6 </w:t>
+      </w:r>
+      <w:proofErr w:type="spellStart"/>
+      <w:r>
+        <w:rPr>
+          <w:i/>
+          <w:iCs/>
+          <w:sz w:val="24"/>
+          <w:szCs w:val="24"/>
+          <w:lang w:val="ru-RU"/>
+        </w:rPr>
+        <w:t>ойдан</w:t>
+      </w:r>
+      <w:proofErr w:type="spellEnd"/>
+      <w:r>
+        <w:rPr>
+          <w:i/>
+          <w:iCs/>
+          <w:sz w:val="24"/>
+          <w:szCs w:val="24"/>
+          <w:lang w:val="ru-RU"/>
+        </w:rPr>
+        <w:t xml:space="preserve"> </w:t>
+      </w:r>
+      <w:proofErr w:type="spellStart"/>
+      <w:r>
+        <w:rPr>
+          <w:i/>
+          <w:iCs/>
+          <w:sz w:val="24"/>
+          <w:szCs w:val="24"/>
+          <w:lang w:val="ru-RU"/>
+        </w:rPr>
+        <w:t>кўпроқ</w:t>
+      </w:r>
+      <w:proofErr w:type="spellEnd"/>
     </w:p>
     <w:p>
       <w:pPr>
@@ -10220,8 +10781,64 @@
           <w:szCs w:val="24"/>
           <w:lang w:val="ru-RU"/>
         </w:rPr>
-        <w:t xml:space="preserve"> Жавоб бериш қийин</w:t>
-      </w:r>
+        <w:t xml:space="preserve"> </w:t>
+      </w:r>
+      <w:proofErr w:type="spellStart"/>
+      <w:r>
+        <w:rPr>
+          <w:i/>
+          <w:iCs/>
+          <w:sz w:val="24"/>
+          <w:szCs w:val="24"/>
+          <w:lang w:val="ru-RU"/>
+        </w:rPr>
+        <w:t>Жавоб</w:t>
+      </w:r>
+      <w:proofErr w:type="spellEnd"/>
+      <w:r>
+        <w:rPr>
+          <w:i/>
+          <w:iCs/>
+          <w:sz w:val="24"/>
+          <w:szCs w:val="24"/>
+          <w:lang w:val="ru-RU"/>
+        </w:rPr>
+        <w:t xml:space="preserve"> </w:t>
+      </w:r>
+      <w:proofErr w:type="spellStart"/>
+      <w:r>
+        <w:rPr>
+          <w:i/>
+          <w:iCs/>
+          <w:sz w:val="24"/>
+          <w:szCs w:val="24"/>
+          <w:lang w:val="ru-RU"/>
+        </w:rPr>
+        <w:t>бериш</w:t>
+      </w:r>
+      <w:proofErr w:type="spellEnd"/>
+      <w:r>
+        <w:rPr>
+          <w:i/>
+          <w:iCs/>
+          <w:sz w:val="24"/>
+          <w:szCs w:val="24"/>
+          <w:lang w:val="ru-RU"/>
+        </w:rPr>
+        <w:t xml:space="preserve"> </w:t>
+      </w:r>
+      <w:proofErr w:type="spellStart"/>
+      <w:r>
+        <w:rPr>
+          <w:i/>
+          <w:iCs/>
+          <w:sz w:val="24"/>
+          <w:szCs w:val="24"/>
+          <w:lang w:val="ru-RU"/>
+        </w:rPr>
+        <w:t>қийин</w:t>
+      </w:r>
+      <w:proofErr w:type="spellEnd"/>
     </w:p>
     <w:p>
       <w:pPr>
@@ -10441,7 +11058,25 @@
           <w:sz w:val="24"/>
           <w:szCs w:val="24"/>
         </w:rPr>
-        <w:t xml:space="preserve"> Тижорат банки</w:t>
+        <w:t xml:space="preserve"> </w:t>
+      </w:r>
+      <w:proofErr w:type="spellStart"/>
+      <w:r>
+        <w:rPr>
+          <w:rFonts w:eastAsia="Times New Roman"/>
+          <w:sz w:val="24"/>
+          <w:szCs w:val="24"/>
+        </w:rPr>
+        <w:t>Тижорат</w:t>
+      </w:r>
+      <w:proofErr w:type="spellEnd"/>
+      <w:r>
+        <w:rPr>
+          <w:rFonts w:eastAsia="Times New Roman"/>
+          <w:sz w:val="24"/>
+          <w:szCs w:val="24"/>
+        </w:rPr>
+        <w:t xml:space="preserve"> банки</w:t>
       </w:r>
       <w:r>
         <w:rPr>
@@ -10499,6 +11134,7 @@
         </w:rPr>
         <w:t xml:space="preserve">Расмий </w:t>
       </w:r>
+      <w:proofErr w:type="spellStart"/>
       <w:r>
         <w:rPr>
           <w:rFonts w:eastAsia="Times New Roman"/>
@@ -10507,6 +11143,7 @@
         </w:rPr>
         <w:t>насия</w:t>
       </w:r>
+      <w:proofErr w:type="spellEnd"/>
       <w:r>
         <w:rPr>
           <w:rFonts w:eastAsia="Times New Roman"/>
@@ -10567,6 +11204,7 @@
         </w:rPr>
         <w:t xml:space="preserve">, </w:t>
       </w:r>
+      <w:proofErr w:type="spellStart"/>
       <w:r>
         <w:rPr>
           <w:rFonts w:eastAsia="Times New Roman"/>
@@ -10576,8 +11214,9 @@
           <w:szCs w:val="24"/>
           <w:lang w:val="ru-RU"/>
         </w:rPr>
-        <w:t>Узум, Ишонч в.б.</w:t>
-      </w:r>
+        <w:t>Узум</w:t>
+      </w:r>
+      <w:proofErr w:type="spellEnd"/>
       <w:r>
         <w:rPr>
           <w:rFonts w:eastAsia="Times New Roman"/>
@@ -10587,6 +11226,65 @@
           <w:szCs w:val="24"/>
           <w:lang w:val="ru-RU"/>
         </w:rPr>
+        <w:t xml:space="preserve">, </w:t>
+      </w:r>
+      <w:proofErr w:type="spellStart"/>
+      <w:r>
+        <w:rPr>
+          <w:rFonts w:eastAsia="Times New Roman"/>
+          <w:i/>
+          <w:iCs/>
+          <w:sz w:val="24"/>
+          <w:szCs w:val="24"/>
+          <w:lang w:val="ru-RU"/>
+        </w:rPr>
+        <w:t>Ишонч</w:t>
+      </w:r>
+      <w:proofErr w:type="spellEnd"/>
+      <w:r>
+        <w:rPr>
+          <w:rFonts w:eastAsia="Times New Roman"/>
+          <w:i/>
+          <w:iCs/>
+          <w:sz w:val="24"/>
+          <w:szCs w:val="24"/>
+          <w:lang w:val="ru-RU"/>
+        </w:rPr>
+        <w:t xml:space="preserve"> </w:t>
+      </w:r>
+      <w:proofErr w:type="spellStart"/>
+      <w:r>
+        <w:rPr>
+          <w:rFonts w:eastAsia="Times New Roman"/>
+          <w:i/>
+          <w:iCs/>
+          <w:sz w:val="24"/>
+          <w:szCs w:val="24"/>
+          <w:lang w:val="ru-RU"/>
+        </w:rPr>
+        <w:t>в.б</w:t>
+      </w:r>
+      <w:proofErr w:type="spellEnd"/>
+      <w:r>
+        <w:rPr>
+          <w:rFonts w:eastAsia="Times New Roman"/>
+          <w:i/>
+          <w:iCs/>
+          <w:sz w:val="24"/>
+          <w:szCs w:val="24"/>
+          <w:lang w:val="ru-RU"/>
+        </w:rPr>
+        <w:t>.</w:t>
+      </w:r>
+      <w:r>
+        <w:rPr>
+          <w:rFonts w:eastAsia="Times New Roman"/>
+          <w:i/>
+          <w:iCs/>
+          <w:sz w:val="24"/>
+          <w:szCs w:val="24"/>
+          <w:lang w:val="ru-RU"/>
+        </w:rPr>
         <w:t xml:space="preserve">) </w:t>
       </w:r>
     </w:p>
@@ -11053,17 +11751,35 @@
           <w:sz w:val="24"/>
           <w:szCs w:val="24"/>
         </w:rPr>
-        <w:t xml:space="preserve"> Маиший техника</w:t>
-      </w:r>
-      <w:r>
-        <w:rPr>
-          <w:rFonts w:eastAsia="Times New Roman"/>
-          <w:sz w:val="24"/>
-          <w:szCs w:val="24"/>
-          <w:lang w:val="uz-Cyrl-UZ"/>
-        </w:rPr>
         <w:t xml:space="preserve"> </w:t>
       </w:r>
+      <w:proofErr w:type="spellStart"/>
+      <w:r>
+        <w:rPr>
+          <w:rFonts w:eastAsia="Times New Roman"/>
+          <w:sz w:val="24"/>
+          <w:szCs w:val="24"/>
+        </w:rPr>
+        <w:t>Маиший</w:t>
+      </w:r>
+      <w:proofErr w:type="spellEnd"/>
+      <w:r>
+        <w:rPr>
+          <w:rFonts w:eastAsia="Times New Roman"/>
+          <w:sz w:val="24"/>
+          <w:szCs w:val="24"/>
+        </w:rPr>
+        <w:t xml:space="preserve"> техника</w:t>
+      </w:r>
+      <w:r>
+        <w:rPr>
+          <w:rFonts w:eastAsia="Times New Roman"/>
+          <w:sz w:val="24"/>
+          <w:szCs w:val="24"/>
+          <w:lang w:val="uz-Cyrl-UZ"/>
+        </w:rPr>
+        <w:t xml:space="preserve"> </w:t>
+      </w:r>
       <w:r>
         <w:rPr>
           <w:rFonts w:eastAsia="Times New Roman"/>
@@ -11115,8 +11831,18 @@
           <w:sz w:val="24"/>
           <w:szCs w:val="24"/>
         </w:rPr>
-        <w:t xml:space="preserve"> Автомобил</w:t>
-      </w:r>
+        <w:t xml:space="preserve"> </w:t>
+      </w:r>
+      <w:proofErr w:type="spellStart"/>
+      <w:r>
+        <w:rPr>
+          <w:rFonts w:eastAsia="Times New Roman"/>
+          <w:sz w:val="24"/>
+          <w:szCs w:val="24"/>
+        </w:rPr>
+        <w:t>Автомобил</w:t>
+      </w:r>
+      <w:proofErr w:type="spellEnd"/>
       <w:r>
         <w:rPr>
           <w:rFonts w:eastAsia="Times New Roman"/>
@@ -11132,8 +11858,18 @@
           <w:sz w:val="24"/>
           <w:szCs w:val="24"/>
         </w:rPr>
-        <w:t xml:space="preserve"> харид</w:t>
-      </w:r>
+        <w:t xml:space="preserve"> </w:t>
+      </w:r>
+      <w:proofErr w:type="spellStart"/>
+      <w:r>
+        <w:rPr>
+          <w:rFonts w:eastAsia="Times New Roman"/>
+          <w:sz w:val="24"/>
+          <w:szCs w:val="24"/>
+        </w:rPr>
+        <w:t>харид</w:t>
+      </w:r>
+      <w:proofErr w:type="spellEnd"/>
       <w:r>
         <w:rPr>
           <w:rFonts w:eastAsia="Times New Roman"/>
@@ -12714,8 +13450,39 @@
           <w:szCs w:val="24"/>
           <w:lang w:val="ru-RU"/>
         </w:rPr>
-        <w:t xml:space="preserve"> Назоратни кучайтириш</w:t>
-      </w:r>
+        <w:t xml:space="preserve"> </w:t>
+      </w:r>
+      <w:proofErr w:type="spellStart"/>
+      <w:r>
+        <w:rPr>
+          <w:rFonts w:eastAsia="Times New Roman"/>
+          <w:sz w:val="24"/>
+          <w:szCs w:val="24"/>
+          <w:lang w:val="ru-RU"/>
+        </w:rPr>
+        <w:t>Назоратни</w:t>
+      </w:r>
+      <w:proofErr w:type="spellEnd"/>
+      <w:r>
+        <w:rPr>
+          <w:rFonts w:eastAsia="Times New Roman"/>
+          <w:sz w:val="24"/>
+          <w:szCs w:val="24"/>
+          <w:lang w:val="ru-RU"/>
+        </w:rPr>
+        <w:t xml:space="preserve"> </w:t>
+      </w:r>
+      <w:proofErr w:type="spellStart"/>
+      <w:r>
+        <w:rPr>
+          <w:rFonts w:eastAsia="Times New Roman"/>
+          <w:sz w:val="24"/>
+          <w:szCs w:val="24"/>
+          <w:lang w:val="ru-RU"/>
+        </w:rPr>
+        <w:t>кучайтириш</w:t>
+      </w:r>
+      <w:proofErr w:type="spellEnd"/>
     </w:p>
     <w:p>
       <w:pPr>
@@ -12743,8 +13510,79 @@
           <w:szCs w:val="24"/>
           <w:lang w:val="ru-RU"/>
         </w:rPr>
-        <w:t xml:space="preserve"> Нақд пул ва пластик карта кўринишида бериш</w:t>
-      </w:r>
+        <w:t xml:space="preserve"> </w:t>
+      </w:r>
+      <w:proofErr w:type="spellStart"/>
+      <w:r>
+        <w:rPr>
+          <w:rFonts w:eastAsia="Times New Roman"/>
+          <w:sz w:val="24"/>
+          <w:szCs w:val="24"/>
+          <w:lang w:val="ru-RU"/>
+        </w:rPr>
+        <w:t>Нақд</w:t>
+      </w:r>
+      <w:proofErr w:type="spellEnd"/>
+      <w:r>
+        <w:rPr>
+          <w:rFonts w:eastAsia="Times New Roman"/>
+          <w:sz w:val="24"/>
+          <w:szCs w:val="24"/>
+          <w:lang w:val="ru-RU"/>
+        </w:rPr>
+        <w:t xml:space="preserve"> пул </w:t>
+      </w:r>
+      <w:proofErr w:type="spellStart"/>
+      <w:r>
+        <w:rPr>
+          <w:rFonts w:eastAsia="Times New Roman"/>
+          <w:sz w:val="24"/>
+          <w:szCs w:val="24"/>
+          <w:lang w:val="ru-RU"/>
+        </w:rPr>
+        <w:t>ва</w:t>
+      </w:r>
+      <w:proofErr w:type="spellEnd"/>
+      <w:r>
+        <w:rPr>
+          <w:rFonts w:eastAsia="Times New Roman"/>
+          <w:sz w:val="24"/>
+          <w:szCs w:val="24"/>
+          <w:lang w:val="ru-RU"/>
+        </w:rPr>
+        <w:t xml:space="preserve"> пластик карта </w:t>
+      </w:r>
+      <w:proofErr w:type="spellStart"/>
+      <w:r>
+        <w:rPr>
+          <w:rFonts w:eastAsia="Times New Roman"/>
+          <w:sz w:val="24"/>
+          <w:szCs w:val="24"/>
+          <w:lang w:val="ru-RU"/>
+        </w:rPr>
+        <w:t>кўринишида</w:t>
+      </w:r>
+      <w:proofErr w:type="spellEnd"/>
+      <w:r>
+        <w:rPr>
+          <w:rFonts w:eastAsia="Times New Roman"/>
+          <w:sz w:val="24"/>
+          <w:szCs w:val="24"/>
+          <w:lang w:val="ru-RU"/>
+        </w:rPr>
+        <w:t xml:space="preserve"> </w:t>
+      </w:r>
+      <w:proofErr w:type="spellStart"/>
+      <w:r>
+        <w:rPr>
+          <w:rFonts w:eastAsia="Times New Roman"/>
+          <w:sz w:val="24"/>
+          <w:szCs w:val="24"/>
+          <w:lang w:val="ru-RU"/>
+        </w:rPr>
+        <w:t>бериш</w:t>
+      </w:r>
+      <w:proofErr w:type="spellEnd"/>
     </w:p>
     <w:p>
       <w:pPr>
@@ -12772,7 +13610,27 @@
           <w:szCs w:val="24"/>
           <w:lang w:val="ru-RU"/>
         </w:rPr>
-        <w:t xml:space="preserve"> Бошқа: ___________</w:t>
+        <w:t xml:space="preserve"> </w:t>
+      </w:r>
+      <w:proofErr w:type="spellStart"/>
+      <w:r>
+        <w:rPr>
+          <w:rFonts w:eastAsia="Times New Roman"/>
+          <w:sz w:val="24"/>
+          <w:szCs w:val="24"/>
+          <w:lang w:val="ru-RU"/>
+        </w:rPr>
+        <w:t>Бошқа</w:t>
+      </w:r>
+      <w:proofErr w:type="spellEnd"/>
+      <w:r>
+        <w:rPr>
+          <w:rFonts w:eastAsia="Times New Roman"/>
+          <w:sz w:val="24"/>
+          <w:szCs w:val="24"/>
+          <w:lang w:val="ru-RU"/>
+        </w:rPr>
+        <w:t>: ___________</w:t>
       </w:r>
     </w:p>
     <w:p>
@@ -14306,7 +15164,7 @@
           <w:szCs w:val="24"/>
           <w:lang w:val="uz-Cyrl-UZ"/>
         </w:rPr>
-        <w:t xml:space="preserve">                                                                                    Мақсадга мувофиқ           Мақсадга мувофиқ эмас</w:t>
+        <w:t xml:space="preserve">                                                           Мақсадга мувофиқ           Мақсадга мувофиқ эмас</w:t>
       </w:r>
     </w:p>
     <w:p>
@@ -15996,6 +16854,7 @@
         </w:rPr>
         <w:t>☐</w:t>
       </w:r>
+      <w:proofErr w:type="spellStart"/>
       <w:r>
         <w:rPr>
           <w:rFonts w:eastAsia="Times New Roman"/>
@@ -16003,8 +16862,69 @@
           <w:szCs w:val="24"/>
           <w:lang w:val="ru-RU"/>
         </w:rPr>
-        <w:t>Менинг умуман кредитим бўлмаган</w:t>
-      </w:r>
+        <w:t>Менинг</w:t>
+      </w:r>
+      <w:proofErr w:type="spellEnd"/>
+      <w:r>
+        <w:rPr>
+          <w:rFonts w:eastAsia="Times New Roman"/>
+          <w:sz w:val="24"/>
+          <w:szCs w:val="24"/>
+          <w:lang w:val="ru-RU"/>
+        </w:rPr>
+        <w:t xml:space="preserve"> </w:t>
+      </w:r>
+      <w:proofErr w:type="spellStart"/>
+      <w:r>
+        <w:rPr>
+          <w:rFonts w:eastAsia="Times New Roman"/>
+          <w:sz w:val="24"/>
+          <w:szCs w:val="24"/>
+          <w:lang w:val="ru-RU"/>
+        </w:rPr>
+        <w:t>умуман</w:t>
+      </w:r>
+      <w:proofErr w:type="spellEnd"/>
+      <w:r>
+        <w:rPr>
+          <w:rFonts w:eastAsia="Times New Roman"/>
+          <w:sz w:val="24"/>
+          <w:szCs w:val="24"/>
+          <w:lang w:val="ru-RU"/>
+        </w:rPr>
+        <w:t xml:space="preserve"> </w:t>
+      </w:r>
+      <w:proofErr w:type="spellStart"/>
+      <w:r>
+        <w:rPr>
+          <w:rFonts w:eastAsia="Times New Roman"/>
+          <w:sz w:val="24"/>
+          <w:szCs w:val="24"/>
+          <w:lang w:val="ru-RU"/>
+        </w:rPr>
+        <w:t>кредитим</w:t>
+      </w:r>
+      <w:proofErr w:type="spellEnd"/>
+      <w:r>
+        <w:rPr>
+          <w:rFonts w:eastAsia="Times New Roman"/>
+          <w:sz w:val="24"/>
+          <w:szCs w:val="24"/>
+          <w:lang w:val="ru-RU"/>
+        </w:rPr>
+        <w:t xml:space="preserve"> </w:t>
+      </w:r>
+      <w:proofErr w:type="spellStart"/>
+      <w:r>
+        <w:rPr>
+          <w:rFonts w:eastAsia="Times New Roman"/>
+          <w:sz w:val="24"/>
+          <w:szCs w:val="24"/>
+          <w:lang w:val="ru-RU"/>
+        </w:rPr>
+        <w:t>бўлмаган</w:t>
+      </w:r>
+      <w:proofErr w:type="spellEnd"/>
     </w:p>
     <w:p>
       <w:pPr>
@@ -16025,6 +16945,7 @@
         </w:rPr>
         <w:t>☐</w:t>
       </w:r>
+      <w:proofErr w:type="spellStart"/>
       <w:r>
         <w:rPr>
           <w:rFonts w:eastAsia="Times New Roman"/>
@@ -16032,8 +16953,109 @@
           <w:szCs w:val="24"/>
           <w:lang w:val="ru-RU"/>
         </w:rPr>
-        <w:t>Ҳар доим тўловни ўз вақтида амалга ошираман</w:t>
-      </w:r>
+        <w:t>Ҳар</w:t>
+      </w:r>
+      <w:proofErr w:type="spellEnd"/>
+      <w:r>
+        <w:rPr>
+          <w:rFonts w:eastAsia="Times New Roman"/>
+          <w:sz w:val="24"/>
+          <w:szCs w:val="24"/>
+          <w:lang w:val="ru-RU"/>
+        </w:rPr>
+        <w:t xml:space="preserve"> доим </w:t>
+      </w:r>
+      <w:proofErr w:type="spellStart"/>
+      <w:r>
+        <w:rPr>
+          <w:rFonts w:eastAsia="Times New Roman"/>
+          <w:sz w:val="24"/>
+          <w:szCs w:val="24"/>
+          <w:lang w:val="ru-RU"/>
+        </w:rPr>
+        <w:t>тўловни</w:t>
+      </w:r>
+      <w:proofErr w:type="spellEnd"/>
+      <w:r>
+        <w:rPr>
+          <w:rFonts w:eastAsia="Times New Roman"/>
+          <w:sz w:val="24"/>
+          <w:szCs w:val="24"/>
+          <w:lang w:val="ru-RU"/>
+        </w:rPr>
+        <w:t xml:space="preserve"> </w:t>
+      </w:r>
+      <w:proofErr w:type="spellStart"/>
+      <w:r>
+        <w:rPr>
+          <w:rFonts w:eastAsia="Times New Roman"/>
+          <w:sz w:val="24"/>
+          <w:szCs w:val="24"/>
+          <w:lang w:val="ru-RU"/>
+        </w:rPr>
+        <w:t>ўз</w:t>
+      </w:r>
+      <w:proofErr w:type="spellEnd"/>
+      <w:r>
+        <w:rPr>
+          <w:rFonts w:eastAsia="Times New Roman"/>
+          <w:sz w:val="24"/>
+          <w:szCs w:val="24"/>
+          <w:lang w:val="ru-RU"/>
+        </w:rPr>
+        <w:t xml:space="preserve"> </w:t>
+      </w:r>
+      <w:proofErr w:type="spellStart"/>
+      <w:r>
+        <w:rPr>
+          <w:rFonts w:eastAsia="Times New Roman"/>
+          <w:sz w:val="24"/>
+          <w:szCs w:val="24"/>
+          <w:lang w:val="ru-RU"/>
+        </w:rPr>
+        <w:t>вақтида</w:t>
+      </w:r>
+      <w:proofErr w:type="spellEnd"/>
+      <w:r>
+        <w:rPr>
+          <w:rFonts w:eastAsia="Times New Roman"/>
+          <w:sz w:val="24"/>
+          <w:szCs w:val="24"/>
+          <w:lang w:val="ru-RU"/>
+        </w:rPr>
+        <w:t xml:space="preserve"> </w:t>
+      </w:r>
+      <w:proofErr w:type="spellStart"/>
+      <w:r>
+        <w:rPr>
+          <w:rFonts w:eastAsia="Times New Roman"/>
+          <w:sz w:val="24"/>
+          <w:szCs w:val="24"/>
+          <w:lang w:val="ru-RU"/>
+        </w:rPr>
+        <w:t>амалга</w:t>
+      </w:r>
+      <w:proofErr w:type="spellEnd"/>
+      <w:r>
+        <w:rPr>
+          <w:rFonts w:eastAsia="Times New Roman"/>
+          <w:sz w:val="24"/>
+          <w:szCs w:val="24"/>
+          <w:lang w:val="ru-RU"/>
+        </w:rPr>
+        <w:t xml:space="preserve"> </w:t>
+      </w:r>
+      <w:proofErr w:type="spellStart"/>
+      <w:r>
+        <w:rPr>
+          <w:rFonts w:eastAsia="Times New Roman"/>
+          <w:sz w:val="24"/>
+          <w:szCs w:val="24"/>
+          <w:lang w:val="ru-RU"/>
+        </w:rPr>
+        <w:t>ошираман</w:t>
+      </w:r>
+      <w:proofErr w:type="spellEnd"/>
     </w:p>
     <w:p>
       <w:pPr>
@@ -16054,6 +17076,7 @@
         </w:rPr>
         <w:t>☐</w:t>
       </w:r>
+      <w:proofErr w:type="spellStart"/>
       <w:r>
         <w:rPr>
           <w:rFonts w:eastAsia="Times New Roman"/>
@@ -16061,7 +17084,77 @@
           <w:szCs w:val="24"/>
           <w:lang w:val="ru-RU"/>
         </w:rPr>
-        <w:t>Жавоб беришга қийналаман (ўқилмасин)</w:t>
+        <w:t>Жавоб</w:t>
+      </w:r>
+      <w:proofErr w:type="spellEnd"/>
+      <w:r>
+        <w:rPr>
+          <w:rFonts w:eastAsia="Times New Roman"/>
+          <w:sz w:val="24"/>
+          <w:szCs w:val="24"/>
+          <w:lang w:val="ru-RU"/>
+        </w:rPr>
+        <w:t xml:space="preserve"> </w:t>
+      </w:r>
+      <w:proofErr w:type="spellStart"/>
+      <w:r>
+        <w:rPr>
+          <w:rFonts w:eastAsia="Times New Roman"/>
+          <w:sz w:val="24"/>
+          <w:szCs w:val="24"/>
+          <w:lang w:val="ru-RU"/>
+        </w:rPr>
+        <w:t>беришга</w:t>
+      </w:r>
+      <w:proofErr w:type="spellEnd"/>
+      <w:r>
+        <w:rPr>
+          <w:rFonts w:eastAsia="Times New Roman"/>
+          <w:sz w:val="24"/>
+          <w:szCs w:val="24"/>
+          <w:lang w:val="ru-RU"/>
+        </w:rPr>
+        <w:t xml:space="preserve"> </w:t>
+      </w:r>
+      <w:proofErr w:type="spellStart"/>
+      <w:r>
+        <w:rPr>
+          <w:rFonts w:eastAsia="Times New Roman"/>
+          <w:sz w:val="24"/>
+          <w:szCs w:val="24"/>
+          <w:lang w:val="ru-RU"/>
+        </w:rPr>
+        <w:t>қийналаман</w:t>
+      </w:r>
+      <w:proofErr w:type="spellEnd"/>
+      <w:r>
+        <w:rPr>
+          <w:rFonts w:eastAsia="Times New Roman"/>
+          <w:sz w:val="24"/>
+          <w:szCs w:val="24"/>
+          <w:lang w:val="ru-RU"/>
+        </w:rPr>
+        <w:t xml:space="preserve"> (</w:t>
+      </w:r>
+      <w:proofErr w:type="spellStart"/>
+      <w:r>
+        <w:rPr>
+          <w:rFonts w:eastAsia="Times New Roman"/>
+          <w:sz w:val="24"/>
+          <w:szCs w:val="24"/>
+          <w:lang w:val="ru-RU"/>
+        </w:rPr>
+        <w:t>ўқилмасин</w:t>
+      </w:r>
+      <w:proofErr w:type="spellEnd"/>
+      <w:r>
+        <w:rPr>
+          <w:rFonts w:eastAsia="Times New Roman"/>
+          <w:sz w:val="24"/>
+          <w:szCs w:val="24"/>
+          <w:lang w:val="ru-RU"/>
+        </w:rPr>
+        <w:t>)</w:t>
       </w:r>
     </w:p>
     <w:p>
@@ -16280,21 +17373,59 @@
         </w:rPr>
         <w:t xml:space="preserve">O </w:t>
       </w:r>
-      <w:r>
-        <w:rPr>
-          <w:rFonts w:eastAsia="Times New Roman"/>
-          <w:sz w:val="24"/>
-          <w:szCs w:val="24"/>
-        </w:rPr>
-        <w:t xml:space="preserve">Ҳеч </w:t>
-      </w:r>
-      <w:r>
-        <w:rPr>
-          <w:rFonts w:eastAsia="Times New Roman"/>
-          <w:sz w:val="24"/>
-          <w:szCs w:val="24"/>
-        </w:rPr>
-        <w:t xml:space="preserve">қандай кечикиш </w:t>
+      <w:proofErr w:type="spellStart"/>
+      <w:r>
+        <w:rPr>
+          <w:rFonts w:eastAsia="Times New Roman"/>
+          <w:sz w:val="24"/>
+          <w:szCs w:val="24"/>
+        </w:rPr>
+        <w:t>Ҳеч</w:t>
+      </w:r>
+      <w:proofErr w:type="spellEnd"/>
+      <w:r>
+        <w:rPr>
+          <w:rFonts w:eastAsia="Times New Roman"/>
+          <w:sz w:val="24"/>
+          <w:szCs w:val="24"/>
+        </w:rPr>
+        <w:t xml:space="preserve"> </w:t>
+      </w:r>
+      <w:proofErr w:type="spellStart"/>
+      <w:r>
+        <w:rPr>
+          <w:rFonts w:eastAsia="Times New Roman"/>
+          <w:sz w:val="24"/>
+          <w:szCs w:val="24"/>
+        </w:rPr>
+        <w:t>қандай</w:t>
+      </w:r>
+      <w:proofErr w:type="spellEnd"/>
+      <w:r>
+        <w:rPr>
+          <w:rFonts w:eastAsia="Times New Roman"/>
+          <w:sz w:val="24"/>
+          <w:szCs w:val="24"/>
+        </w:rPr>
+        <w:t xml:space="preserve"> </w:t>
+      </w:r>
+      <w:proofErr w:type="spellStart"/>
+      <w:r>
+        <w:rPr>
+          <w:rFonts w:eastAsia="Times New Roman"/>
+          <w:sz w:val="24"/>
+          <w:szCs w:val="24"/>
+        </w:rPr>
+        <w:t>кечикиш</w:t>
+      </w:r>
+      <w:proofErr w:type="spellEnd"/>
+      <w:r>
+        <w:rPr>
+          <w:rFonts w:eastAsia="Times New Roman"/>
+          <w:sz w:val="24"/>
+          <w:szCs w:val="24"/>
+        </w:rPr>
+        <w:t xml:space="preserve"> </w:t>
       </w:r>
       <w:r>
         <w:rPr>
@@ -16305,6 +17436,7 @@
         </w:rPr>
         <w:t>мумкин (</w:t>
       </w:r>
+      <w:proofErr w:type="spellStart"/>
       <w:r>
         <w:rPr>
           <w:rFonts w:eastAsia="Times New Roman"/>
@@ -16313,6 +17445,7 @@
         </w:rPr>
         <w:t>нормал</w:t>
       </w:r>
+      <w:proofErr w:type="spellEnd"/>
       <w:r>
         <w:rPr>
           <w:rFonts w:eastAsia="Times New Roman"/>
@@ -16328,8 +17461,18 @@
           <w:sz w:val="24"/>
           <w:szCs w:val="24"/>
         </w:rPr>
-        <w:t xml:space="preserve"> эмас</w:t>
-      </w:r>
+        <w:t xml:space="preserve"> </w:t>
+      </w:r>
+      <w:proofErr w:type="spellStart"/>
+      <w:r>
+        <w:rPr>
+          <w:rFonts w:eastAsia="Times New Roman"/>
+          <w:sz w:val="24"/>
+          <w:szCs w:val="24"/>
+        </w:rPr>
+        <w:t>эмас</w:t>
+      </w:r>
+      <w:proofErr w:type="spellEnd"/>
     </w:p>
     <w:p>
       <w:pPr>
@@ -17154,18 +18297,45 @@
           <w:szCs w:val="24"/>
           <w:lang w:val="uz-Cyrl-UZ"/>
         </w:rPr>
+        <w:t>Кредит/қарз/насияни ундириш жараёнида қуйидагилардан қайсилари қўлланилган? (бир нечта жавобни танлаш мумкин)</w:t>
+      </w:r>
+    </w:p>
+    <w:p>
+      <w:pPr>
+        <w:spacing w:before="120" w:line="240" w:lineRule="auto"/>
+        <w:rPr>
+          <w:rFonts w:eastAsia="Times New Roman"/>
+          <w:sz w:val="24"/>
+          <w:szCs w:val="24"/>
+          <w:lang w:val="uz-Cyrl-UZ"/>
+        </w:rPr>
+      </w:pPr>
+      <w:r>
+        <w:rPr>
+          <w:rFonts w:ascii="Segoe UI Symbol" w:eastAsia="Times New Roman" w:hAnsi="Segoe UI Symbol" w:cs="Segoe UI Symbol"/>
+          <w:sz w:val="24"/>
+          <w:szCs w:val="24"/>
+          <w:lang w:val="uz-Cyrl-UZ"/>
+        </w:rPr>
+        <w:t>☐</w:t>
+      </w:r>
+      <w:r>
+        <w:rPr>
+          <w:rFonts w:eastAsia="Times New Roman"/>
+          <w:sz w:val="24"/>
+          <w:szCs w:val="24"/>
+          <w:lang w:val="uz-Cyrl-UZ"/>
+        </w:rPr>
         <w:t xml:space="preserve"> </w:t>
       </w:r>
       <w:r>
         <w:rPr>
           <w:rFonts w:eastAsia="Times New Roman"/>
-          <w:b/>
-          <w:bCs/>
-          <w:sz w:val="24"/>
-          <w:szCs w:val="24"/>
-          <w:lang w:val="uz-Cyrl-UZ"/>
-        </w:rPr>
-        <w:t>Кредит/қарз/насияни ундириш жараёнида қуйидагилардан қайсилари қўлланилган? (бир нечта жавобни танлаш мумкин)</w:t>
+          <w:sz w:val="24"/>
+          <w:szCs w:val="24"/>
+          <w:lang w:val="uz-Cyrl-UZ"/>
+        </w:rPr>
+        <w:t>SMS орқали эслатмалар</w:t>
       </w:r>
     </w:p>
     <w:p>
@@ -17203,7 +18373,7 @@
           <w:szCs w:val="24"/>
           <w:lang w:val="uz-Cyrl-UZ"/>
         </w:rPr>
-        <w:t>SMS орқали эслатмалар</w:t>
+        <w:t>Телефон орқали қўнғироқлар</w:t>
       </w:r>
     </w:p>
     <w:p>
@@ -17239,9 +18409,89 @@
           <w:rFonts w:eastAsia="Times New Roman"/>
           <w:sz w:val="24"/>
           <w:szCs w:val="24"/>
-          <w:lang w:val="uz-Cyrl-UZ"/>
-        </w:rPr>
-        <w:t>Телефон орқали қўнғироқлар</w:t>
+          <w:lang w:val="ru-RU"/>
+        </w:rPr>
+        <w:t xml:space="preserve">Банк </w:t>
+      </w:r>
+      <w:proofErr w:type="spellStart"/>
+      <w:r>
+        <w:rPr>
+          <w:rFonts w:eastAsia="Times New Roman"/>
+          <w:sz w:val="24"/>
+          <w:szCs w:val="24"/>
+          <w:lang w:val="ru-RU"/>
+        </w:rPr>
+        <w:t>ходимининг</w:t>
+      </w:r>
+      <w:proofErr w:type="spellEnd"/>
+      <w:r>
+        <w:rPr>
+          <w:rFonts w:eastAsia="Times New Roman"/>
+          <w:sz w:val="24"/>
+          <w:szCs w:val="24"/>
+          <w:lang w:val="ru-RU"/>
+        </w:rPr>
+        <w:t xml:space="preserve"> </w:t>
+      </w:r>
+      <w:proofErr w:type="spellStart"/>
+      <w:r>
+        <w:rPr>
+          <w:rFonts w:eastAsia="Times New Roman"/>
+          <w:sz w:val="24"/>
+          <w:szCs w:val="24"/>
+          <w:lang w:val="ru-RU"/>
+        </w:rPr>
+        <w:t>уйга</w:t>
+      </w:r>
+      <w:proofErr w:type="spellEnd"/>
+      <w:r>
+        <w:rPr>
+          <w:rFonts w:eastAsia="Times New Roman"/>
+          <w:sz w:val="24"/>
+          <w:szCs w:val="24"/>
+          <w:lang w:val="ru-RU"/>
+        </w:rPr>
+        <w:t>/</w:t>
+      </w:r>
+      <w:proofErr w:type="spellStart"/>
+      <w:r>
+        <w:rPr>
+          <w:rFonts w:eastAsia="Times New Roman"/>
+          <w:sz w:val="24"/>
+          <w:szCs w:val="24"/>
+          <w:lang w:val="ru-RU"/>
+        </w:rPr>
+        <w:t>ишга</w:t>
+      </w:r>
+      <w:proofErr w:type="spellEnd"/>
+      <w:r>
+        <w:rPr>
+          <w:rFonts w:eastAsia="Times New Roman"/>
+          <w:sz w:val="24"/>
+          <w:szCs w:val="24"/>
+          <w:lang w:val="ru-RU"/>
+        </w:rPr>
+        <w:t xml:space="preserve"> </w:t>
+      </w:r>
+      <w:proofErr w:type="spellStart"/>
+      <w:r>
+        <w:rPr>
+          <w:rFonts w:eastAsia="Times New Roman"/>
+          <w:sz w:val="24"/>
+          <w:szCs w:val="24"/>
+          <w:lang w:val="ru-RU"/>
+        </w:rPr>
+        <w:t>келиши</w:t>
+      </w:r>
+      <w:proofErr w:type="spellEnd"/>
+      <w:r>
+        <w:rPr>
+          <w:rFonts w:eastAsia="Times New Roman"/>
+          <w:sz w:val="24"/>
+          <w:szCs w:val="24"/>
+          <w:lang w:val="ru-RU"/>
+        </w:rPr>
+        <w:t>)</w:t>
       </w:r>
     </w:p>
     <w:p>
@@ -17279,8 +18529,9 @@
           <w:szCs w:val="24"/>
           <w:lang w:val="ru-RU"/>
         </w:rPr>
-        <w:t>Банк ходимининг</w:t>
-      </w:r>
+        <w:t xml:space="preserve">МИБ </w:t>
+      </w:r>
+      <w:proofErr w:type="spellStart"/>
       <w:r>
         <w:rPr>
           <w:rFonts w:eastAsia="Times New Roman"/>
@@ -17288,8 +18539,89 @@
           <w:szCs w:val="24"/>
           <w:lang w:val="ru-RU"/>
         </w:rPr>
-        <w:t xml:space="preserve"> уйга/ишга келиши)</w:t>
-      </w:r>
+        <w:t>ходимининг</w:t>
+      </w:r>
+      <w:proofErr w:type="spellEnd"/>
+      <w:r>
+        <w:rPr>
+          <w:rFonts w:eastAsia="Times New Roman"/>
+          <w:sz w:val="24"/>
+          <w:szCs w:val="24"/>
+          <w:lang w:val="ru-RU"/>
+        </w:rPr>
+        <w:t xml:space="preserve"> </w:t>
+      </w:r>
+      <w:proofErr w:type="spellStart"/>
+      <w:r>
+        <w:rPr>
+          <w:rFonts w:eastAsia="Times New Roman"/>
+          <w:sz w:val="24"/>
+          <w:szCs w:val="24"/>
+          <w:lang w:val="ru-RU"/>
+        </w:rPr>
+        <w:t>уйга</w:t>
+      </w:r>
+      <w:proofErr w:type="spellEnd"/>
+      <w:r>
+        <w:rPr>
+          <w:rFonts w:eastAsia="Times New Roman"/>
+          <w:sz w:val="24"/>
+          <w:szCs w:val="24"/>
+          <w:lang w:val="ru-RU"/>
+        </w:rPr>
+        <w:t>/</w:t>
+      </w:r>
+      <w:proofErr w:type="spellStart"/>
+      <w:r>
+        <w:rPr>
+          <w:rFonts w:eastAsia="Times New Roman"/>
+          <w:sz w:val="24"/>
+          <w:szCs w:val="24"/>
+          <w:lang w:val="ru-RU"/>
+        </w:rPr>
+        <w:t>ишга</w:t>
+      </w:r>
+      <w:proofErr w:type="spellEnd"/>
+      <w:r>
+        <w:rPr>
+          <w:rFonts w:eastAsia="Times New Roman"/>
+          <w:sz w:val="24"/>
+          <w:szCs w:val="24"/>
+          <w:lang w:val="ru-RU"/>
+        </w:rPr>
+        <w:t xml:space="preserve"> </w:t>
+      </w:r>
+      <w:proofErr w:type="spellStart"/>
+      <w:r>
+        <w:rPr>
+          <w:rFonts w:eastAsia="Times New Roman"/>
+          <w:sz w:val="24"/>
+          <w:szCs w:val="24"/>
+          <w:lang w:val="ru-RU"/>
+        </w:rPr>
+        <w:t>келиши</w:t>
+      </w:r>
+      <w:proofErr w:type="spellEnd"/>
+      <w:r>
+        <w:rPr>
+          <w:rFonts w:eastAsia="Times New Roman"/>
+          <w:sz w:val="24"/>
+          <w:szCs w:val="24"/>
+          <w:lang w:val="ru-RU"/>
+        </w:rPr>
+        <w:t xml:space="preserve">, </w:t>
+      </w:r>
+      <w:proofErr w:type="spellStart"/>
+      <w:r>
+        <w:rPr>
+          <w:rFonts w:eastAsia="Times New Roman"/>
+          <w:sz w:val="24"/>
+          <w:szCs w:val="24"/>
+          <w:lang w:val="ru-RU"/>
+        </w:rPr>
+        <w:t>боғланиши</w:t>
+      </w:r>
+      <w:proofErr w:type="spellEnd"/>
     </w:p>
     <w:p>
       <w:pPr>
@@ -17321,23 +18653,136 @@
       </w:r>
       <w:r>
         <w:rPr>
+          <w:sz w:val="24"/>
+          <w:szCs w:val="24"/>
+          <w:lang w:val="uz-Cyrl-UZ"/>
+        </w:rPr>
+        <w:t>Кафил билан боғланиш</w:t>
+      </w:r>
+    </w:p>
+    <w:p>
+      <w:pPr>
+        <w:spacing w:before="120" w:line="240" w:lineRule="auto"/>
+        <w:rPr>
+          <w:rFonts w:eastAsia="Times New Roman"/>
+          <w:sz w:val="24"/>
+          <w:szCs w:val="24"/>
+          <w:lang w:val="uz-Cyrl-UZ"/>
+        </w:rPr>
+      </w:pPr>
+      <w:r>
+        <w:rPr>
+          <w:rFonts w:ascii="Segoe UI Symbol" w:eastAsia="Times New Roman" w:hAnsi="Segoe UI Symbol" w:cs="Segoe UI Symbol"/>
+          <w:sz w:val="24"/>
+          <w:szCs w:val="24"/>
+          <w:lang w:val="uz-Cyrl-UZ"/>
+        </w:rPr>
+        <w:t>☐</w:t>
+      </w:r>
+      <w:r>
+        <w:rPr>
+          <w:rFonts w:eastAsia="Times New Roman"/>
+          <w:sz w:val="24"/>
+          <w:szCs w:val="24"/>
+          <w:lang w:val="uz-Cyrl-UZ"/>
+        </w:rPr>
+        <w:t xml:space="preserve"> </w:t>
+      </w:r>
+      <w:r>
+        <w:rPr>
+          <w:rFonts w:eastAsia="Times New Roman"/>
+          <w:sz w:val="24"/>
+          <w:szCs w:val="24"/>
+          <w:lang w:val="uz-Cyrl-UZ"/>
+        </w:rPr>
+        <w:t>Расмий огоҳлантириш хати юбориш</w:t>
+      </w:r>
+    </w:p>
+    <w:p>
+      <w:pPr>
+        <w:spacing w:before="120" w:line="240" w:lineRule="auto"/>
+        <w:rPr>
+          <w:rFonts w:eastAsia="Times New Roman"/>
+          <w:sz w:val="24"/>
+          <w:szCs w:val="24"/>
+          <w:lang w:val="uz-Cyrl-UZ"/>
+        </w:rPr>
+      </w:pPr>
+      <w:r>
+        <w:rPr>
+          <w:rFonts w:ascii="Segoe UI Symbol" w:eastAsia="Times New Roman" w:hAnsi="Segoe UI Symbol" w:cs="Segoe UI Symbol"/>
+          <w:sz w:val="24"/>
+          <w:szCs w:val="24"/>
+          <w:lang w:val="uz-Cyrl-UZ"/>
+        </w:rPr>
+        <w:t>☐</w:t>
+      </w:r>
+      <w:r>
+        <w:rPr>
+          <w:rFonts w:eastAsia="Times New Roman"/>
+          <w:sz w:val="24"/>
+          <w:szCs w:val="24"/>
+          <w:lang w:val="uz-Cyrl-UZ"/>
+        </w:rPr>
+        <w:t xml:space="preserve"> </w:t>
+      </w:r>
+      <w:r>
+        <w:rPr>
+          <w:rFonts w:eastAsia="Times New Roman"/>
+          <w:sz w:val="24"/>
+          <w:szCs w:val="24"/>
+          <w:lang w:val="uz-Cyrl-UZ"/>
+        </w:rPr>
+        <w:t>Суд жараёни</w:t>
+      </w:r>
+    </w:p>
+    <w:p>
+      <w:pPr>
+        <w:spacing w:before="120" w:line="240" w:lineRule="auto"/>
+        <w:rPr>
+          <w:rFonts w:eastAsia="Times New Roman"/>
+          <w:sz w:val="24"/>
+          <w:szCs w:val="24"/>
+          <w:lang w:val="uz-Cyrl-UZ"/>
+        </w:rPr>
+      </w:pPr>
+      <w:r>
+        <w:rPr>
+          <w:rFonts w:ascii="Segoe UI Symbol" w:eastAsia="Times New Roman" w:hAnsi="Segoe UI Symbol" w:cs="Segoe UI Symbol"/>
+          <w:sz w:val="24"/>
+          <w:szCs w:val="24"/>
+          <w:lang w:val="uz-Cyrl-UZ"/>
+        </w:rPr>
+        <w:t>☐</w:t>
+      </w:r>
+      <w:r>
+        <w:rPr>
+          <w:rFonts w:eastAsia="Times New Roman"/>
+          <w:sz w:val="24"/>
+          <w:szCs w:val="24"/>
+          <w:lang w:val="uz-Cyrl-UZ"/>
+        </w:rPr>
+        <w:t xml:space="preserve"> </w:t>
+      </w:r>
+      <w:r>
+        <w:rPr>
+          <w:rFonts w:eastAsia="Times New Roman"/>
+          <w:sz w:val="24"/>
+          <w:szCs w:val="24"/>
+          <w:lang w:val="uz-Cyrl-UZ"/>
+        </w:rPr>
+        <w:t>Гаров бўйича чоралар (гаровга тақиқ қўйилиши)</w:t>
+      </w:r>
+    </w:p>
+    <w:p>
+      <w:pPr>
+        <w:spacing w:before="120" w:line="240" w:lineRule="auto"/>
+        <w:rPr>
           <w:rFonts w:eastAsia="Times New Roman"/>
           <w:sz w:val="24"/>
           <w:szCs w:val="24"/>
           <w:lang w:val="ru-RU"/>
         </w:rPr>
-        <w:t>МИБ ходимининг уйга/ишга келиши, боғланиши</w:t>
-      </w:r>
-    </w:p>
-    <w:p>
-      <w:pPr>
-        <w:spacing w:before="120" w:line="240" w:lineRule="auto"/>
-        <w:rPr>
-          <w:rFonts w:eastAsia="Times New Roman"/>
-          <w:sz w:val="24"/>
-          <w:szCs w:val="24"/>
-          <w:lang w:val="uz-Cyrl-UZ"/>
-        </w:rPr>
       </w:pPr>
       <w:r>
         <w:rPr>
@@ -17357,165 +18802,45 @@
         </w:rPr>
         <w:t xml:space="preserve"> </w:t>
       </w:r>
-      <w:r>
-        <w:rPr>
-          <w:sz w:val="24"/>
-          <w:szCs w:val="24"/>
-          <w:lang w:val="uz-Cyrl-UZ"/>
-        </w:rPr>
-        <w:t>Кафил билан боғланиш</w:t>
-      </w:r>
-    </w:p>
-    <w:p>
-      <w:pPr>
-        <w:spacing w:before="120" w:line="240" w:lineRule="auto"/>
-        <w:rPr>
-          <w:rFonts w:eastAsia="Times New Roman"/>
-          <w:sz w:val="24"/>
-          <w:szCs w:val="24"/>
-          <w:lang w:val="uz-Cyrl-UZ"/>
-        </w:rPr>
-      </w:pPr>
-      <w:r>
-        <w:rPr>
-          <w:rFonts w:ascii="Segoe UI Symbol" w:eastAsia="Times New Roman" w:hAnsi="Segoe UI Symbol" w:cs="Segoe UI Symbol"/>
-          <w:sz w:val="24"/>
-          <w:szCs w:val="24"/>
-          <w:lang w:val="uz-Cyrl-UZ"/>
-        </w:rPr>
-        <w:t>☐</w:t>
-      </w:r>
-      <w:r>
-        <w:rPr>
-          <w:rFonts w:eastAsia="Times New Roman"/>
-          <w:sz w:val="24"/>
-          <w:szCs w:val="24"/>
-          <w:lang w:val="uz-Cyrl-UZ"/>
+      <w:proofErr w:type="spellStart"/>
+      <w:r>
+        <w:rPr>
+          <w:rFonts w:eastAsia="Times New Roman"/>
+          <w:sz w:val="24"/>
+          <w:szCs w:val="24"/>
+          <w:lang w:val="ru-RU"/>
+        </w:rPr>
+        <w:t>Умуман</w:t>
+      </w:r>
+      <w:proofErr w:type="spellEnd"/>
+      <w:r>
+        <w:rPr>
+          <w:rFonts w:eastAsia="Times New Roman"/>
+          <w:sz w:val="24"/>
+          <w:szCs w:val="24"/>
+          <w:lang w:val="ru-RU"/>
         </w:rPr>
         <w:t xml:space="preserve"> </w:t>
       </w:r>
-      <w:r>
-        <w:rPr>
-          <w:rFonts w:eastAsia="Times New Roman"/>
-          <w:sz w:val="24"/>
-          <w:szCs w:val="24"/>
-          <w:lang w:val="uz-Cyrl-UZ"/>
-        </w:rPr>
-        <w:t>Расмий огоҳлантириш хати юбориш</w:t>
-      </w:r>
-    </w:p>
-    <w:p>
-      <w:pPr>
-        <w:spacing w:before="120" w:line="240" w:lineRule="auto"/>
-        <w:rPr>
-          <w:rFonts w:eastAsia="Times New Roman"/>
-          <w:sz w:val="24"/>
-          <w:szCs w:val="24"/>
-          <w:lang w:val="uz-Cyrl-UZ"/>
-        </w:rPr>
-      </w:pPr>
-      <w:r>
-        <w:rPr>
-          <w:rFonts w:ascii="Segoe UI Symbol" w:eastAsia="Times New Roman" w:hAnsi="Segoe UI Symbol" w:cs="Segoe UI Symbol"/>
-          <w:sz w:val="24"/>
-          <w:szCs w:val="24"/>
-          <w:lang w:val="uz-Cyrl-UZ"/>
-        </w:rPr>
-        <w:t>☐</w:t>
-      </w:r>
-      <w:r>
-        <w:rPr>
-          <w:rFonts w:eastAsia="Times New Roman"/>
-          <w:sz w:val="24"/>
-          <w:szCs w:val="24"/>
-          <w:lang w:val="uz-Cyrl-UZ"/>
+      <w:proofErr w:type="spellStart"/>
+      <w:r>
+        <w:rPr>
+          <w:rFonts w:eastAsia="Times New Roman"/>
+          <w:sz w:val="24"/>
+          <w:szCs w:val="24"/>
+          <w:lang w:val="ru-RU"/>
+        </w:rPr>
+        <w:t>қўлланилмаган</w:t>
+      </w:r>
+      <w:proofErr w:type="spellEnd"/>
+      <w:r>
+        <w:rPr>
+          <w:rFonts w:eastAsia="Times New Roman"/>
+          <w:sz w:val="24"/>
+          <w:szCs w:val="24"/>
+          <w:lang w:val="ru-RU"/>
         </w:rPr>
         <w:t xml:space="preserve"> </w:t>
-      </w:r>
-      <w:r>
-        <w:rPr>
-          <w:rFonts w:eastAsia="Times New Roman"/>
-          <w:sz w:val="24"/>
-          <w:szCs w:val="24"/>
-          <w:lang w:val="uz-Cyrl-UZ"/>
-        </w:rPr>
-        <w:t>Суд жараёни</w:t>
-      </w:r>
-    </w:p>
-    <w:p>
-      <w:pPr>
-        <w:spacing w:before="120" w:line="240" w:lineRule="auto"/>
-        <w:rPr>
-          <w:rFonts w:eastAsia="Times New Roman"/>
-          <w:sz w:val="24"/>
-          <w:szCs w:val="24"/>
-          <w:lang w:val="uz-Cyrl-UZ"/>
-        </w:rPr>
-      </w:pPr>
-      <w:r>
-        <w:rPr>
-          <w:rFonts w:ascii="Segoe UI Symbol" w:eastAsia="Times New Roman" w:hAnsi="Segoe UI Symbol" w:cs="Segoe UI Symbol"/>
-          <w:sz w:val="24"/>
-          <w:szCs w:val="24"/>
-          <w:lang w:val="uz-Cyrl-UZ"/>
-        </w:rPr>
-        <w:t>☐</w:t>
-      </w:r>
-      <w:r>
-        <w:rPr>
-          <w:rFonts w:eastAsia="Times New Roman"/>
-          <w:sz w:val="24"/>
-          <w:szCs w:val="24"/>
-          <w:lang w:val="uz-Cyrl-UZ"/>
-        </w:rPr>
-        <w:t xml:space="preserve"> </w:t>
-      </w:r>
-      <w:r>
-        <w:rPr>
-          <w:rFonts w:eastAsia="Times New Roman"/>
-          <w:sz w:val="24"/>
-          <w:szCs w:val="24"/>
-          <w:lang w:val="uz-Cyrl-UZ"/>
-        </w:rPr>
-        <w:t>Гаров бўйича чоралар (гаровга тақиқ қўйилиши)</w:t>
-      </w:r>
-    </w:p>
-    <w:p>
-      <w:pPr>
-        <w:spacing w:before="120" w:line="240" w:lineRule="auto"/>
-        <w:rPr>
-          <w:rFonts w:eastAsia="Times New Roman"/>
-          <w:sz w:val="24"/>
-          <w:szCs w:val="24"/>
-          <w:lang w:val="ru-RU"/>
-        </w:rPr>
-      </w:pPr>
-      <w:r>
-        <w:rPr>
-          <w:rFonts w:ascii="Segoe UI Symbol" w:eastAsia="Times New Roman" w:hAnsi="Segoe UI Symbol" w:cs="Segoe UI Symbol"/>
-          <w:sz w:val="24"/>
-          <w:szCs w:val="24"/>
-          <w:lang w:val="uz-Cyrl-UZ"/>
-        </w:rPr>
-        <w:t>☐</w:t>
-      </w:r>
-      <w:r>
-        <w:rPr>
-          <w:rFonts w:eastAsia="Times New Roman"/>
-          <w:sz w:val="24"/>
-          <w:szCs w:val="24"/>
-          <w:lang w:val="uz-Cyrl-UZ"/>
-        </w:rPr>
-        <w:t xml:space="preserve"> </w:t>
-      </w:r>
-      <w:r>
-        <w:rPr>
-          <w:rFonts w:eastAsia="Times New Roman"/>
-          <w:sz w:val="24"/>
-          <w:szCs w:val="24"/>
-          <w:lang w:val="ru-RU"/>
-        </w:rPr>
-        <w:t xml:space="preserve">Умуман қўлланилмаган </w:t>
       </w:r>
     </w:p>
     <w:p>
@@ -17734,6 +19059,7 @@
         </w:rPr>
         <w:t xml:space="preserve"> </w:t>
       </w:r>
+      <w:proofErr w:type="spellStart"/>
       <w:r>
         <w:rPr>
           <w:rFonts w:eastAsia="Times New Roman"/>
@@ -17743,6 +19069,7 @@
         </w:rPr>
         <w:t>Шахсан</w:t>
       </w:r>
+      <w:proofErr w:type="spellEnd"/>
       <w:r>
         <w:rPr>
           <w:rFonts w:eastAsia="Times New Roman"/>
@@ -17768,8 +19095,19 @@
           <w:szCs w:val="24"/>
           <w:lang w:val="en-US"/>
         </w:rPr>
-        <w:t xml:space="preserve"> тушунтириш</w:t>
-      </w:r>
+        <w:t xml:space="preserve"> </w:t>
+      </w:r>
+      <w:proofErr w:type="spellStart"/>
+      <w:r>
+        <w:rPr>
+          <w:rFonts w:eastAsia="Times New Roman"/>
+          <w:sz w:val="24"/>
+          <w:szCs w:val="24"/>
+          <w:lang w:val="en-US"/>
+        </w:rPr>
+        <w:t>тушунтириш</w:t>
+      </w:r>
+      <w:proofErr w:type="spellEnd"/>
     </w:p>
     <w:p>
       <w:pPr>
@@ -17799,6 +19137,7 @@
         </w:rPr>
         <w:t xml:space="preserve"> </w:t>
       </w:r>
+      <w:proofErr w:type="spellStart"/>
       <w:r>
         <w:rPr>
           <w:rFonts w:eastAsia="Times New Roman"/>
@@ -17808,6 +19147,7 @@
         </w:rPr>
         <w:t>Бошқа</w:t>
       </w:r>
+      <w:proofErr w:type="spellEnd"/>
       <w:r>
         <w:rPr>
           <w:rFonts w:eastAsia="Times New Roman"/>
@@ -17835,6 +19175,7 @@
         </w:rPr>
         <w:t xml:space="preserve"> (</w:t>
       </w:r>
+      <w:proofErr w:type="spellStart"/>
       <w:r>
         <w:rPr>
           <w:rFonts w:eastAsia="Times New Roman"/>
@@ -17844,6 +19185,7 @@
         </w:rPr>
         <w:t>ёзилсин</w:t>
       </w:r>
+      <w:proofErr w:type="spellEnd"/>
       <w:r>
         <w:rPr>
           <w:rFonts w:eastAsia="Times New Roman"/>
@@ -18459,7 +19801,31 @@
           <w:szCs w:val="24"/>
           <w:lang w:val="ru-RU"/>
         </w:rPr>
-        <w:t>(масалан: 90 123 45 67)</w:t>
+        <w:t>(</w:t>
+      </w:r>
+      <w:proofErr w:type="spellStart"/>
+      <w:r>
+        <w:rPr>
+          <w:rFonts w:eastAsia="Times New Roman"/>
+          <w:i/>
+          <w:iCs/>
+          <w:sz w:val="24"/>
+          <w:szCs w:val="24"/>
+          <w:lang w:val="ru-RU"/>
+        </w:rPr>
+        <w:t>масалан</w:t>
+      </w:r>
+      <w:proofErr w:type="spellEnd"/>
+      <w:r>
+        <w:rPr>
+          <w:rFonts w:eastAsia="Times New Roman"/>
+          <w:i/>
+          <w:iCs/>
+          <w:sz w:val="24"/>
+          <w:szCs w:val="24"/>
+          <w:lang w:val="ru-RU"/>
+        </w:rPr>
+        <w:t>: 90 123 45 67)</w:t>
       </w:r>
     </w:p>
     <w:sectPr>

--- a/Саволнома_final.docx
+++ b/Саволнома_final.docx
@@ -1,6 +1,6 @@
 
 <file path=word/document.xml><?xml version="1.0" encoding="utf-8"?>
-<w:document xmlns:wpc="http://schemas.microsoft.com/office/word/2010/wordprocessingCanvas" xmlns:cx="http://schemas.microsoft.com/office/drawing/2014/chartex" xmlns:cx1="http://schemas.microsoft.com/office/drawing/2015/9/8/chartex" xmlns:cx2="http://schemas.microsoft.com/office/drawing/2015/10/21/chartex" xmlns:cx3="http://schemas.microsoft.com/office/drawing/2016/5/9/chartex" xmlns:cx4="http://schemas.microsoft.com/office/drawing/2016/5/10/chartex" xmlns:cx5="http://schemas.microsoft.com/office/drawing/2016/5/11/chartex" xmlns:cx6="http://schemas.microsoft.com/office/drawing/2016/5/12/chartex" xmlns:cx7="http://schemas.microsoft.com/office/drawing/2016/5/13/chartex" xmlns:cx8="http://schemas.microsoft.com/office/drawing/2016/5/14/chartex" xmlns:mc="http://schemas.openxmlformats.org/markup-compatibility/2006" xmlns:aink="http://schemas.microsoft.com/office/drawing/2016/ink" xmlns:am3d="http://schemas.microsoft.com/office/drawing/2017/model3d" xmlns:o="urn:schemas-microsoft-com:office:office" xmlns:oel="http://schemas.microsoft.com/office/2019/extlst" xmlns:r="http://schemas.openxmlformats.org/officeDocument/2006/relationships" xmlns:m="http://schemas.openxmlformats.org/officeDocument/2006/math" xmlns:v="urn:schemas-microsoft-com:vml" xmlns:wp14="http://schemas.microsoft.com/office/word/2010/wordprocessingDrawing" xmlns:wp="http://schemas.openxmlformats.org/drawingml/2006/wordprocessingDrawing" xmlns:w10="urn:schemas-microsoft-com:office:word" xmlns:w="http://schemas.openxmlformats.org/wordprocessingml/2006/main" xmlns:w14="http://schemas.microsoft.com/office/word/2010/wordml" xmlns:w15="http://schemas.microsoft.com/office/word/2012/wordml" xmlns:w16cex="http://schemas.microsoft.com/office/word/2018/wordml/cex" xmlns:w16cid="http://schemas.microsoft.com/office/word/2016/wordml/cid" xmlns:w16="http://schemas.microsoft.com/office/word/2018/wordml" xmlns:w16du="http://schemas.microsoft.com/office/word/2023/wordml/word16du" xmlns:w16sdtdh="http://schemas.microsoft.com/office/word/2020/wordml/sdtdatahash" xmlns:w16sdtfl="http://schemas.microsoft.com/office/word/2024/wordml/sdtformatlock" xmlns:w16se="http://schemas.microsoft.com/office/word/2015/wordml/symex" xmlns:wpg="http://schemas.microsoft.com/office/word/2010/wordprocessingGroup" xmlns:wpi="http://schemas.microsoft.com/office/word/2010/wordprocessingInk" xmlns:wne="http://schemas.microsoft.com/office/word/2006/wordml" xmlns:wps="http://schemas.microsoft.com/office/word/2010/wordprocessingShape" mc:Ignorable="w14 w15 w16se w16cid w16 w16cex w16sdtdh w16sdtfl w16du wp14">
+<w:document xmlns:wpc="http://schemas.microsoft.com/office/word/2010/wordprocessingCanvas" xmlns:cx="http://schemas.microsoft.com/office/drawing/2014/chartex" xmlns:cx1="http://schemas.microsoft.com/office/drawing/2015/9/8/chartex" xmlns:cx2="http://schemas.microsoft.com/office/drawing/2015/10/21/chartex" xmlns:cx3="http://schemas.microsoft.com/office/drawing/2016/5/9/chartex" xmlns:cx4="http://schemas.microsoft.com/office/drawing/2016/5/10/chartex" xmlns:cx5="http://schemas.microsoft.com/office/drawing/2016/5/11/chartex" xmlns:cx6="http://schemas.microsoft.com/office/drawing/2016/5/12/chartex" xmlns:cx7="http://schemas.microsoft.com/office/drawing/2016/5/13/chartex" xmlns:cx8="http://schemas.microsoft.com/office/drawing/2016/5/14/chartex" xmlns:mc="http://schemas.openxmlformats.org/markup-compatibility/2006" xmlns:aink="http://schemas.microsoft.com/office/drawing/2016/ink" xmlns:am3d="http://schemas.microsoft.com/office/drawing/2017/model3d" xmlns:o="urn:schemas-microsoft-com:office:office" xmlns:oel="http://schemas.microsoft.com/office/2019/extlst" xmlns:r="http://schemas.openxmlformats.org/officeDocument/2006/relationships" xmlns:m="http://schemas.openxmlformats.org/officeDocument/2006/math" xmlns:v="urn:schemas-microsoft-com:vml" xmlns:wp14="http://schemas.microsoft.com/office/word/2010/wordprocessingDrawing" xmlns:wp="http://schemas.openxmlformats.org/drawingml/2006/wordprocessingDrawing" xmlns:w10="urn:schemas-microsoft-com:office:word" xmlns:w="http://schemas.openxmlformats.org/wordprocessingml/2006/main" xmlns:w14="http://schemas.microsoft.com/office/word/2010/wordml" xmlns:w15="http://schemas.microsoft.com/office/word/2012/wordml" xmlns:w16cex="http://schemas.microsoft.com/office/word/2018/wordml/cex" xmlns:w16cid="http://schemas.microsoft.com/office/word/2016/wordml/cid" xmlns:w16="http://schemas.microsoft.com/office/word/2018/wordml" xmlns:w16sdtdh="http://schemas.microsoft.com/office/word/2020/wordml/sdtdatahash" xmlns:w16se="http://schemas.microsoft.com/office/word/2015/wordml/symex" xmlns:wpg="http://schemas.microsoft.com/office/word/2010/wordprocessingGroup" xmlns:wpi="http://schemas.microsoft.com/office/word/2010/wordprocessingInk" xmlns:wne="http://schemas.microsoft.com/office/word/2006/wordml" xmlns:wps="http://schemas.microsoft.com/office/word/2010/wordprocessingShape" mc:Ignorable="w14 w15 w16se w16cid w16 w16cex w16sdtdh wp14">
   <w:body>
     <w:p>
       <w:pPr>
@@ -4352,7 +4352,7 @@
           <w:szCs w:val="24"/>
           <w:lang w:val="uz-Cyrl-UZ"/>
         </w:rPr>
-        <w:t xml:space="preserve">                                                                                    </w:t>
+        <w:t xml:space="preserve">                                                    </w:t>
       </w:r>
       <w:r>
         <w:rPr>
@@ -4393,7 +4393,7 @@
     </w:p>
     <w:p>
       <w:pPr>
-        <w:spacing w:before="240" w:after="240"/>
+        <w:spacing w:before="120" w:after="120"/>
         <w:rPr>
           <w:rFonts w:eastAsia="Times New Roman"/>
           <w:sz w:val="24"/>
@@ -4476,7 +4476,7 @@
     </w:p>
     <w:p>
       <w:pPr>
-        <w:spacing w:before="240" w:after="240"/>
+        <w:spacing w:before="120" w:after="120"/>
         <w:rPr>
           <w:rFonts w:eastAsia="Times New Roman"/>
           <w:sz w:val="24"/>
@@ -4532,7 +4532,7 @@
           <w:highlight w:val="yellow"/>
           <w:lang w:val="uz-Cyrl-UZ"/>
         </w:rPr>
-        <w:t xml:space="preserve">                           </w:t>
+        <w:t xml:space="preserve">                </w:t>
       </w:r>
       <w:r>
         <w:rPr>
@@ -4567,7 +4567,7 @@
     </w:p>
     <w:p>
       <w:pPr>
-        <w:spacing w:before="240" w:after="240"/>
+        <w:spacing w:before="120" w:after="120"/>
         <w:rPr>
           <w:rFonts w:eastAsia="Times New Roman"/>
           <w:sz w:val="24"/>
@@ -4632,7 +4632,7 @@
     </w:p>
     <w:p>
       <w:pPr>
-        <w:spacing w:before="240" w:after="240"/>
+        <w:spacing w:before="120" w:after="120"/>
         <w:rPr>
           <w:rFonts w:eastAsia="Times New Roman"/>
           <w:sz w:val="24"/>
@@ -4696,7 +4696,7 @@
     </w:p>
     <w:p>
       <w:pPr>
-        <w:spacing w:before="240" w:after="240"/>
+        <w:spacing w:before="120" w:after="120"/>
         <w:rPr>
           <w:rFonts w:eastAsia="Times New Roman"/>
           <w:sz w:val="24"/>
@@ -4780,7 +4780,7 @@
     </w:p>
     <w:p>
       <w:pPr>
-        <w:spacing w:before="240" w:after="240"/>
+        <w:spacing w:before="120" w:after="120"/>
         <w:rPr>
           <w:rFonts w:eastAsia="Times New Roman"/>
           <w:sz w:val="24"/>
@@ -4845,7 +4845,7 @@
     </w:p>
     <w:p>
       <w:pPr>
-        <w:spacing w:before="240" w:after="240"/>
+        <w:spacing w:before="120" w:after="120"/>
         <w:rPr>
           <w:rFonts w:eastAsia="Times New Roman"/>
           <w:sz w:val="24"/>
@@ -4862,26 +4862,6 @@
         </w:rPr>
         <w:t>Маиший техника, уй жиҳозлари (мебел,</w:t>
       </w:r>
-    </w:p>
-    <w:p>
-      <w:pPr>
-        <w:spacing w:before="240" w:after="240"/>
-        <w:rPr>
-          <w:rFonts w:eastAsia="Times New Roman"/>
-          <w:sz w:val="24"/>
-          <w:szCs w:val="24"/>
-          <w:lang w:val="uz-Cyrl-UZ"/>
-        </w:rPr>
-      </w:pPr>
-      <w:r>
-        <w:rPr>
-          <w:rFonts w:eastAsia="Times New Roman"/>
-          <w:sz w:val="24"/>
-          <w:szCs w:val="24"/>
-          <w:lang w:val="uz-Cyrl-UZ"/>
-        </w:rPr>
-        <w:t>ошҳона жиҳозлари в.б.)</w:t>
-      </w:r>
       <w:r>
         <w:rPr>
           <w:rFonts w:eastAsia="Times New Roman"/>
@@ -4898,25 +4878,137 @@
           <w:szCs w:val="24"/>
           <w:lang w:val="uz-Cyrl-UZ"/>
         </w:rPr>
+        <w:t>ошҳона жиҳозлари)</w:t>
+      </w:r>
+      <w:r>
+        <w:rPr>
+          <w:rFonts w:eastAsia="Times New Roman"/>
+          <w:sz w:val="24"/>
+          <w:szCs w:val="24"/>
+          <w:lang w:val="uz-Cyrl-UZ"/>
+        </w:rPr>
         <w:t xml:space="preserve"> </w:t>
       </w:r>
       <w:r>
         <w:rPr>
-          <w:rFonts w:eastAsia="Times New Roman"/>
-          <w:sz w:val="24"/>
-          <w:szCs w:val="24"/>
-          <w:lang w:val="uz-Cyrl-UZ"/>
-        </w:rPr>
-        <w:t xml:space="preserve">                                       </w:t>
-      </w:r>
-      <w:r>
-        <w:rPr>
-          <w:rFonts w:eastAsia="Times New Roman"/>
-          <w:sz w:val="24"/>
-          <w:szCs w:val="24"/>
-          <w:lang w:val="uz-Cyrl-UZ"/>
-        </w:rPr>
-        <w:t xml:space="preserve">     </w:t>
+          <w:rFonts w:ascii="Segoe UI Symbol" w:eastAsia="Times New Roman" w:hAnsi="Segoe UI Symbol" w:cs="Segoe UI Symbol"/>
+          <w:sz w:val="24"/>
+          <w:szCs w:val="24"/>
+          <w:lang w:val="uz-Cyrl-UZ"/>
+        </w:rPr>
+        <w:t>☐</w:t>
+      </w:r>
+      <w:r>
+        <w:rPr>
+          <w:rFonts w:eastAsia="Times New Roman"/>
+          <w:sz w:val="24"/>
+          <w:szCs w:val="24"/>
+          <w:lang w:val="uz-Cyrl-UZ"/>
+        </w:rPr>
+        <w:t xml:space="preserve">                   </w:t>
+      </w:r>
+      <w:r>
+        <w:rPr>
+          <w:rFonts w:ascii="Segoe UI Symbol" w:eastAsia="Times New Roman" w:hAnsi="Segoe UI Symbol" w:cs="Segoe UI Symbol"/>
+          <w:sz w:val="24"/>
+          <w:szCs w:val="24"/>
+          <w:lang w:val="uz-Cyrl-UZ"/>
+        </w:rPr>
+        <w:t>☐</w:t>
+      </w:r>
+    </w:p>
+    <w:p>
+      <w:pPr>
+        <w:spacing w:before="120" w:after="120"/>
+        <w:rPr>
+          <w:rFonts w:eastAsia="Times New Roman"/>
+          <w:sz w:val="24"/>
+          <w:szCs w:val="24"/>
+          <w:lang w:val="uz-Cyrl-UZ"/>
+        </w:rPr>
+      </w:pPr>
+      <w:r>
+        <w:rPr>
+          <w:rFonts w:eastAsia="Times New Roman"/>
+          <w:sz w:val="24"/>
+          <w:szCs w:val="24"/>
+          <w:lang w:val="uz-Cyrl-UZ"/>
+        </w:rPr>
+        <w:t xml:space="preserve">Бошқа қарзни тўлаш </w:t>
+      </w:r>
+      <w:r>
+        <w:rPr>
+          <w:rFonts w:eastAsia="Times New Roman"/>
+          <w:sz w:val="24"/>
+          <w:szCs w:val="24"/>
+          <w:lang w:val="uz-Cyrl-UZ"/>
+        </w:rPr>
+        <w:t>учун</w:t>
+      </w:r>
+      <w:r>
+        <w:rPr>
+          <w:rFonts w:eastAsia="Times New Roman"/>
+          <w:sz w:val="24"/>
+          <w:szCs w:val="24"/>
+          <w:lang w:val="uz-Cyrl-UZ"/>
+        </w:rPr>
+        <w:t xml:space="preserve">                                            </w:t>
+      </w:r>
+      <w:r>
+        <w:rPr>
+          <w:rFonts w:ascii="Segoe UI Symbol" w:eastAsia="Times New Roman" w:hAnsi="Segoe UI Symbol" w:cs="Segoe UI Symbol"/>
+          <w:sz w:val="24"/>
+          <w:szCs w:val="24"/>
+          <w:lang w:val="uz-Cyrl-UZ"/>
+        </w:rPr>
+        <w:t>☐</w:t>
+      </w:r>
+      <w:r>
+        <w:rPr>
+          <w:rFonts w:eastAsia="Times New Roman"/>
+          <w:sz w:val="24"/>
+          <w:szCs w:val="24"/>
+          <w:lang w:val="uz-Cyrl-UZ"/>
+        </w:rPr>
+        <w:t xml:space="preserve">                              </w:t>
+      </w:r>
+      <w:r>
+        <w:rPr>
+          <w:rFonts w:ascii="Segoe UI Symbol" w:eastAsia="Times New Roman" w:hAnsi="Segoe UI Symbol" w:cs="Segoe UI Symbol"/>
+          <w:sz w:val="24"/>
+          <w:szCs w:val="24"/>
+          <w:lang w:val="uz-Cyrl-UZ"/>
+        </w:rPr>
+        <w:t>☐</w:t>
+      </w:r>
+    </w:p>
+    <w:p>
+      <w:pPr>
+        <w:spacing w:before="120" w:after="120"/>
+        <w:rPr>
+          <w:rFonts w:eastAsia="Times New Roman"/>
+          <w:sz w:val="24"/>
+          <w:szCs w:val="24"/>
+          <w:lang w:val="uz-Cyrl-UZ"/>
+        </w:rPr>
+      </w:pPr>
+      <w:r>
+        <w:rPr>
+          <w:rFonts w:eastAsia="Times New Roman"/>
+          <w:sz w:val="24"/>
+          <w:szCs w:val="24"/>
+          <w:lang w:val="uz-Cyrl-UZ"/>
+        </w:rPr>
+        <w:t>Бизнес</w:t>
+      </w:r>
+      <w:r>
+        <w:rPr>
+          <w:rFonts w:eastAsia="Times New Roman"/>
+          <w:sz w:val="24"/>
+          <w:szCs w:val="24"/>
+          <w:lang w:val="uz-Cyrl-UZ"/>
+        </w:rPr>
+        <w:t>ни йўлга қўйиш ёки кенгайтириш</w:t>
       </w:r>
       <w:r>
         <w:rPr>
@@ -4929,6 +5021,24 @@
       </w:r>
       <w:r>
         <w:rPr>
+          <w:rFonts w:eastAsia="Times New Roman"/>
+          <w:sz w:val="24"/>
+          <w:szCs w:val="24"/>
+          <w:lang w:val="uz-Cyrl-UZ"/>
+        </w:rPr>
+        <w:t>учун</w:t>
+      </w:r>
+      <w:r>
+        <w:rPr>
+          <w:rFonts w:eastAsia="Times New Roman"/>
+          <w:sz w:val="24"/>
+          <w:szCs w:val="24"/>
+          <w:lang w:val="uz-Cyrl-UZ"/>
+        </w:rPr>
+        <w:t xml:space="preserve">            </w:t>
+      </w:r>
+      <w:r>
+        <w:rPr>
           <w:rFonts w:ascii="Segoe UI Symbol" w:eastAsia="Times New Roman" w:hAnsi="Segoe UI Symbol" w:cs="Segoe UI Symbol"/>
           <w:sz w:val="24"/>
           <w:szCs w:val="24"/>
@@ -4957,40 +5067,58 @@
     </w:p>
     <w:p>
       <w:pPr>
-        <w:spacing w:before="240" w:after="240"/>
-        <w:rPr>
-          <w:rFonts w:eastAsia="Times New Roman"/>
-          <w:sz w:val="24"/>
-          <w:szCs w:val="24"/>
-          <w:lang w:val="uz-Cyrl-UZ"/>
-        </w:rPr>
-      </w:pPr>
-      <w:r>
-        <w:rPr>
-          <w:rFonts w:eastAsia="Times New Roman"/>
-          <w:sz w:val="24"/>
-          <w:szCs w:val="24"/>
-          <w:lang w:val="uz-Cyrl-UZ"/>
-        </w:rPr>
-        <w:t xml:space="preserve">Бошқа қарзни тўлаш </w:t>
-      </w:r>
-      <w:r>
-        <w:rPr>
-          <w:rFonts w:eastAsia="Times New Roman"/>
-          <w:sz w:val="24"/>
-          <w:szCs w:val="24"/>
-          <w:lang w:val="uz-Cyrl-UZ"/>
-        </w:rPr>
-        <w:t>учун</w:t>
-      </w:r>
-      <w:r>
-        <w:rPr>
-          <w:rFonts w:eastAsia="Times New Roman"/>
-          <w:sz w:val="24"/>
-          <w:szCs w:val="24"/>
-          <w:lang w:val="uz-Cyrl-UZ"/>
-        </w:rPr>
-        <w:t xml:space="preserve">                                            </w:t>
+        <w:spacing w:before="120" w:after="120"/>
+        <w:rPr>
+          <w:rFonts w:eastAsia="Times New Roman"/>
+          <w:sz w:val="24"/>
+          <w:szCs w:val="24"/>
+          <w:lang w:val="uz-Cyrl-UZ"/>
+        </w:rPr>
+      </w:pPr>
+      <w:r>
+        <w:rPr>
+          <w:rFonts w:eastAsia="Times New Roman"/>
+          <w:sz w:val="24"/>
+          <w:szCs w:val="24"/>
+          <w:lang w:val="uz-Cyrl-UZ"/>
+        </w:rPr>
+        <w:t>Бошқа мақсадлар учун (сайёҳат, чет</w:t>
+      </w:r>
+      <w:r>
+        <w:rPr>
+          <w:rFonts w:eastAsia="Times New Roman"/>
+          <w:sz w:val="24"/>
+          <w:szCs w:val="24"/>
+          <w:lang w:val="uz-Cyrl-UZ"/>
+        </w:rPr>
+        <w:t xml:space="preserve"> </w:t>
+      </w:r>
+      <w:r>
+        <w:rPr>
+          <w:rFonts w:eastAsia="Times New Roman"/>
+          <w:sz w:val="24"/>
+          <w:szCs w:val="24"/>
+          <w:lang w:val="uz-Cyrl-UZ"/>
+        </w:rPr>
+        <w:t>элда ишлаш ва ҳ.к)</w:t>
+      </w:r>
+      <w:r>
+        <w:rPr>
+          <w:rFonts w:eastAsia="Times New Roman"/>
+          <w:sz w:val="24"/>
+          <w:szCs w:val="24"/>
+          <w:lang w:val="uz-Cyrl-UZ"/>
+        </w:rPr>
+        <w:t xml:space="preserve"> </w:t>
+      </w:r>
+      <w:r>
+        <w:rPr>
+          <w:rFonts w:eastAsia="Times New Roman"/>
+          <w:sz w:val="24"/>
+          <w:szCs w:val="24"/>
+          <w:lang w:val="uz-Cyrl-UZ"/>
+        </w:rPr>
+        <w:t xml:space="preserve">    </w:t>
       </w:r>
       <w:r>
         <w:rPr>
@@ -5008,193 +5136,7 @@
           <w:szCs w:val="24"/>
           <w:lang w:val="uz-Cyrl-UZ"/>
         </w:rPr>
-        <w:t xml:space="preserve">                              </w:t>
-      </w:r>
-      <w:r>
-        <w:rPr>
-          <w:rFonts w:ascii="Segoe UI Symbol" w:eastAsia="Times New Roman" w:hAnsi="Segoe UI Symbol" w:cs="Segoe UI Symbol"/>
-          <w:sz w:val="24"/>
-          <w:szCs w:val="24"/>
-          <w:lang w:val="uz-Cyrl-UZ"/>
-        </w:rPr>
-        <w:t>☐</w:t>
-      </w:r>
-    </w:p>
-    <w:p>
-      <w:pPr>
-        <w:spacing w:before="240" w:after="240"/>
-        <w:rPr>
-          <w:rFonts w:eastAsia="Times New Roman"/>
-          <w:sz w:val="24"/>
-          <w:szCs w:val="24"/>
-          <w:lang w:val="uz-Cyrl-UZ"/>
-        </w:rPr>
-      </w:pPr>
-      <w:r>
-        <w:rPr>
-          <w:rFonts w:eastAsia="Times New Roman"/>
-          <w:sz w:val="24"/>
-          <w:szCs w:val="24"/>
-          <w:lang w:val="uz-Cyrl-UZ"/>
-        </w:rPr>
-        <w:t>Бизнес</w:t>
-      </w:r>
-      <w:r>
-        <w:rPr>
-          <w:rFonts w:eastAsia="Times New Roman"/>
-          <w:sz w:val="24"/>
-          <w:szCs w:val="24"/>
-          <w:lang w:val="uz-Cyrl-UZ"/>
-        </w:rPr>
-        <w:t>ни йўлга қўйиш ёки кенгайтириш</w:t>
-      </w:r>
-      <w:r>
-        <w:rPr>
-          <w:rFonts w:eastAsia="Times New Roman"/>
-          <w:sz w:val="24"/>
-          <w:szCs w:val="24"/>
-          <w:lang w:val="uz-Cyrl-UZ"/>
-        </w:rPr>
-        <w:t xml:space="preserve"> </w:t>
-      </w:r>
-      <w:r>
-        <w:rPr>
-          <w:rFonts w:eastAsia="Times New Roman"/>
-          <w:sz w:val="24"/>
-          <w:szCs w:val="24"/>
-          <w:lang w:val="uz-Cyrl-UZ"/>
-        </w:rPr>
-        <w:t>учун</w:t>
-      </w:r>
-      <w:r>
-        <w:rPr>
-          <w:rFonts w:eastAsia="Times New Roman"/>
-          <w:sz w:val="24"/>
-          <w:szCs w:val="24"/>
-          <w:lang w:val="uz-Cyrl-UZ"/>
-        </w:rPr>
-        <w:t xml:space="preserve">            </w:t>
-      </w:r>
-      <w:r>
-        <w:rPr>
-          <w:rFonts w:ascii="Segoe UI Symbol" w:eastAsia="Times New Roman" w:hAnsi="Segoe UI Symbol" w:cs="Segoe UI Symbol"/>
-          <w:sz w:val="24"/>
-          <w:szCs w:val="24"/>
-          <w:lang w:val="uz-Cyrl-UZ"/>
-        </w:rPr>
-        <w:t>☐</w:t>
-      </w:r>
-      <w:r>
-        <w:rPr>
-          <w:rFonts w:eastAsia="Times New Roman"/>
-          <w:sz w:val="24"/>
-          <w:szCs w:val="24"/>
-          <w:lang w:val="uz-Cyrl-UZ"/>
-        </w:rPr>
-        <w:t xml:space="preserve">                              </w:t>
-      </w:r>
-      <w:r>
-        <w:rPr>
-          <w:rFonts w:ascii="Segoe UI Symbol" w:eastAsia="Times New Roman" w:hAnsi="Segoe UI Symbol" w:cs="Segoe UI Symbol"/>
-          <w:sz w:val="24"/>
-          <w:szCs w:val="24"/>
-          <w:lang w:val="uz-Cyrl-UZ"/>
-        </w:rPr>
-        <w:t>☐</w:t>
-      </w:r>
-    </w:p>
-    <w:p>
-      <w:pPr>
-        <w:spacing w:before="240" w:after="240"/>
-        <w:rPr>
-          <w:rFonts w:eastAsia="Times New Roman"/>
-          <w:sz w:val="24"/>
-          <w:szCs w:val="24"/>
-          <w:lang w:val="uz-Cyrl-UZ"/>
-        </w:rPr>
-      </w:pPr>
-      <w:r>
-        <w:rPr>
-          <w:rFonts w:eastAsia="Times New Roman"/>
-          <w:sz w:val="24"/>
-          <w:szCs w:val="24"/>
-          <w:lang w:val="uz-Cyrl-UZ"/>
-        </w:rPr>
-        <w:t>Бошқа мақсадлар учун (сайёҳат, чет</w:t>
-      </w:r>
-    </w:p>
-    <w:p>
-      <w:pPr>
-        <w:spacing w:before="240" w:after="240"/>
-        <w:rPr>
-          <w:rFonts w:eastAsia="Times New Roman"/>
-          <w:sz w:val="24"/>
-          <w:szCs w:val="24"/>
-          <w:lang w:val="uz-Cyrl-UZ"/>
-        </w:rPr>
-      </w:pPr>
-      <w:r>
-        <w:rPr>
-          <w:rFonts w:eastAsia="Times New Roman"/>
-          <w:sz w:val="24"/>
-          <w:szCs w:val="24"/>
-          <w:lang w:val="uz-Cyrl-UZ"/>
-        </w:rPr>
-        <w:t>элда ишлаш ва ҳ.к)</w:t>
-      </w:r>
-      <w:r>
-        <w:rPr>
-          <w:rFonts w:eastAsia="Times New Roman"/>
-          <w:sz w:val="24"/>
-          <w:szCs w:val="24"/>
-          <w:lang w:val="uz-Cyrl-UZ"/>
-        </w:rPr>
-        <w:t xml:space="preserve"> </w:t>
-      </w:r>
-      <w:r>
-        <w:rPr>
-          <w:rFonts w:eastAsia="Times New Roman"/>
-          <w:sz w:val="24"/>
-          <w:szCs w:val="24"/>
-          <w:lang w:val="uz-Cyrl-UZ"/>
-        </w:rPr>
-        <w:t xml:space="preserve">                                     </w:t>
-      </w:r>
-      <w:r>
-        <w:rPr>
-          <w:rFonts w:eastAsia="Times New Roman"/>
-          <w:sz w:val="24"/>
-          <w:szCs w:val="24"/>
-          <w:lang w:val="uz-Cyrl-UZ"/>
-        </w:rPr>
-        <w:t xml:space="preserve">      </w:t>
-      </w:r>
-      <w:r>
-        <w:rPr>
-          <w:rFonts w:eastAsia="Times New Roman"/>
-          <w:sz w:val="24"/>
-          <w:szCs w:val="24"/>
-          <w:lang w:val="uz-Cyrl-UZ"/>
-        </w:rPr>
-        <w:t xml:space="preserve">     </w:t>
-      </w:r>
-      <w:r>
-        <w:rPr>
-          <w:rFonts w:ascii="Segoe UI Symbol" w:eastAsia="Times New Roman" w:hAnsi="Segoe UI Symbol" w:cs="Segoe UI Symbol"/>
-          <w:sz w:val="24"/>
-          <w:szCs w:val="24"/>
-          <w:lang w:val="uz-Cyrl-UZ"/>
-        </w:rPr>
-        <w:t>☐</w:t>
-      </w:r>
-      <w:r>
-        <w:rPr>
-          <w:rFonts w:eastAsia="Times New Roman"/>
-          <w:sz w:val="24"/>
-          <w:szCs w:val="24"/>
-          <w:lang w:val="uz-Cyrl-UZ"/>
-        </w:rPr>
-        <w:t xml:space="preserve">                              </w:t>
+        <w:t xml:space="preserve">                    </w:t>
       </w:r>
       <w:r>
         <w:rPr>
@@ -5215,29 +5157,43 @@
           <w:rFonts w:eastAsia="Times New Roman"/>
           <w:b/>
           <w:bCs/>
-          <w:sz w:val="24"/>
-          <w:szCs w:val="24"/>
-          <w:lang w:val="uz-Cyrl-UZ"/>
-        </w:rPr>
-      </w:pPr>
-      <w:r>
-        <w:rPr>
-          <w:rFonts w:eastAsia="Times New Roman"/>
-          <w:b/>
-          <w:bCs/>
-          <w:sz w:val="24"/>
-          <w:szCs w:val="24"/>
-          <w:lang w:val="uz-Cyrl-UZ"/>
-        </w:rPr>
-        <w:t xml:space="preserve">2.2 </w:t>
-      </w:r>
-      <w:r>
-        <w:rPr>
-          <w:rFonts w:eastAsia="Times New Roman"/>
-          <w:b/>
-          <w:bCs/>
-          <w:sz w:val="24"/>
-          <w:szCs w:val="24"/>
+          <w:strike/>
+          <w:sz w:val="24"/>
+          <w:szCs w:val="24"/>
+          <w:lang w:val="uz-Cyrl-UZ"/>
+        </w:rPr>
+      </w:pPr>
+      <w:r>
+        <w:rPr>
+          <w:rFonts w:eastAsia="Times New Roman"/>
+          <w:b/>
+          <w:bCs/>
+          <w:sz w:val="24"/>
+          <w:szCs w:val="24"/>
+          <w:lang w:val="uz-Cyrl-UZ"/>
+        </w:rPr>
+        <w:t>2</w:t>
+      </w:r>
+      <w:r>
+        <w:rPr>
+          <w:rFonts w:eastAsia="Times New Roman"/>
+          <w:b/>
+          <w:bCs/>
+          <w:sz w:val="24"/>
+          <w:szCs w:val="24"/>
+          <w:highlight w:val="yellow"/>
+          <w:lang w:val="uz-Cyrl-UZ"/>
+        </w:rPr>
+        <w:t xml:space="preserve">.2 </w:t>
+      </w:r>
+      <w:r>
+        <w:rPr>
+          <w:rFonts w:eastAsia="Times New Roman"/>
+          <w:b/>
+          <w:bCs/>
+          <w:sz w:val="24"/>
+          <w:szCs w:val="24"/>
+          <w:highlight w:val="yellow"/>
           <w:lang w:val="uz-Cyrl-UZ"/>
         </w:rPr>
         <w:t xml:space="preserve">Қўшимча </w:t>
@@ -5249,6 +5205,7 @@
           <w:bCs/>
           <w:sz w:val="24"/>
           <w:szCs w:val="24"/>
+          <w:highlight w:val="yellow"/>
           <w:lang w:val="uz-Cyrl-UZ"/>
         </w:rPr>
         <w:t xml:space="preserve">маблағ зарур бўлганда </w:t>
@@ -5260,28 +5217,57 @@
           <w:bCs/>
           <w:sz w:val="24"/>
           <w:szCs w:val="24"/>
-          <w:lang w:val="uz-Cyrl-UZ"/>
-        </w:rPr>
-        <w:t xml:space="preserve">асосан </w:t>
-      </w:r>
-      <w:r>
-        <w:rPr>
-          <w:rFonts w:eastAsia="Times New Roman"/>
-          <w:b/>
-          <w:bCs/>
-          <w:sz w:val="24"/>
-          <w:szCs w:val="24"/>
-          <w:lang w:val="uz-Cyrl-UZ"/>
-        </w:rPr>
-        <w:t xml:space="preserve">қаерга ёки кимга мурожаат қиласиз? </w:t>
-      </w:r>
-      <w:r>
-        <w:rPr>
-          <w:rFonts w:eastAsia="Times New Roman"/>
-          <w:b/>
-          <w:bCs/>
-          <w:sz w:val="24"/>
-          <w:szCs w:val="24"/>
+          <w:highlight w:val="yellow"/>
+          <w:lang w:val="uz-Cyrl-UZ"/>
+        </w:rPr>
+        <w:t>биринчи бўлиб</w:t>
+      </w:r>
+      <w:r>
+        <w:rPr>
+          <w:rFonts w:eastAsia="Times New Roman"/>
+          <w:b/>
+          <w:bCs/>
+          <w:sz w:val="24"/>
+          <w:szCs w:val="24"/>
+          <w:highlight w:val="yellow"/>
+          <w:lang w:val="uz-Cyrl-UZ"/>
+        </w:rPr>
+        <w:t xml:space="preserve"> </w:t>
+      </w:r>
+      <w:r>
+        <w:rPr>
+          <w:rFonts w:eastAsia="Times New Roman"/>
+          <w:b/>
+          <w:bCs/>
+          <w:sz w:val="24"/>
+          <w:szCs w:val="24"/>
+          <w:highlight w:val="yellow"/>
+          <w:lang w:val="uz-Cyrl-UZ"/>
+        </w:rPr>
+        <w:t>қаерга ёки кимга мурожаат қиласиз?</w:t>
+      </w:r>
+      <w:r>
+        <w:rPr>
+          <w:rFonts w:eastAsia="Times New Roman"/>
+          <w:b/>
+          <w:bCs/>
+          <w:strike/>
+          <w:sz w:val="24"/>
+          <w:szCs w:val="24"/>
+          <w:highlight w:val="yellow"/>
+          <w:lang w:val="uz-Cyrl-UZ"/>
+        </w:rPr>
+        <w:t xml:space="preserve"> </w:t>
+      </w:r>
+      <w:r>
+        <w:rPr>
+          <w:rFonts w:eastAsia="Times New Roman"/>
+          <w:b/>
+          <w:bCs/>
+          <w:strike/>
+          <w:sz w:val="24"/>
+          <w:szCs w:val="24"/>
+          <w:highlight w:val="yellow"/>
           <w:lang w:val="uz-Cyrl-UZ"/>
         </w:rPr>
         <w:t>(</w:t>
@@ -5291,8 +5277,10 @@
           <w:rFonts w:eastAsia="Times New Roman"/>
           <w:b/>
           <w:bCs/>
-          <w:sz w:val="24"/>
-          <w:szCs w:val="24"/>
+          <w:strike/>
+          <w:sz w:val="24"/>
+          <w:szCs w:val="24"/>
+          <w:highlight w:val="yellow"/>
           <w:lang w:val="uz-Cyrl-UZ"/>
         </w:rPr>
         <w:t>3 тагача танлаш мумкин</w:t>
@@ -5302,11 +5290,25 @@
           <w:rFonts w:eastAsia="Times New Roman"/>
           <w:b/>
           <w:bCs/>
-          <w:sz w:val="24"/>
-          <w:szCs w:val="24"/>
-          <w:lang w:val="uz-Cyrl-UZ"/>
-        </w:rPr>
-        <w:t xml:space="preserve">) </w:t>
+          <w:strike/>
+          <w:sz w:val="24"/>
+          <w:szCs w:val="24"/>
+          <w:highlight w:val="yellow"/>
+          <w:lang w:val="uz-Cyrl-UZ"/>
+        </w:rPr>
+        <w:t>)</w:t>
+      </w:r>
+      <w:r>
+        <w:rPr>
+          <w:rFonts w:eastAsia="Times New Roman"/>
+          <w:b/>
+          <w:bCs/>
+          <w:strike/>
+          <w:sz w:val="24"/>
+          <w:szCs w:val="24"/>
+          <w:lang w:val="uz-Cyrl-UZ"/>
+        </w:rPr>
+        <w:t xml:space="preserve"> </w:t>
       </w:r>
     </w:p>
     <w:p>
@@ -5635,7 +5637,6 @@
           <w:sz w:val="24"/>
           <w:szCs w:val="24"/>
         </w:rPr>
-        <w:lastRenderedPageBreak/>
         <w:t>☐</w:t>
       </w:r>
       <w:r>
@@ -6177,6 +6178,7 @@
           <w:szCs w:val="24"/>
           <w:lang w:val="uz-Cyrl-UZ"/>
         </w:rPr>
+        <w:lastRenderedPageBreak/>
         <w:t>☐</w:t>
       </w:r>
       <w:r>
@@ -7251,7 +7253,6 @@
           <w:szCs w:val="24"/>
           <w:lang w:val="uz-Cyrl-UZ"/>
         </w:rPr>
-        <w:lastRenderedPageBreak/>
         <w:t>☐</w:t>
       </w:r>
       <w:r>
@@ -7468,6 +7469,7 @@
           <w:szCs w:val="24"/>
           <w:lang w:val="uz-Cyrl-UZ"/>
         </w:rPr>
+        <w:lastRenderedPageBreak/>
         <w:t>☐</w:t>
       </w:r>
       <w:r>
@@ -8213,7 +8215,52 @@
           <w:szCs w:val="24"/>
           <w:lang w:val="uz-Cyrl-UZ"/>
         </w:rPr>
-        <w:t xml:space="preserve">Расмий банк ташкилотидан                  </w:t>
+        <w:t>Б</w:t>
+      </w:r>
+      <w:r>
+        <w:rPr>
+          <w:rFonts w:eastAsia="Times New Roman"/>
+          <w:sz w:val="24"/>
+          <w:szCs w:val="24"/>
+          <w:lang w:val="uz-Cyrl-UZ"/>
+        </w:rPr>
+        <w:t xml:space="preserve">анкдан                 </w:t>
+      </w:r>
+      <w:r>
+        <w:rPr>
+          <w:rFonts w:eastAsia="Times New Roman"/>
+          <w:sz w:val="24"/>
+          <w:szCs w:val="24"/>
+          <w:lang w:val="uz-Cyrl-UZ"/>
+        </w:rPr>
+        <w:tab/>
+      </w:r>
+      <w:r>
+        <w:rPr>
+          <w:rFonts w:eastAsia="Times New Roman"/>
+          <w:sz w:val="24"/>
+          <w:szCs w:val="24"/>
+          <w:lang w:val="uz-Cyrl-UZ"/>
+        </w:rPr>
+        <w:tab/>
+      </w:r>
+      <w:r>
+        <w:rPr>
+          <w:rFonts w:eastAsia="Times New Roman"/>
+          <w:sz w:val="24"/>
+          <w:szCs w:val="24"/>
+          <w:lang w:val="uz-Cyrl-UZ"/>
+        </w:rPr>
+        <w:tab/>
+      </w:r>
+      <w:r>
+        <w:rPr>
+          <w:rFonts w:eastAsia="Times New Roman"/>
+          <w:sz w:val="24"/>
+          <w:szCs w:val="24"/>
+          <w:lang w:val="uz-Cyrl-UZ"/>
+        </w:rPr>
+        <w:tab/>
       </w:r>
       <w:r>
         <w:rPr>
@@ -8316,7 +8363,16 @@
           <w:szCs w:val="24"/>
           <w:lang w:val="uz-Cyrl-UZ"/>
         </w:rPr>
-        <w:t xml:space="preserve">Кредит карта                                           </w:t>
+        <w:t>Расмий насия хизматлари</w:t>
+      </w:r>
+      <w:r>
+        <w:rPr>
+          <w:rFonts w:eastAsia="Times New Roman"/>
+          <w:sz w:val="24"/>
+          <w:szCs w:val="24"/>
+          <w:lang w:val="uz-Cyrl-UZ"/>
+        </w:rPr>
+        <w:t xml:space="preserve">                     </w:t>
       </w:r>
       <w:r>
         <w:rPr>
@@ -8417,7 +8473,16 @@
           <w:szCs w:val="24"/>
           <w:lang w:val="uz-Cyrl-UZ"/>
         </w:rPr>
-        <w:t xml:space="preserve">Микромолия ташкилотлари                   </w:t>
+        <w:t>Норасмий насия хизматлари</w:t>
+      </w:r>
+      <w:r>
+        <w:rPr>
+          <w:rFonts w:eastAsia="Times New Roman"/>
+          <w:sz w:val="24"/>
+          <w:szCs w:val="24"/>
+          <w:lang w:val="uz-Cyrl-UZ"/>
+        </w:rPr>
+        <w:t xml:space="preserve">                   </w:t>
       </w:r>
       <w:r>
         <w:rPr>
@@ -8518,7 +8583,16 @@
           <w:szCs w:val="24"/>
           <w:lang w:val="uz-Cyrl-UZ"/>
         </w:rPr>
-        <w:t xml:space="preserve">Ломбард                                                  </w:t>
+        <w:t>Кўчадан фоизга  пул (қарз) берувчилар</w:t>
+      </w:r>
+      <w:r>
+        <w:rPr>
+          <w:rFonts w:eastAsia="Times New Roman"/>
+          <w:sz w:val="24"/>
+          <w:szCs w:val="24"/>
+          <w:lang w:val="uz-Cyrl-UZ"/>
+        </w:rPr>
+        <w:t xml:space="preserve">      </w:t>
       </w:r>
       <w:r>
         <w:rPr>
@@ -8619,324 +8693,473 @@
           <w:szCs w:val="24"/>
           <w:lang w:val="uz-Cyrl-UZ"/>
         </w:rPr>
+        <w:t>Микромолия ташкилотлари</w:t>
+      </w:r>
+      <w:r>
+        <w:rPr>
+          <w:rFonts w:eastAsia="Times New Roman"/>
+          <w:sz w:val="24"/>
+          <w:szCs w:val="24"/>
+          <w:lang w:val="uz-Cyrl-UZ"/>
+        </w:rPr>
+        <w:t xml:space="preserve">                         </w:t>
+      </w:r>
+      <w:r>
+        <w:rPr>
+          <w:rFonts w:ascii="Segoe UI Symbol" w:eastAsia="Times New Roman" w:hAnsi="Segoe UI Symbol" w:cs="Segoe UI Symbol"/>
+          <w:sz w:val="24"/>
+          <w:szCs w:val="24"/>
+          <w:lang w:val="uz-Cyrl-UZ"/>
+        </w:rPr>
+        <w:t>☐</w:t>
+      </w:r>
+      <w:r>
+        <w:rPr>
+          <w:rFonts w:eastAsia="Times New Roman"/>
+          <w:sz w:val="24"/>
+          <w:szCs w:val="24"/>
+          <w:lang w:val="uz-Cyrl-UZ"/>
+        </w:rPr>
+        <w:t xml:space="preserve">             </w:t>
+      </w:r>
+      <w:r>
+        <w:rPr>
+          <w:rFonts w:ascii="Segoe UI Symbol" w:eastAsia="Times New Roman" w:hAnsi="Segoe UI Symbol" w:cs="Segoe UI Symbol"/>
+          <w:sz w:val="24"/>
+          <w:szCs w:val="24"/>
+          <w:lang w:val="uz-Cyrl-UZ"/>
+        </w:rPr>
+        <w:t>☐</w:t>
+      </w:r>
+      <w:r>
+        <w:rPr>
+          <w:rFonts w:eastAsia="Times New Roman"/>
+          <w:sz w:val="24"/>
+          <w:szCs w:val="24"/>
+          <w:lang w:val="uz-Cyrl-UZ"/>
+        </w:rPr>
+        <w:t xml:space="preserve">          </w:t>
+      </w:r>
+      <w:r>
+        <w:rPr>
+          <w:rFonts w:ascii="Segoe UI Symbol" w:eastAsia="Times New Roman" w:hAnsi="Segoe UI Symbol" w:cs="Segoe UI Symbol"/>
+          <w:sz w:val="24"/>
+          <w:szCs w:val="24"/>
+          <w:lang w:val="uz-Cyrl-UZ"/>
+        </w:rPr>
+        <w:t>☐</w:t>
+      </w:r>
+      <w:r>
+        <w:rPr>
+          <w:rFonts w:eastAsia="Times New Roman"/>
+          <w:sz w:val="24"/>
+          <w:szCs w:val="24"/>
+          <w:lang w:val="uz-Cyrl-UZ"/>
+        </w:rPr>
+        <w:t xml:space="preserve">           </w:t>
+      </w:r>
+      <w:r>
+        <w:rPr>
+          <w:rFonts w:ascii="Segoe UI Symbol" w:eastAsia="Times New Roman" w:hAnsi="Segoe UI Symbol" w:cs="Segoe UI Symbol"/>
+          <w:sz w:val="24"/>
+          <w:szCs w:val="24"/>
+          <w:lang w:val="uz-Cyrl-UZ"/>
+        </w:rPr>
+        <w:t>☐</w:t>
+      </w:r>
+      <w:r>
+        <w:rPr>
+          <w:rFonts w:eastAsia="Times New Roman"/>
+          <w:sz w:val="24"/>
+          <w:szCs w:val="24"/>
+          <w:lang w:val="uz-Cyrl-UZ"/>
+        </w:rPr>
+        <w:t xml:space="preserve">             </w:t>
+      </w:r>
+      <w:r>
+        <w:rPr>
+          <w:rFonts w:ascii="Segoe UI Symbol" w:eastAsia="Times New Roman" w:hAnsi="Segoe UI Symbol" w:cs="Segoe UI Symbol"/>
+          <w:sz w:val="24"/>
+          <w:szCs w:val="24"/>
+          <w:lang w:val="uz-Cyrl-UZ"/>
+        </w:rPr>
+        <w:t>☐</w:t>
+      </w:r>
+    </w:p>
+    <w:p>
+      <w:pPr>
+        <w:spacing w:before="240" w:after="240"/>
+        <w:rPr>
+          <w:rFonts w:asciiTheme="minorHAnsi" w:eastAsia="Times New Roman" w:hAnsiTheme="minorHAnsi" w:cs="Segoe UI Symbol"/>
+          <w:sz w:val="24"/>
+          <w:szCs w:val="24"/>
+          <w:lang w:val="uz-Cyrl-UZ"/>
+        </w:rPr>
+      </w:pPr>
+      <w:r>
+        <w:rPr>
+          <w:rFonts w:eastAsia="Times New Roman"/>
+          <w:sz w:val="24"/>
+          <w:szCs w:val="24"/>
+          <w:lang w:val="uz-Cyrl-UZ"/>
+        </w:rPr>
+        <w:t>Ломабардлардан</w:t>
+      </w:r>
+      <w:r>
+        <w:rPr>
+          <w:rFonts w:eastAsia="Times New Roman"/>
+          <w:sz w:val="24"/>
+          <w:szCs w:val="24"/>
+          <w:lang w:val="uz-Cyrl-UZ"/>
+        </w:rPr>
+        <w:tab/>
+      </w:r>
+      <w:r>
+        <w:rPr>
+          <w:rFonts w:eastAsia="Times New Roman"/>
+          <w:sz w:val="24"/>
+          <w:szCs w:val="24"/>
+          <w:lang w:val="uz-Cyrl-UZ"/>
+        </w:rPr>
+        <w:tab/>
+      </w:r>
+      <w:r>
+        <w:rPr>
+          <w:rFonts w:eastAsia="Times New Roman"/>
+          <w:sz w:val="24"/>
+          <w:szCs w:val="24"/>
+          <w:lang w:val="uz-Cyrl-UZ"/>
+        </w:rPr>
+        <w:tab/>
+      </w:r>
+      <w:r>
+        <w:rPr>
+          <w:rFonts w:eastAsia="Times New Roman"/>
+          <w:sz w:val="24"/>
+          <w:szCs w:val="24"/>
+          <w:lang w:val="uz-Cyrl-UZ"/>
+        </w:rPr>
+        <w:t xml:space="preserve">            </w:t>
+      </w:r>
+      <w:r>
+        <w:rPr>
+          <w:rFonts w:ascii="Segoe UI Symbol" w:eastAsia="Times New Roman" w:hAnsi="Segoe UI Symbol" w:cs="Segoe UI Symbol"/>
+          <w:sz w:val="24"/>
+          <w:szCs w:val="24"/>
+          <w:lang w:val="uz-Cyrl-UZ"/>
+        </w:rPr>
+        <w:t>☐</w:t>
+      </w:r>
+      <w:r>
+        <w:rPr>
+          <w:rFonts w:eastAsia="Times New Roman"/>
+          <w:sz w:val="24"/>
+          <w:szCs w:val="24"/>
+          <w:lang w:val="uz-Cyrl-UZ"/>
+        </w:rPr>
+        <w:t xml:space="preserve">             </w:t>
+      </w:r>
+      <w:r>
+        <w:rPr>
+          <w:rFonts w:ascii="Segoe UI Symbol" w:eastAsia="Times New Roman" w:hAnsi="Segoe UI Symbol" w:cs="Segoe UI Symbol"/>
+          <w:sz w:val="24"/>
+          <w:szCs w:val="24"/>
+          <w:lang w:val="uz-Cyrl-UZ"/>
+        </w:rPr>
+        <w:t>☐</w:t>
+      </w:r>
+      <w:r>
+        <w:rPr>
+          <w:rFonts w:eastAsia="Times New Roman"/>
+          <w:sz w:val="24"/>
+          <w:szCs w:val="24"/>
+          <w:lang w:val="uz-Cyrl-UZ"/>
+        </w:rPr>
+        <w:t xml:space="preserve">          </w:t>
+      </w:r>
+      <w:r>
+        <w:rPr>
+          <w:rFonts w:ascii="Segoe UI Symbol" w:eastAsia="Times New Roman" w:hAnsi="Segoe UI Symbol" w:cs="Segoe UI Symbol"/>
+          <w:sz w:val="24"/>
+          <w:szCs w:val="24"/>
+          <w:lang w:val="uz-Cyrl-UZ"/>
+        </w:rPr>
+        <w:t>☐</w:t>
+      </w:r>
+      <w:r>
+        <w:rPr>
+          <w:rFonts w:eastAsia="Times New Roman"/>
+          <w:sz w:val="24"/>
+          <w:szCs w:val="24"/>
+          <w:lang w:val="uz-Cyrl-UZ"/>
+        </w:rPr>
+        <w:t xml:space="preserve">           </w:t>
+      </w:r>
+      <w:r>
+        <w:rPr>
+          <w:rFonts w:ascii="Segoe UI Symbol" w:eastAsia="Times New Roman" w:hAnsi="Segoe UI Symbol" w:cs="Segoe UI Symbol"/>
+          <w:sz w:val="24"/>
+          <w:szCs w:val="24"/>
+          <w:lang w:val="uz-Cyrl-UZ"/>
+        </w:rPr>
+        <w:t>☐</w:t>
+      </w:r>
+      <w:r>
+        <w:rPr>
+          <w:rFonts w:eastAsia="Times New Roman"/>
+          <w:sz w:val="24"/>
+          <w:szCs w:val="24"/>
+          <w:lang w:val="uz-Cyrl-UZ"/>
+        </w:rPr>
+        <w:t xml:space="preserve">             </w:t>
+      </w:r>
+      <w:r>
+        <w:rPr>
+          <w:rFonts w:ascii="Segoe UI Symbol" w:eastAsia="Times New Roman" w:hAnsi="Segoe UI Symbol" w:cs="Segoe UI Symbol"/>
+          <w:sz w:val="24"/>
+          <w:szCs w:val="24"/>
+          <w:lang w:val="uz-Cyrl-UZ"/>
+        </w:rPr>
+        <w:t>☐</w:t>
+      </w:r>
+    </w:p>
+    <w:p>
+      <w:pPr>
+        <w:spacing w:before="240" w:after="240"/>
+        <w:rPr>
+          <w:rFonts w:eastAsia="Times New Roman"/>
+          <w:sz w:val="24"/>
+          <w:szCs w:val="24"/>
+          <w:lang w:val="uz-Cyrl-UZ"/>
+        </w:rPr>
+      </w:pPr>
+      <w:r>
+        <w:rPr>
+          <w:rFonts w:eastAsia="Times New Roman"/>
+          <w:sz w:val="24"/>
+          <w:szCs w:val="24"/>
+          <w:lang w:val="uz-Cyrl-UZ"/>
+        </w:rPr>
+        <w:t>Оила аъзолари, дўстлар ёки танишлардан</w:t>
+      </w:r>
+      <w:r>
+        <w:rPr>
+          <w:rFonts w:eastAsia="Times New Roman"/>
+          <w:sz w:val="24"/>
+          <w:szCs w:val="24"/>
+          <w:lang w:val="uz-Cyrl-UZ"/>
+        </w:rPr>
+        <w:t xml:space="preserve"> </w:t>
+      </w:r>
+      <w:r>
+        <w:rPr>
+          <w:rFonts w:ascii="Segoe UI Symbol" w:eastAsia="Times New Roman" w:hAnsi="Segoe UI Symbol" w:cs="Segoe UI Symbol"/>
+          <w:sz w:val="24"/>
+          <w:szCs w:val="24"/>
+          <w:lang w:val="uz-Cyrl-UZ"/>
+        </w:rPr>
+        <w:t>☐</w:t>
+      </w:r>
+      <w:r>
+        <w:rPr>
+          <w:rFonts w:eastAsia="Times New Roman"/>
+          <w:sz w:val="24"/>
+          <w:szCs w:val="24"/>
+          <w:lang w:val="uz-Cyrl-UZ"/>
+        </w:rPr>
+        <w:t xml:space="preserve">             </w:t>
+      </w:r>
+      <w:r>
+        <w:rPr>
+          <w:rFonts w:ascii="Segoe UI Symbol" w:eastAsia="Times New Roman" w:hAnsi="Segoe UI Symbol" w:cs="Segoe UI Symbol"/>
+          <w:sz w:val="24"/>
+          <w:szCs w:val="24"/>
+          <w:lang w:val="uz-Cyrl-UZ"/>
+        </w:rPr>
+        <w:t>☐</w:t>
+      </w:r>
+      <w:r>
+        <w:rPr>
+          <w:rFonts w:eastAsia="Times New Roman"/>
+          <w:sz w:val="24"/>
+          <w:szCs w:val="24"/>
+          <w:lang w:val="uz-Cyrl-UZ"/>
+        </w:rPr>
+        <w:t xml:space="preserve">          </w:t>
+      </w:r>
+      <w:r>
+        <w:rPr>
+          <w:rFonts w:ascii="Segoe UI Symbol" w:eastAsia="Times New Roman" w:hAnsi="Segoe UI Symbol" w:cs="Segoe UI Symbol"/>
+          <w:sz w:val="24"/>
+          <w:szCs w:val="24"/>
+          <w:lang w:val="uz-Cyrl-UZ"/>
+        </w:rPr>
+        <w:t>☐</w:t>
+      </w:r>
+      <w:r>
+        <w:rPr>
+          <w:rFonts w:eastAsia="Times New Roman"/>
+          <w:sz w:val="24"/>
+          <w:szCs w:val="24"/>
+          <w:lang w:val="uz-Cyrl-UZ"/>
+        </w:rPr>
+        <w:t xml:space="preserve">           </w:t>
+      </w:r>
+      <w:r>
+        <w:rPr>
+          <w:rFonts w:ascii="Segoe UI Symbol" w:eastAsia="Times New Roman" w:hAnsi="Segoe UI Symbol" w:cs="Segoe UI Symbol"/>
+          <w:sz w:val="24"/>
+          <w:szCs w:val="24"/>
+          <w:lang w:val="uz-Cyrl-UZ"/>
+        </w:rPr>
+        <w:t>☐</w:t>
+      </w:r>
+      <w:r>
+        <w:rPr>
+          <w:rFonts w:eastAsia="Times New Roman"/>
+          <w:sz w:val="24"/>
+          <w:szCs w:val="24"/>
+          <w:lang w:val="uz-Cyrl-UZ"/>
+        </w:rPr>
+        <w:t xml:space="preserve">             </w:t>
+      </w:r>
+      <w:r>
+        <w:rPr>
+          <w:rFonts w:ascii="Segoe UI Symbol" w:eastAsia="Times New Roman" w:hAnsi="Segoe UI Symbol" w:cs="Segoe UI Symbol"/>
+          <w:sz w:val="24"/>
+          <w:szCs w:val="24"/>
+          <w:lang w:val="uz-Cyrl-UZ"/>
+        </w:rPr>
+        <w:t>☐</w:t>
+      </w:r>
+    </w:p>
+    <w:p>
+      <w:pPr>
+        <w:spacing w:before="240" w:after="240"/>
+        <w:rPr>
+          <w:rFonts w:eastAsia="Times New Roman"/>
+          <w:sz w:val="24"/>
+          <w:szCs w:val="24"/>
+          <w:lang w:val="uz-Cyrl-UZ"/>
+        </w:rPr>
+      </w:pPr>
+      <w:r>
+        <w:rPr>
+          <w:rFonts w:eastAsia="Times New Roman"/>
+          <w:sz w:val="24"/>
+          <w:szCs w:val="24"/>
+          <w:lang w:val="uz-Cyrl-UZ"/>
+        </w:rPr>
+        <w:t xml:space="preserve">Бошқа _____                                                  </w:t>
+      </w:r>
+      <w:r>
+        <w:rPr>
+          <w:rFonts w:ascii="Segoe UI Symbol" w:eastAsia="Times New Roman" w:hAnsi="Segoe UI Symbol" w:cs="Segoe UI Symbol"/>
+          <w:sz w:val="24"/>
+          <w:szCs w:val="24"/>
+          <w:lang w:val="uz-Cyrl-UZ"/>
+        </w:rPr>
+        <w:t>☐</w:t>
+      </w:r>
+      <w:r>
+        <w:rPr>
+          <w:rFonts w:eastAsia="Times New Roman"/>
+          <w:sz w:val="24"/>
+          <w:szCs w:val="24"/>
+          <w:lang w:val="uz-Cyrl-UZ"/>
+        </w:rPr>
+        <w:t xml:space="preserve">             </w:t>
+      </w:r>
+      <w:r>
+        <w:rPr>
+          <w:rFonts w:ascii="Segoe UI Symbol" w:eastAsia="Times New Roman" w:hAnsi="Segoe UI Symbol" w:cs="Segoe UI Symbol"/>
+          <w:sz w:val="24"/>
+          <w:szCs w:val="24"/>
+          <w:lang w:val="uz-Cyrl-UZ"/>
+        </w:rPr>
+        <w:t>☐</w:t>
+      </w:r>
+      <w:r>
+        <w:rPr>
+          <w:rFonts w:eastAsia="Times New Roman"/>
+          <w:sz w:val="24"/>
+          <w:szCs w:val="24"/>
+          <w:lang w:val="uz-Cyrl-UZ"/>
+        </w:rPr>
+        <w:t xml:space="preserve">          </w:t>
+      </w:r>
+      <w:r>
+        <w:rPr>
+          <w:rFonts w:ascii="Segoe UI Symbol" w:eastAsia="Times New Roman" w:hAnsi="Segoe UI Symbol" w:cs="Segoe UI Symbol"/>
+          <w:sz w:val="24"/>
+          <w:szCs w:val="24"/>
+          <w:lang w:val="uz-Cyrl-UZ"/>
+        </w:rPr>
+        <w:t>☐</w:t>
+      </w:r>
+      <w:r>
+        <w:rPr>
+          <w:rFonts w:eastAsia="Times New Roman"/>
+          <w:sz w:val="24"/>
+          <w:szCs w:val="24"/>
+          <w:lang w:val="uz-Cyrl-UZ"/>
+        </w:rPr>
+        <w:t xml:space="preserve">           </w:t>
+      </w:r>
+      <w:r>
+        <w:rPr>
+          <w:rFonts w:ascii="Segoe UI Symbol" w:eastAsia="Times New Roman" w:hAnsi="Segoe UI Symbol" w:cs="Segoe UI Symbol"/>
+          <w:sz w:val="24"/>
+          <w:szCs w:val="24"/>
+          <w:lang w:val="uz-Cyrl-UZ"/>
+        </w:rPr>
+        <w:t>☐</w:t>
+      </w:r>
+      <w:r>
+        <w:rPr>
+          <w:rFonts w:eastAsia="Times New Roman"/>
+          <w:sz w:val="24"/>
+          <w:szCs w:val="24"/>
+          <w:lang w:val="uz-Cyrl-UZ"/>
+        </w:rPr>
+        <w:t xml:space="preserve">             </w:t>
+      </w:r>
+      <w:r>
+        <w:rPr>
+          <w:rFonts w:ascii="Segoe UI Symbol" w:eastAsia="Times New Roman" w:hAnsi="Segoe UI Symbol" w:cs="Segoe UI Symbol"/>
+          <w:sz w:val="24"/>
+          <w:szCs w:val="24"/>
+          <w:lang w:val="uz-Cyrl-UZ"/>
+        </w:rPr>
+        <w:t>☐</w:t>
+      </w:r>
+    </w:p>
+    <w:p>
+      <w:pPr>
+        <w:spacing w:before="240" w:after="240"/>
+        <w:rPr>
+          <w:rFonts w:eastAsia="Times New Roman"/>
+          <w:strike/>
+          <w:sz w:val="24"/>
+          <w:szCs w:val="24"/>
+          <w:lang w:val="uz-Cyrl-UZ"/>
+        </w:rPr>
+      </w:pPr>
+      <w:r>
+        <w:rPr>
+          <w:rFonts w:eastAsia="Times New Roman"/>
+          <w:strike/>
+          <w:sz w:val="24"/>
+          <w:szCs w:val="24"/>
+          <w:lang w:val="uz-Cyrl-UZ"/>
+        </w:rPr>
         <w:lastRenderedPageBreak/>
-        <w:t xml:space="preserve">Яқинлардан                                                </w:t>
-      </w:r>
-      <w:r>
-        <w:rPr>
-          <w:rFonts w:ascii="Segoe UI Symbol" w:eastAsia="Times New Roman" w:hAnsi="Segoe UI Symbol" w:cs="Segoe UI Symbol"/>
-          <w:sz w:val="24"/>
-          <w:szCs w:val="24"/>
-          <w:lang w:val="uz-Cyrl-UZ"/>
-        </w:rPr>
-        <w:t>☐</w:t>
-      </w:r>
-      <w:r>
-        <w:rPr>
-          <w:rFonts w:eastAsia="Times New Roman"/>
-          <w:sz w:val="24"/>
-          <w:szCs w:val="24"/>
-          <w:lang w:val="uz-Cyrl-UZ"/>
-        </w:rPr>
-        <w:t xml:space="preserve">             </w:t>
-      </w:r>
-      <w:r>
-        <w:rPr>
-          <w:rFonts w:ascii="Segoe UI Symbol" w:eastAsia="Times New Roman" w:hAnsi="Segoe UI Symbol" w:cs="Segoe UI Symbol"/>
-          <w:sz w:val="24"/>
-          <w:szCs w:val="24"/>
-          <w:lang w:val="uz-Cyrl-UZ"/>
-        </w:rPr>
-        <w:t>☐</w:t>
-      </w:r>
-      <w:r>
-        <w:rPr>
-          <w:rFonts w:eastAsia="Times New Roman"/>
-          <w:sz w:val="24"/>
-          <w:szCs w:val="24"/>
-          <w:lang w:val="uz-Cyrl-UZ"/>
-        </w:rPr>
-        <w:t xml:space="preserve">          </w:t>
-      </w:r>
-      <w:r>
-        <w:rPr>
-          <w:rFonts w:ascii="Segoe UI Symbol" w:eastAsia="Times New Roman" w:hAnsi="Segoe UI Symbol" w:cs="Segoe UI Symbol"/>
-          <w:sz w:val="24"/>
-          <w:szCs w:val="24"/>
-          <w:lang w:val="uz-Cyrl-UZ"/>
-        </w:rPr>
-        <w:t>☐</w:t>
-      </w:r>
-      <w:r>
-        <w:rPr>
-          <w:rFonts w:eastAsia="Times New Roman"/>
-          <w:sz w:val="24"/>
-          <w:szCs w:val="24"/>
-          <w:lang w:val="uz-Cyrl-UZ"/>
-        </w:rPr>
-        <w:t xml:space="preserve">           </w:t>
-      </w:r>
-      <w:r>
-        <w:rPr>
-          <w:rFonts w:ascii="Segoe UI Symbol" w:eastAsia="Times New Roman" w:hAnsi="Segoe UI Symbol" w:cs="Segoe UI Symbol"/>
-          <w:sz w:val="24"/>
-          <w:szCs w:val="24"/>
-          <w:lang w:val="uz-Cyrl-UZ"/>
-        </w:rPr>
-        <w:t>☐</w:t>
-      </w:r>
-      <w:r>
-        <w:rPr>
-          <w:rFonts w:eastAsia="Times New Roman"/>
-          <w:sz w:val="24"/>
-          <w:szCs w:val="24"/>
-          <w:lang w:val="uz-Cyrl-UZ"/>
-        </w:rPr>
-        <w:t xml:space="preserve">             </w:t>
-      </w:r>
-      <w:r>
-        <w:rPr>
-          <w:rFonts w:ascii="Segoe UI Symbol" w:eastAsia="Times New Roman" w:hAnsi="Segoe UI Symbol" w:cs="Segoe UI Symbol"/>
-          <w:sz w:val="24"/>
-          <w:szCs w:val="24"/>
-          <w:lang w:val="uz-Cyrl-UZ"/>
-        </w:rPr>
-        <w:t>☐</w:t>
-      </w:r>
-    </w:p>
-    <w:p>
-      <w:pPr>
-        <w:spacing w:before="240" w:after="240"/>
-        <w:rPr>
-          <w:rFonts w:eastAsia="Times New Roman"/>
-          <w:sz w:val="24"/>
-          <w:szCs w:val="24"/>
-          <w:lang w:val="uz-Cyrl-UZ"/>
-        </w:rPr>
-      </w:pPr>
-      <w:r>
-        <w:rPr>
-          <w:rFonts w:eastAsia="Times New Roman"/>
-          <w:sz w:val="24"/>
-          <w:szCs w:val="24"/>
-          <w:lang w:val="uz-Cyrl-UZ"/>
-        </w:rPr>
-        <w:t>Кўчада кредит берувчи шахслардан</w:t>
-      </w:r>
-      <w:r>
-        <w:rPr>
-          <w:rFonts w:eastAsia="Times New Roman"/>
-          <w:sz w:val="24"/>
-          <w:szCs w:val="24"/>
-          <w:lang w:val="uz-Cyrl-UZ"/>
-        </w:rPr>
-        <w:t xml:space="preserve">            </w:t>
-      </w:r>
-      <w:r>
-        <w:rPr>
-          <w:rFonts w:ascii="Segoe UI Symbol" w:eastAsia="Times New Roman" w:hAnsi="Segoe UI Symbol" w:cs="Segoe UI Symbol"/>
-          <w:sz w:val="24"/>
-          <w:szCs w:val="24"/>
-          <w:lang w:val="uz-Cyrl-UZ"/>
-        </w:rPr>
-        <w:t>☐</w:t>
-      </w:r>
-      <w:r>
-        <w:rPr>
-          <w:rFonts w:eastAsia="Times New Roman"/>
-          <w:sz w:val="24"/>
-          <w:szCs w:val="24"/>
-          <w:lang w:val="uz-Cyrl-UZ"/>
-        </w:rPr>
-        <w:t xml:space="preserve">             </w:t>
-      </w:r>
-      <w:r>
-        <w:rPr>
-          <w:rFonts w:ascii="Segoe UI Symbol" w:eastAsia="Times New Roman" w:hAnsi="Segoe UI Symbol" w:cs="Segoe UI Symbol"/>
-          <w:sz w:val="24"/>
-          <w:szCs w:val="24"/>
-          <w:lang w:val="uz-Cyrl-UZ"/>
-        </w:rPr>
-        <w:t>☐</w:t>
-      </w:r>
-      <w:r>
-        <w:rPr>
-          <w:rFonts w:eastAsia="Times New Roman"/>
-          <w:sz w:val="24"/>
-          <w:szCs w:val="24"/>
-          <w:lang w:val="uz-Cyrl-UZ"/>
-        </w:rPr>
-        <w:t xml:space="preserve">          </w:t>
-      </w:r>
-      <w:r>
-        <w:rPr>
-          <w:rFonts w:ascii="Segoe UI Symbol" w:eastAsia="Times New Roman" w:hAnsi="Segoe UI Symbol" w:cs="Segoe UI Symbol"/>
-          <w:sz w:val="24"/>
-          <w:szCs w:val="24"/>
-          <w:lang w:val="uz-Cyrl-UZ"/>
-        </w:rPr>
-        <w:t>☐</w:t>
-      </w:r>
-      <w:r>
-        <w:rPr>
-          <w:rFonts w:eastAsia="Times New Roman"/>
-          <w:sz w:val="24"/>
-          <w:szCs w:val="24"/>
-          <w:lang w:val="uz-Cyrl-UZ"/>
-        </w:rPr>
-        <w:t xml:space="preserve">           </w:t>
-      </w:r>
-      <w:r>
-        <w:rPr>
-          <w:rFonts w:ascii="Segoe UI Symbol" w:eastAsia="Times New Roman" w:hAnsi="Segoe UI Symbol" w:cs="Segoe UI Symbol"/>
-          <w:sz w:val="24"/>
-          <w:szCs w:val="24"/>
-          <w:lang w:val="uz-Cyrl-UZ"/>
-        </w:rPr>
-        <w:t>☐</w:t>
-      </w:r>
-      <w:r>
-        <w:rPr>
-          <w:rFonts w:eastAsia="Times New Roman"/>
-          <w:sz w:val="24"/>
-          <w:szCs w:val="24"/>
-          <w:lang w:val="uz-Cyrl-UZ"/>
-        </w:rPr>
-        <w:t xml:space="preserve">             </w:t>
-      </w:r>
-      <w:r>
-        <w:rPr>
-          <w:rFonts w:ascii="Segoe UI Symbol" w:eastAsia="Times New Roman" w:hAnsi="Segoe UI Symbol" w:cs="Segoe UI Symbol"/>
-          <w:sz w:val="24"/>
-          <w:szCs w:val="24"/>
-          <w:lang w:val="uz-Cyrl-UZ"/>
-        </w:rPr>
-        <w:t>☐</w:t>
-      </w:r>
-    </w:p>
-    <w:p>
-      <w:pPr>
-        <w:spacing w:before="240" w:after="240"/>
-        <w:rPr>
-          <w:rFonts w:eastAsia="Times New Roman"/>
-          <w:sz w:val="24"/>
-          <w:szCs w:val="24"/>
-          <w:lang w:val="uz-Cyrl-UZ"/>
-        </w:rPr>
-      </w:pPr>
-      <w:r>
-        <w:rPr>
-          <w:rFonts w:eastAsia="Times New Roman"/>
-          <w:sz w:val="24"/>
-          <w:szCs w:val="24"/>
-          <w:lang w:val="uz-Cyrl-UZ"/>
-        </w:rPr>
-        <w:t xml:space="preserve">Бошқа _____                                                  </w:t>
-      </w:r>
-      <w:r>
-        <w:rPr>
-          <w:rFonts w:ascii="Segoe UI Symbol" w:eastAsia="Times New Roman" w:hAnsi="Segoe UI Symbol" w:cs="Segoe UI Symbol"/>
-          <w:sz w:val="24"/>
-          <w:szCs w:val="24"/>
-          <w:lang w:val="uz-Cyrl-UZ"/>
-        </w:rPr>
-        <w:t>☐</w:t>
-      </w:r>
-      <w:r>
-        <w:rPr>
-          <w:rFonts w:eastAsia="Times New Roman"/>
-          <w:sz w:val="24"/>
-          <w:szCs w:val="24"/>
-          <w:lang w:val="uz-Cyrl-UZ"/>
-        </w:rPr>
-        <w:t xml:space="preserve">             </w:t>
-      </w:r>
-      <w:r>
-        <w:rPr>
-          <w:rFonts w:ascii="Segoe UI Symbol" w:eastAsia="Times New Roman" w:hAnsi="Segoe UI Symbol" w:cs="Segoe UI Symbol"/>
-          <w:sz w:val="24"/>
-          <w:szCs w:val="24"/>
-          <w:lang w:val="uz-Cyrl-UZ"/>
-        </w:rPr>
-        <w:t>☐</w:t>
-      </w:r>
-      <w:r>
-        <w:rPr>
-          <w:rFonts w:eastAsia="Times New Roman"/>
-          <w:sz w:val="24"/>
-          <w:szCs w:val="24"/>
-          <w:lang w:val="uz-Cyrl-UZ"/>
-        </w:rPr>
-        <w:t xml:space="preserve">          </w:t>
-      </w:r>
-      <w:r>
-        <w:rPr>
-          <w:rFonts w:ascii="Segoe UI Symbol" w:eastAsia="Times New Roman" w:hAnsi="Segoe UI Symbol" w:cs="Segoe UI Symbol"/>
-          <w:sz w:val="24"/>
-          <w:szCs w:val="24"/>
-          <w:lang w:val="uz-Cyrl-UZ"/>
-        </w:rPr>
-        <w:t>☐</w:t>
-      </w:r>
-      <w:r>
-        <w:rPr>
-          <w:rFonts w:eastAsia="Times New Roman"/>
-          <w:sz w:val="24"/>
-          <w:szCs w:val="24"/>
-          <w:lang w:val="uz-Cyrl-UZ"/>
-        </w:rPr>
-        <w:t xml:space="preserve">           </w:t>
-      </w:r>
-      <w:r>
-        <w:rPr>
-          <w:rFonts w:ascii="Segoe UI Symbol" w:eastAsia="Times New Roman" w:hAnsi="Segoe UI Symbol" w:cs="Segoe UI Symbol"/>
-          <w:sz w:val="24"/>
-          <w:szCs w:val="24"/>
-          <w:lang w:val="uz-Cyrl-UZ"/>
-        </w:rPr>
-        <w:t>☐</w:t>
-      </w:r>
-      <w:r>
-        <w:rPr>
-          <w:rFonts w:eastAsia="Times New Roman"/>
-          <w:sz w:val="24"/>
-          <w:szCs w:val="24"/>
-          <w:lang w:val="uz-Cyrl-UZ"/>
-        </w:rPr>
-        <w:t xml:space="preserve">             </w:t>
-      </w:r>
-      <w:r>
-        <w:rPr>
-          <w:rFonts w:ascii="Segoe UI Symbol" w:eastAsia="Times New Roman" w:hAnsi="Segoe UI Symbol" w:cs="Segoe UI Symbol"/>
-          <w:sz w:val="24"/>
-          <w:szCs w:val="24"/>
-          <w:lang w:val="uz-Cyrl-UZ"/>
-        </w:rPr>
-        <w:t>☐</w:t>
-      </w:r>
-    </w:p>
-    <w:p>
-      <w:pPr>
-        <w:spacing w:before="240" w:after="240"/>
-        <w:rPr>
-          <w:rFonts w:eastAsia="Times New Roman"/>
-          <w:sz w:val="24"/>
-          <w:szCs w:val="24"/>
-          <w:lang w:val="uz-Cyrl-UZ"/>
-        </w:rPr>
-      </w:pPr>
-      <w:r>
-        <w:rPr>
-          <w:rFonts w:eastAsia="Times New Roman"/>
-          <w:sz w:val="24"/>
-          <w:szCs w:val="24"/>
-          <w:lang w:val="uz-Cyrl-UZ"/>
-        </w:rPr>
         <w:t>Қарз, кредит, насия</w:t>
       </w:r>
       <w:r>
         <w:rPr>
           <w:rFonts w:eastAsia="Times New Roman"/>
+          <w:strike/>
           <w:sz w:val="24"/>
           <w:szCs w:val="24"/>
           <w:lang w:val="uz-Cyrl-UZ"/>
@@ -8946,6 +9169,7 @@
       <w:r>
         <w:rPr>
           <w:rFonts w:eastAsia="Times New Roman"/>
+          <w:strike/>
           <w:sz w:val="24"/>
           <w:szCs w:val="24"/>
           <w:lang w:val="uz-Cyrl-UZ"/>
@@ -8957,6 +9181,7 @@
           <w:rFonts w:eastAsia="Times New Roman"/>
           <w:i/>
           <w:iCs/>
+          <w:strike/>
           <w:sz w:val="24"/>
           <w:szCs w:val="24"/>
           <w:lang w:val="uz-Cyrl-UZ"/>
@@ -8966,6 +9191,7 @@
       <w:r>
         <w:rPr>
           <w:rFonts w:eastAsia="Times New Roman"/>
+          <w:strike/>
           <w:sz w:val="24"/>
           <w:szCs w:val="24"/>
           <w:lang w:val="uz-Cyrl-UZ"/>
@@ -8975,6 +9201,7 @@
       <w:r>
         <w:rPr>
           <w:rFonts w:ascii="Segoe UI Symbol" w:eastAsia="Times New Roman" w:hAnsi="Segoe UI Symbol" w:cs="Segoe UI Symbol"/>
+          <w:strike/>
           <w:sz w:val="24"/>
           <w:szCs w:val="24"/>
           <w:lang w:val="uz-Cyrl-UZ"/>
@@ -8984,6 +9211,7 @@
       <w:r>
         <w:rPr>
           <w:rFonts w:eastAsia="Times New Roman"/>
+          <w:strike/>
           <w:sz w:val="24"/>
           <w:szCs w:val="24"/>
           <w:lang w:val="uz-Cyrl-UZ"/>
@@ -8993,6 +9221,7 @@
       <w:r>
         <w:rPr>
           <w:rFonts w:ascii="Segoe UI Symbol" w:eastAsia="Times New Roman" w:hAnsi="Segoe UI Symbol" w:cs="Segoe UI Symbol"/>
+          <w:strike/>
           <w:sz w:val="24"/>
           <w:szCs w:val="24"/>
           <w:lang w:val="uz-Cyrl-UZ"/>
@@ -9002,6 +9231,7 @@
       <w:r>
         <w:rPr>
           <w:rFonts w:eastAsia="Times New Roman"/>
+          <w:strike/>
           <w:sz w:val="24"/>
           <w:szCs w:val="24"/>
           <w:lang w:val="uz-Cyrl-UZ"/>
@@ -9011,6 +9241,7 @@
       <w:r>
         <w:rPr>
           <w:rFonts w:ascii="Segoe UI Symbol" w:eastAsia="Times New Roman" w:hAnsi="Segoe UI Symbol" w:cs="Segoe UI Symbol"/>
+          <w:strike/>
           <w:sz w:val="24"/>
           <w:szCs w:val="24"/>
           <w:lang w:val="uz-Cyrl-UZ"/>
@@ -9020,6 +9251,7 @@
       <w:r>
         <w:rPr>
           <w:rFonts w:eastAsia="Times New Roman"/>
+          <w:strike/>
           <w:sz w:val="24"/>
           <w:szCs w:val="24"/>
           <w:lang w:val="uz-Cyrl-UZ"/>
@@ -9029,6 +9261,7 @@
       <w:r>
         <w:rPr>
           <w:rFonts w:ascii="Segoe UI Symbol" w:eastAsia="Times New Roman" w:hAnsi="Segoe UI Symbol" w:cs="Segoe UI Symbol"/>
+          <w:strike/>
           <w:sz w:val="24"/>
           <w:szCs w:val="24"/>
           <w:lang w:val="uz-Cyrl-UZ"/>
@@ -9038,6 +9271,7 @@
       <w:r>
         <w:rPr>
           <w:rFonts w:eastAsia="Times New Roman"/>
+          <w:strike/>
           <w:sz w:val="24"/>
           <w:szCs w:val="24"/>
           <w:lang w:val="uz-Cyrl-UZ"/>
@@ -9047,6 +9281,7 @@
       <w:r>
         <w:rPr>
           <w:rFonts w:ascii="Segoe UI Symbol" w:eastAsia="Times New Roman" w:hAnsi="Segoe UI Symbol" w:cs="Segoe UI Symbol"/>
+          <w:strike/>
           <w:sz w:val="24"/>
           <w:szCs w:val="24"/>
           <w:lang w:val="uz-Cyrl-UZ"/>
@@ -9063,16 +9298,18 @@
           <w:rFonts w:eastAsia="Times New Roman"/>
           <w:b/>
           <w:bCs/>
-          <w:sz w:val="24"/>
-          <w:szCs w:val="24"/>
-          <w:lang w:val="uz-Cyrl-UZ"/>
-        </w:rPr>
-      </w:pPr>
-      <w:r>
-        <w:rPr>
-          <w:rFonts w:eastAsia="Times New Roman"/>
-          <w:b/>
-          <w:bCs/>
+          <w:strike/>
+          <w:sz w:val="24"/>
+          <w:szCs w:val="24"/>
+          <w:lang w:val="uz-Cyrl-UZ"/>
+        </w:rPr>
+      </w:pPr>
+      <w:r>
+        <w:rPr>
+          <w:rFonts w:eastAsia="Times New Roman"/>
+          <w:b/>
+          <w:bCs/>
+          <w:strike/>
           <w:sz w:val="24"/>
           <w:szCs w:val="24"/>
           <w:lang w:val="uz-Cyrl-UZ"/>
@@ -9085,6 +9322,7 @@
         <w:spacing w:before="240" w:after="240"/>
         <w:rPr>
           <w:rFonts w:eastAsia="Times New Roman"/>
+          <w:strike/>
           <w:sz w:val="24"/>
           <w:szCs w:val="24"/>
           <w:lang w:val="uz-Cyrl-UZ"/>
@@ -9093,6 +9331,7 @@
       <w:r>
         <w:rPr>
           <w:rFonts w:ascii="Segoe UI Symbol" w:eastAsia="Times New Roman" w:hAnsi="Segoe UI Symbol" w:cs="Segoe UI Symbol"/>
+          <w:strike/>
           <w:sz w:val="24"/>
           <w:szCs w:val="24"/>
           <w:lang w:val="uz-Cyrl-UZ"/>
@@ -9102,6 +9341,7 @@
       <w:r>
         <w:rPr>
           <w:rFonts w:eastAsia="Times New Roman"/>
+          <w:strike/>
           <w:sz w:val="24"/>
           <w:szCs w:val="24"/>
           <w:lang w:val="uz-Cyrl-UZ"/>
@@ -9114,6 +9354,7 @@
         <w:spacing w:before="240" w:after="240"/>
         <w:rPr>
           <w:rFonts w:eastAsia="Times New Roman"/>
+          <w:strike/>
           <w:sz w:val="24"/>
           <w:szCs w:val="24"/>
           <w:lang w:val="uz-Cyrl-UZ"/>
@@ -9122,6 +9363,7 @@
       <w:r>
         <w:rPr>
           <w:rFonts w:ascii="Segoe UI Symbol" w:eastAsia="Times New Roman" w:hAnsi="Segoe UI Symbol" w:cs="Segoe UI Symbol"/>
+          <w:strike/>
           <w:sz w:val="24"/>
           <w:szCs w:val="24"/>
           <w:lang w:val="uz-Cyrl-UZ"/>
@@ -9131,6 +9373,7 @@
       <w:r>
         <w:rPr>
           <w:rFonts w:eastAsia="Times New Roman"/>
+          <w:strike/>
           <w:sz w:val="24"/>
           <w:szCs w:val="24"/>
           <w:lang w:val="uz-Cyrl-UZ"/>
@@ -9143,6 +9386,7 @@
         <w:spacing w:before="240" w:after="240"/>
         <w:rPr>
           <w:rFonts w:eastAsia="Times New Roman"/>
+          <w:strike/>
           <w:sz w:val="24"/>
           <w:szCs w:val="24"/>
           <w:lang w:val="uz-Cyrl-UZ"/>
@@ -9151,6 +9395,7 @@
       <w:r>
         <w:rPr>
           <w:rFonts w:ascii="Segoe UI Symbol" w:eastAsia="Times New Roman" w:hAnsi="Segoe UI Symbol" w:cs="Segoe UI Symbol"/>
+          <w:strike/>
           <w:sz w:val="24"/>
           <w:szCs w:val="24"/>
           <w:lang w:val="uz-Cyrl-UZ"/>
@@ -9160,6 +9405,7 @@
       <w:r>
         <w:rPr>
           <w:rFonts w:eastAsia="Times New Roman"/>
+          <w:strike/>
           <w:sz w:val="24"/>
           <w:szCs w:val="24"/>
           <w:lang w:val="uz-Cyrl-UZ"/>
@@ -9172,6 +9418,7 @@
         <w:spacing w:before="240" w:after="240"/>
         <w:rPr>
           <w:rFonts w:eastAsia="Times New Roman"/>
+          <w:strike/>
           <w:sz w:val="24"/>
           <w:szCs w:val="24"/>
           <w:lang w:val="uz-Cyrl-UZ"/>
@@ -9180,6 +9427,7 @@
       <w:r>
         <w:rPr>
           <w:rFonts w:ascii="Segoe UI Symbol" w:eastAsia="Times New Roman" w:hAnsi="Segoe UI Symbol" w:cs="Segoe UI Symbol"/>
+          <w:strike/>
           <w:sz w:val="24"/>
           <w:szCs w:val="24"/>
           <w:lang w:val="uz-Cyrl-UZ"/>
@@ -9189,6 +9437,7 @@
       <w:r>
         <w:rPr>
           <w:rFonts w:eastAsia="Times New Roman"/>
+          <w:strike/>
           <w:sz w:val="24"/>
           <w:szCs w:val="24"/>
           <w:lang w:val="uz-Cyrl-UZ"/>
@@ -9201,6 +9450,7 @@
         <w:spacing w:before="240" w:after="240"/>
         <w:rPr>
           <w:rFonts w:eastAsia="Times New Roman"/>
+          <w:strike/>
           <w:sz w:val="24"/>
           <w:szCs w:val="24"/>
           <w:lang w:val="uz-Cyrl-UZ"/>
@@ -9209,6 +9459,7 @@
       <w:r>
         <w:rPr>
           <w:rFonts w:ascii="Segoe UI Symbol" w:eastAsia="Times New Roman" w:hAnsi="Segoe UI Symbol" w:cs="Segoe UI Symbol"/>
+          <w:strike/>
           <w:sz w:val="24"/>
           <w:szCs w:val="24"/>
           <w:lang w:val="uz-Cyrl-UZ"/>
@@ -9218,6 +9469,7 @@
       <w:r>
         <w:rPr>
           <w:rFonts w:eastAsia="Times New Roman"/>
+          <w:strike/>
           <w:sz w:val="24"/>
           <w:szCs w:val="24"/>
           <w:lang w:val="uz-Cyrl-UZ"/>
@@ -9230,6 +9482,7 @@
         <w:spacing w:before="240" w:after="240"/>
         <w:rPr>
           <w:rFonts w:eastAsia="Times New Roman"/>
+          <w:strike/>
           <w:sz w:val="24"/>
           <w:szCs w:val="24"/>
           <w:lang w:val="uz-Cyrl-UZ"/>
@@ -9238,6 +9491,7 @@
       <w:r>
         <w:rPr>
           <w:rFonts w:ascii="Segoe UI Symbol" w:eastAsia="Times New Roman" w:hAnsi="Segoe UI Symbol" w:cs="Segoe UI Symbol"/>
+          <w:strike/>
           <w:sz w:val="24"/>
           <w:szCs w:val="24"/>
           <w:lang w:val="uz-Cyrl-UZ"/>
@@ -9247,6 +9501,7 @@
       <w:r>
         <w:rPr>
           <w:rFonts w:eastAsia="Times New Roman"/>
+          <w:strike/>
           <w:sz w:val="24"/>
           <w:szCs w:val="24"/>
           <w:lang w:val="uz-Cyrl-UZ"/>
@@ -9259,6 +9514,7 @@
         <w:spacing w:before="240" w:after="240"/>
         <w:rPr>
           <w:rFonts w:eastAsia="Times New Roman"/>
+          <w:strike/>
           <w:sz w:val="24"/>
           <w:szCs w:val="24"/>
           <w:lang w:val="uz-Cyrl-UZ"/>
@@ -9267,6 +9523,7 @@
       <w:r>
         <w:rPr>
           <w:rFonts w:ascii="Segoe UI Symbol" w:eastAsia="Times New Roman" w:hAnsi="Segoe UI Symbol" w:cs="Segoe UI Symbol"/>
+          <w:strike/>
           <w:sz w:val="24"/>
           <w:szCs w:val="24"/>
           <w:lang w:val="uz-Cyrl-UZ"/>
@@ -9276,6 +9533,7 @@
       <w:r>
         <w:rPr>
           <w:rFonts w:eastAsia="Times New Roman"/>
+          <w:strike/>
           <w:sz w:val="24"/>
           <w:szCs w:val="24"/>
           <w:lang w:val="uz-Cyrl-UZ"/>
@@ -9288,6 +9546,7 @@
         <w:spacing w:before="240" w:after="240"/>
         <w:rPr>
           <w:rFonts w:eastAsia="Times New Roman"/>
+          <w:strike/>
           <w:sz w:val="24"/>
           <w:szCs w:val="24"/>
           <w:lang w:val="uz-Cyrl-UZ"/>
@@ -9296,6 +9555,7 @@
       <w:r>
         <w:rPr>
           <w:rFonts w:ascii="Segoe UI Symbol" w:eastAsia="Times New Roman" w:hAnsi="Segoe UI Symbol" w:cs="Segoe UI Symbol"/>
+          <w:strike/>
           <w:sz w:val="24"/>
           <w:szCs w:val="24"/>
           <w:lang w:val="uz-Cyrl-UZ"/>
@@ -9305,6 +9565,7 @@
       <w:r>
         <w:rPr>
           <w:rFonts w:eastAsia="Times New Roman"/>
+          <w:strike/>
           <w:sz w:val="24"/>
           <w:szCs w:val="24"/>
           <w:lang w:val="uz-Cyrl-UZ"/>
@@ -9317,6 +9578,7 @@
         <w:spacing w:before="240" w:after="240"/>
         <w:rPr>
           <w:rFonts w:eastAsia="Times New Roman"/>
+          <w:strike/>
           <w:sz w:val="24"/>
           <w:szCs w:val="24"/>
           <w:lang w:val="uz-Cyrl-UZ"/>
@@ -9325,6 +9587,7 @@
       <w:r>
         <w:rPr>
           <w:rFonts w:ascii="Segoe UI Symbol" w:eastAsia="Times New Roman" w:hAnsi="Segoe UI Symbol" w:cs="Segoe UI Symbol"/>
+          <w:strike/>
           <w:sz w:val="24"/>
           <w:szCs w:val="24"/>
           <w:lang w:val="uz-Cyrl-UZ"/>
@@ -9334,6 +9597,7 @@
       <w:r>
         <w:rPr>
           <w:rFonts w:eastAsia="Times New Roman"/>
+          <w:strike/>
           <w:sz w:val="24"/>
           <w:szCs w:val="24"/>
           <w:lang w:val="uz-Cyrl-UZ"/>
@@ -9346,6 +9610,7 @@
         <w:spacing w:before="240" w:after="240"/>
         <w:rPr>
           <w:rFonts w:eastAsia="Times New Roman"/>
+          <w:strike/>
           <w:sz w:val="24"/>
           <w:szCs w:val="24"/>
           <w:lang w:val="uz-Cyrl-UZ"/>
@@ -9354,6 +9619,7 @@
       <w:r>
         <w:rPr>
           <w:rFonts w:ascii="Segoe UI Symbol" w:eastAsia="Times New Roman" w:hAnsi="Segoe UI Symbol" w:cs="Segoe UI Symbol"/>
+          <w:strike/>
           <w:sz w:val="24"/>
           <w:szCs w:val="24"/>
           <w:lang w:val="uz-Cyrl-UZ"/>
@@ -9363,6 +9629,7 @@
       <w:r>
         <w:rPr>
           <w:rFonts w:eastAsia="Times New Roman"/>
+          <w:strike/>
           <w:sz w:val="24"/>
           <w:szCs w:val="24"/>
           <w:lang w:val="uz-Cyrl-UZ"/>
@@ -10132,7 +10399,6 @@
           <w:szCs w:val="24"/>
           <w:lang w:val="uz-Cyrl-UZ"/>
         </w:rPr>
-        <w:lastRenderedPageBreak/>
         <w:t>O</w:t>
       </w:r>
       <w:r>
@@ -10352,6 +10618,7 @@
           <w:szCs w:val="24"/>
           <w:lang w:val="uz-Cyrl-UZ"/>
         </w:rPr>
+        <w:lastRenderedPageBreak/>
         <w:t>2.4.3. </w:t>
       </w:r>
       <w:r>
@@ -11685,6 +11952,143 @@
           <w:szCs w:val="24"/>
           <w:lang w:val="uz-Cyrl-UZ"/>
         </w:rPr>
+        <w:t>☐</w:t>
+      </w:r>
+      <w:r>
+        <w:rPr>
+          <w:rFonts w:eastAsia="Times New Roman"/>
+          <w:sz w:val="24"/>
+          <w:szCs w:val="24"/>
+          <w:lang w:val="uz-Cyrl-UZ"/>
+        </w:rPr>
+        <w:t xml:space="preserve"> Кундалик харажатларни қоплаш</w:t>
+      </w:r>
+    </w:p>
+    <w:p>
+      <w:pPr>
+        <w:spacing w:before="240" w:after="240"/>
+        <w:rPr>
+          <w:rFonts w:eastAsia="Times New Roman"/>
+          <w:sz w:val="24"/>
+          <w:szCs w:val="24"/>
+          <w:lang w:val="uz-Cyrl-UZ"/>
+        </w:rPr>
+      </w:pPr>
+      <w:r>
+        <w:rPr>
+          <w:rFonts w:ascii="Segoe UI Symbol" w:eastAsia="Times New Roman" w:hAnsi="Segoe UI Symbol" w:cs="Segoe UI Symbol"/>
+          <w:sz w:val="24"/>
+          <w:szCs w:val="24"/>
+          <w:lang w:val="uz-Cyrl-UZ"/>
+        </w:rPr>
+        <w:t>☐</w:t>
+      </w:r>
+      <w:r>
+        <w:rPr>
+          <w:rFonts w:eastAsia="Times New Roman"/>
+          <w:sz w:val="24"/>
+          <w:szCs w:val="24"/>
+          <w:lang w:val="uz-Cyrl-UZ"/>
+        </w:rPr>
+        <w:t xml:space="preserve"> Соғлиқни сақлаш харажатларини қоплаш</w:t>
+      </w:r>
+    </w:p>
+    <w:p>
+      <w:pPr>
+        <w:spacing w:before="240" w:after="240"/>
+        <w:rPr>
+          <w:rFonts w:eastAsia="Times New Roman"/>
+          <w:sz w:val="24"/>
+          <w:szCs w:val="24"/>
+          <w:lang w:val="uz-Cyrl-UZ"/>
+        </w:rPr>
+      </w:pPr>
+      <w:r>
+        <w:rPr>
+          <w:rFonts w:ascii="Segoe UI Symbol" w:eastAsia="Times New Roman" w:hAnsi="Segoe UI Symbol" w:cs="Segoe UI Symbol"/>
+          <w:sz w:val="24"/>
+          <w:szCs w:val="24"/>
+        </w:rPr>
+        <w:t>☐</w:t>
+      </w:r>
+      <w:r>
+        <w:rPr>
+          <w:rFonts w:eastAsia="Times New Roman"/>
+          <w:sz w:val="24"/>
+          <w:szCs w:val="24"/>
+        </w:rPr>
+        <w:t xml:space="preserve"> </w:t>
+      </w:r>
+      <w:proofErr w:type="spellStart"/>
+      <w:r>
+        <w:rPr>
+          <w:rFonts w:eastAsia="Times New Roman"/>
+          <w:sz w:val="24"/>
+          <w:szCs w:val="24"/>
+        </w:rPr>
+        <w:t>Маиший</w:t>
+      </w:r>
+      <w:proofErr w:type="spellEnd"/>
+      <w:r>
+        <w:rPr>
+          <w:rFonts w:eastAsia="Times New Roman"/>
+          <w:sz w:val="24"/>
+          <w:szCs w:val="24"/>
+        </w:rPr>
+        <w:t xml:space="preserve"> техника</w:t>
+      </w:r>
+      <w:r>
+        <w:rPr>
+          <w:rFonts w:eastAsia="Times New Roman"/>
+          <w:sz w:val="24"/>
+          <w:szCs w:val="24"/>
+          <w:lang w:val="uz-Cyrl-UZ"/>
+        </w:rPr>
+        <w:t xml:space="preserve"> </w:t>
+      </w:r>
+      <w:r>
+        <w:rPr>
+          <w:rFonts w:eastAsia="Times New Roman"/>
+          <w:sz w:val="24"/>
+          <w:szCs w:val="24"/>
+        </w:rPr>
+        <w:t>/</w:t>
+      </w:r>
+      <w:r>
+        <w:rPr>
+          <w:rFonts w:eastAsia="Times New Roman"/>
+          <w:sz w:val="24"/>
+          <w:szCs w:val="24"/>
+          <w:lang w:val="uz-Cyrl-UZ"/>
+        </w:rPr>
+        <w:t xml:space="preserve"> уй жиҳозлари</w:t>
+      </w:r>
+      <w:r>
+        <w:rPr>
+          <w:rFonts w:eastAsia="Times New Roman"/>
+          <w:sz w:val="24"/>
+          <w:szCs w:val="24"/>
+          <w:lang w:val="uz-Cyrl-UZ"/>
+        </w:rPr>
+        <w:t xml:space="preserve"> сотиб олиш</w:t>
+      </w:r>
+    </w:p>
+    <w:p>
+      <w:pPr>
+        <w:spacing w:before="240" w:after="240"/>
+        <w:rPr>
+          <w:rFonts w:eastAsia="Times New Roman"/>
+          <w:sz w:val="24"/>
+          <w:szCs w:val="24"/>
+          <w:lang w:val="uz-Cyrl-UZ"/>
+        </w:rPr>
+      </w:pPr>
+      <w:r>
+        <w:rPr>
+          <w:rFonts w:ascii="Segoe UI Symbol" w:eastAsia="Times New Roman" w:hAnsi="Segoe UI Symbol" w:cs="Segoe UI Symbol"/>
+          <w:sz w:val="24"/>
+          <w:szCs w:val="24"/>
+        </w:rPr>
         <w:lastRenderedPageBreak/>
         <w:t>☐</w:t>
       </w:r>
@@ -11693,143 +12097,6 @@
           <w:rFonts w:eastAsia="Times New Roman"/>
           <w:sz w:val="24"/>
           <w:szCs w:val="24"/>
-          <w:lang w:val="uz-Cyrl-UZ"/>
-        </w:rPr>
-        <w:t xml:space="preserve"> Кундалик харажатларни қоплаш</w:t>
-      </w:r>
-    </w:p>
-    <w:p>
-      <w:pPr>
-        <w:spacing w:before="240" w:after="240"/>
-        <w:rPr>
-          <w:rFonts w:eastAsia="Times New Roman"/>
-          <w:sz w:val="24"/>
-          <w:szCs w:val="24"/>
-          <w:lang w:val="uz-Cyrl-UZ"/>
-        </w:rPr>
-      </w:pPr>
-      <w:r>
-        <w:rPr>
-          <w:rFonts w:ascii="Segoe UI Symbol" w:eastAsia="Times New Roman" w:hAnsi="Segoe UI Symbol" w:cs="Segoe UI Symbol"/>
-          <w:sz w:val="24"/>
-          <w:szCs w:val="24"/>
-          <w:lang w:val="uz-Cyrl-UZ"/>
-        </w:rPr>
-        <w:t>☐</w:t>
-      </w:r>
-      <w:r>
-        <w:rPr>
-          <w:rFonts w:eastAsia="Times New Roman"/>
-          <w:sz w:val="24"/>
-          <w:szCs w:val="24"/>
-          <w:lang w:val="uz-Cyrl-UZ"/>
-        </w:rPr>
-        <w:t xml:space="preserve"> Соғлиқни сақлаш харажатларини қоплаш</w:t>
-      </w:r>
-    </w:p>
-    <w:p>
-      <w:pPr>
-        <w:spacing w:before="240" w:after="240"/>
-        <w:rPr>
-          <w:rFonts w:eastAsia="Times New Roman"/>
-          <w:sz w:val="24"/>
-          <w:szCs w:val="24"/>
-          <w:lang w:val="uz-Cyrl-UZ"/>
-        </w:rPr>
-      </w:pPr>
-      <w:r>
-        <w:rPr>
-          <w:rFonts w:ascii="Segoe UI Symbol" w:eastAsia="Times New Roman" w:hAnsi="Segoe UI Symbol" w:cs="Segoe UI Symbol"/>
-          <w:sz w:val="24"/>
-          <w:szCs w:val="24"/>
-        </w:rPr>
-        <w:t>☐</w:t>
-      </w:r>
-      <w:r>
-        <w:rPr>
-          <w:rFonts w:eastAsia="Times New Roman"/>
-          <w:sz w:val="24"/>
-          <w:szCs w:val="24"/>
-        </w:rPr>
-        <w:t xml:space="preserve"> </w:t>
-      </w:r>
-      <w:proofErr w:type="spellStart"/>
-      <w:r>
-        <w:rPr>
-          <w:rFonts w:eastAsia="Times New Roman"/>
-          <w:sz w:val="24"/>
-          <w:szCs w:val="24"/>
-        </w:rPr>
-        <w:t>Маиший</w:t>
-      </w:r>
-      <w:proofErr w:type="spellEnd"/>
-      <w:r>
-        <w:rPr>
-          <w:rFonts w:eastAsia="Times New Roman"/>
-          <w:sz w:val="24"/>
-          <w:szCs w:val="24"/>
-        </w:rPr>
-        <w:t xml:space="preserve"> техника</w:t>
-      </w:r>
-      <w:r>
-        <w:rPr>
-          <w:rFonts w:eastAsia="Times New Roman"/>
-          <w:sz w:val="24"/>
-          <w:szCs w:val="24"/>
-          <w:lang w:val="uz-Cyrl-UZ"/>
-        </w:rPr>
-        <w:t xml:space="preserve"> </w:t>
-      </w:r>
-      <w:r>
-        <w:rPr>
-          <w:rFonts w:eastAsia="Times New Roman"/>
-          <w:sz w:val="24"/>
-          <w:szCs w:val="24"/>
-        </w:rPr>
-        <w:t>/</w:t>
-      </w:r>
-      <w:r>
-        <w:rPr>
-          <w:rFonts w:eastAsia="Times New Roman"/>
-          <w:sz w:val="24"/>
-          <w:szCs w:val="24"/>
-          <w:lang w:val="uz-Cyrl-UZ"/>
-        </w:rPr>
-        <w:t xml:space="preserve"> уй жиҳозлари</w:t>
-      </w:r>
-      <w:r>
-        <w:rPr>
-          <w:rFonts w:eastAsia="Times New Roman"/>
-          <w:sz w:val="24"/>
-          <w:szCs w:val="24"/>
-          <w:lang w:val="uz-Cyrl-UZ"/>
-        </w:rPr>
-        <w:t xml:space="preserve"> сотиб олиш</w:t>
-      </w:r>
-    </w:p>
-    <w:p>
-      <w:pPr>
-        <w:spacing w:before="240" w:after="240"/>
-        <w:rPr>
-          <w:rFonts w:eastAsia="Times New Roman"/>
-          <w:sz w:val="24"/>
-          <w:szCs w:val="24"/>
-          <w:lang w:val="uz-Cyrl-UZ"/>
-        </w:rPr>
-      </w:pPr>
-      <w:r>
-        <w:rPr>
-          <w:rFonts w:ascii="Segoe UI Symbol" w:eastAsia="Times New Roman" w:hAnsi="Segoe UI Symbol" w:cs="Segoe UI Symbol"/>
-          <w:sz w:val="24"/>
-          <w:szCs w:val="24"/>
-        </w:rPr>
-        <w:t>☐</w:t>
-      </w:r>
-      <w:r>
-        <w:rPr>
-          <w:rFonts w:eastAsia="Times New Roman"/>
-          <w:sz w:val="24"/>
-          <w:szCs w:val="24"/>
         </w:rPr>
         <w:t xml:space="preserve"> </w:t>
       </w:r>
@@ -12854,121 +13121,121 @@
           <w:szCs w:val="24"/>
           <w:lang w:val="uz-Cyrl-UZ"/>
         </w:rPr>
+        <w:t>☐</w:t>
+      </w:r>
+      <w:r>
+        <w:rPr>
+          <w:rFonts w:eastAsia="Times New Roman"/>
+          <w:sz w:val="24"/>
+          <w:szCs w:val="24"/>
+          <w:lang w:val="uz-Cyrl-UZ"/>
+        </w:rPr>
+        <w:t xml:space="preserve"> Давлат кредитини қайтариш керак эмас деган фикр бўлган</w:t>
+      </w:r>
+    </w:p>
+    <w:p>
+      <w:pPr>
+        <w:spacing w:before="240" w:after="100" w:afterAutospacing="1" w:line="240" w:lineRule="auto"/>
+        <w:rPr>
+          <w:rFonts w:eastAsia="Times New Roman"/>
+          <w:sz w:val="24"/>
+          <w:szCs w:val="24"/>
+          <w:lang w:val="uz-Cyrl-UZ"/>
+        </w:rPr>
+      </w:pPr>
+      <w:r>
+        <w:rPr>
+          <w:rFonts w:ascii="Segoe UI Symbol" w:eastAsia="Times New Roman" w:hAnsi="Segoe UI Symbol" w:cs="Segoe UI Symbol"/>
+          <w:sz w:val="24"/>
+          <w:szCs w:val="24"/>
+          <w:lang w:val="uz-Cyrl-UZ"/>
+        </w:rPr>
+        <w:t>☐</w:t>
+      </w:r>
+      <w:r>
+        <w:rPr>
+          <w:rFonts w:eastAsia="Times New Roman"/>
+          <w:sz w:val="24"/>
+          <w:szCs w:val="24"/>
+          <w:lang w:val="uz-Cyrl-UZ"/>
+        </w:rPr>
+        <w:t xml:space="preserve"> Пулларни бизнесга эмас, истеъмолга йўналтири</w:t>
+      </w:r>
+      <w:r>
+        <w:rPr>
+          <w:rFonts w:eastAsia="Times New Roman"/>
+          <w:sz w:val="24"/>
+          <w:szCs w:val="24"/>
+          <w:lang w:val="uz-Cyrl-UZ"/>
+        </w:rPr>
+        <w:t>лган</w:t>
+      </w:r>
+    </w:p>
+    <w:p>
+      <w:pPr>
+        <w:spacing w:before="240" w:after="100" w:afterAutospacing="1" w:line="240" w:lineRule="auto"/>
+        <w:rPr>
+          <w:rFonts w:eastAsia="Times New Roman"/>
+          <w:sz w:val="24"/>
+          <w:szCs w:val="24"/>
+          <w:lang w:val="uz-Cyrl-UZ"/>
+        </w:rPr>
+      </w:pPr>
+      <w:r>
+        <w:rPr>
+          <w:rFonts w:ascii="Segoe UI Symbol" w:eastAsia="Times New Roman" w:hAnsi="Segoe UI Symbol" w:cs="Segoe UI Symbol"/>
+          <w:sz w:val="24"/>
+          <w:szCs w:val="24"/>
+          <w:lang w:val="uz-Cyrl-UZ"/>
+        </w:rPr>
+        <w:t>☐</w:t>
+      </w:r>
+      <w:r>
+        <w:rPr>
+          <w:rFonts w:eastAsia="Times New Roman"/>
+          <w:sz w:val="24"/>
+          <w:szCs w:val="24"/>
+          <w:lang w:val="uz-Cyrl-UZ"/>
+        </w:rPr>
+        <w:t xml:space="preserve"> Кредит шартлари нот</w:t>
+      </w:r>
+      <w:r>
+        <w:rPr>
+          <w:rFonts w:eastAsia="Times New Roman"/>
+          <w:sz w:val="24"/>
+          <w:szCs w:val="24"/>
+          <w:lang w:val="uz-Cyrl-UZ"/>
+        </w:rPr>
+        <w:t>ў</w:t>
+      </w:r>
+      <w:r>
+        <w:rPr>
+          <w:rFonts w:eastAsia="Times New Roman"/>
+          <w:sz w:val="24"/>
+          <w:szCs w:val="24"/>
+          <w:lang w:val="uz-Cyrl-UZ"/>
+        </w:rPr>
+        <w:t>ғри талқин қилинган</w:t>
+      </w:r>
+    </w:p>
+    <w:p>
+      <w:pPr>
+        <w:spacing w:before="240" w:after="100" w:afterAutospacing="1" w:line="240" w:lineRule="auto"/>
+        <w:rPr>
+          <w:rFonts w:eastAsia="Times New Roman"/>
+          <w:sz w:val="24"/>
+          <w:szCs w:val="24"/>
+          <w:lang w:val="uz-Cyrl-UZ"/>
+        </w:rPr>
+      </w:pPr>
+      <w:r>
+        <w:rPr>
+          <w:rFonts w:ascii="Segoe UI Symbol" w:eastAsia="Times New Roman" w:hAnsi="Segoe UI Symbol" w:cs="Segoe UI Symbol"/>
+          <w:sz w:val="24"/>
+          <w:szCs w:val="24"/>
+          <w:lang w:val="uz-Cyrl-UZ"/>
+        </w:rPr>
         <w:lastRenderedPageBreak/>
-        <w:t>☐</w:t>
-      </w:r>
-      <w:r>
-        <w:rPr>
-          <w:rFonts w:eastAsia="Times New Roman"/>
-          <w:sz w:val="24"/>
-          <w:szCs w:val="24"/>
-          <w:lang w:val="uz-Cyrl-UZ"/>
-        </w:rPr>
-        <w:t xml:space="preserve"> Давлат кредитини қайтариш керак эмас деган фикр бўлган</w:t>
-      </w:r>
-    </w:p>
-    <w:p>
-      <w:pPr>
-        <w:spacing w:before="240" w:after="100" w:afterAutospacing="1" w:line="240" w:lineRule="auto"/>
-        <w:rPr>
-          <w:rFonts w:eastAsia="Times New Roman"/>
-          <w:sz w:val="24"/>
-          <w:szCs w:val="24"/>
-          <w:lang w:val="uz-Cyrl-UZ"/>
-        </w:rPr>
-      </w:pPr>
-      <w:r>
-        <w:rPr>
-          <w:rFonts w:ascii="Segoe UI Symbol" w:eastAsia="Times New Roman" w:hAnsi="Segoe UI Symbol" w:cs="Segoe UI Symbol"/>
-          <w:sz w:val="24"/>
-          <w:szCs w:val="24"/>
-          <w:lang w:val="uz-Cyrl-UZ"/>
-        </w:rPr>
-        <w:t>☐</w:t>
-      </w:r>
-      <w:r>
-        <w:rPr>
-          <w:rFonts w:eastAsia="Times New Roman"/>
-          <w:sz w:val="24"/>
-          <w:szCs w:val="24"/>
-          <w:lang w:val="uz-Cyrl-UZ"/>
-        </w:rPr>
-        <w:t xml:space="preserve"> Пулларни бизнесга эмас, истеъмолга йўналтири</w:t>
-      </w:r>
-      <w:r>
-        <w:rPr>
-          <w:rFonts w:eastAsia="Times New Roman"/>
-          <w:sz w:val="24"/>
-          <w:szCs w:val="24"/>
-          <w:lang w:val="uz-Cyrl-UZ"/>
-        </w:rPr>
-        <w:t>лган</w:t>
-      </w:r>
-    </w:p>
-    <w:p>
-      <w:pPr>
-        <w:spacing w:before="240" w:after="100" w:afterAutospacing="1" w:line="240" w:lineRule="auto"/>
-        <w:rPr>
-          <w:rFonts w:eastAsia="Times New Roman"/>
-          <w:sz w:val="24"/>
-          <w:szCs w:val="24"/>
-          <w:lang w:val="uz-Cyrl-UZ"/>
-        </w:rPr>
-      </w:pPr>
-      <w:r>
-        <w:rPr>
-          <w:rFonts w:ascii="Segoe UI Symbol" w:eastAsia="Times New Roman" w:hAnsi="Segoe UI Symbol" w:cs="Segoe UI Symbol"/>
-          <w:sz w:val="24"/>
-          <w:szCs w:val="24"/>
-          <w:lang w:val="uz-Cyrl-UZ"/>
-        </w:rPr>
-        <w:t>☐</w:t>
-      </w:r>
-      <w:r>
-        <w:rPr>
-          <w:rFonts w:eastAsia="Times New Roman"/>
-          <w:sz w:val="24"/>
-          <w:szCs w:val="24"/>
-          <w:lang w:val="uz-Cyrl-UZ"/>
-        </w:rPr>
-        <w:t xml:space="preserve"> Кредит шартлари нот</w:t>
-      </w:r>
-      <w:r>
-        <w:rPr>
-          <w:rFonts w:eastAsia="Times New Roman"/>
-          <w:sz w:val="24"/>
-          <w:szCs w:val="24"/>
-          <w:lang w:val="uz-Cyrl-UZ"/>
-        </w:rPr>
-        <w:t>ў</w:t>
-      </w:r>
-      <w:r>
-        <w:rPr>
-          <w:rFonts w:eastAsia="Times New Roman"/>
-          <w:sz w:val="24"/>
-          <w:szCs w:val="24"/>
-          <w:lang w:val="uz-Cyrl-UZ"/>
-        </w:rPr>
-        <w:t>ғри талқин қилинган</w:t>
-      </w:r>
-    </w:p>
-    <w:p>
-      <w:pPr>
-        <w:spacing w:before="240" w:after="100" w:afterAutospacing="1" w:line="240" w:lineRule="auto"/>
-        <w:rPr>
-          <w:rFonts w:eastAsia="Times New Roman"/>
-          <w:sz w:val="24"/>
-          <w:szCs w:val="24"/>
-          <w:lang w:val="uz-Cyrl-UZ"/>
-        </w:rPr>
-      </w:pPr>
-      <w:r>
-        <w:rPr>
-          <w:rFonts w:ascii="Segoe UI Symbol" w:eastAsia="Times New Roman" w:hAnsi="Segoe UI Symbol" w:cs="Segoe UI Symbol"/>
-          <w:sz w:val="24"/>
-          <w:szCs w:val="24"/>
-          <w:lang w:val="uz-Cyrl-UZ"/>
-        </w:rPr>
         <w:t>☐</w:t>
       </w:r>
       <w:r>
@@ -14282,112 +14549,112 @@
           <w:szCs w:val="24"/>
           <w:lang w:val="uz-Cyrl-UZ"/>
         </w:rPr>
+        <w:t>☐</w:t>
+      </w:r>
+      <w:r>
+        <w:rPr>
+          <w:rFonts w:eastAsia="Times New Roman"/>
+          <w:sz w:val="24"/>
+          <w:szCs w:val="24"/>
+          <w:lang w:val="uz-Cyrl-UZ"/>
+        </w:rPr>
+        <w:t xml:space="preserve"> Танишлар</w:t>
+      </w:r>
+      <w:r>
+        <w:rPr>
+          <w:rFonts w:eastAsia="Times New Roman"/>
+          <w:sz w:val="24"/>
+          <w:szCs w:val="24"/>
+          <w:lang w:val="uz-Cyrl-UZ"/>
+        </w:rPr>
+        <w:t xml:space="preserve"> тавсиясига кўра</w:t>
+      </w:r>
+    </w:p>
+    <w:p>
+      <w:pPr>
+        <w:spacing w:before="240" w:after="240"/>
+        <w:rPr>
+          <w:rFonts w:eastAsia="Times New Roman"/>
+          <w:sz w:val="24"/>
+          <w:szCs w:val="24"/>
+          <w:lang w:val="uz-Cyrl-UZ"/>
+        </w:rPr>
+      </w:pPr>
+      <w:r>
+        <w:rPr>
+          <w:rFonts w:ascii="Segoe UI Symbol" w:eastAsia="Times New Roman" w:hAnsi="Segoe UI Symbol" w:cs="Segoe UI Symbol"/>
+          <w:sz w:val="24"/>
+          <w:szCs w:val="24"/>
+          <w:lang w:val="uz-Cyrl-UZ"/>
+        </w:rPr>
+        <w:t>☐</w:t>
+      </w:r>
+      <w:r>
+        <w:rPr>
+          <w:rFonts w:eastAsia="Times New Roman"/>
+          <w:sz w:val="24"/>
+          <w:szCs w:val="24"/>
+          <w:lang w:val="uz-Cyrl-UZ"/>
+        </w:rPr>
+        <w:t xml:space="preserve"> Ҳокимият ва давлат ташкилотлари томонидан тавсия этилган</w:t>
+      </w:r>
+    </w:p>
+    <w:p>
+      <w:pPr>
+        <w:spacing w:before="240" w:after="240"/>
+        <w:rPr>
+          <w:rFonts w:eastAsia="Times New Roman"/>
+          <w:sz w:val="24"/>
+          <w:szCs w:val="24"/>
+          <w:lang w:val="uz-Cyrl-UZ"/>
+        </w:rPr>
+      </w:pPr>
+      <w:r>
+        <w:rPr>
+          <w:rFonts w:ascii="Segoe UI Symbol" w:eastAsia="Times New Roman" w:hAnsi="Segoe UI Symbol" w:cs="Segoe UI Symbol"/>
+          <w:sz w:val="24"/>
+          <w:szCs w:val="24"/>
+          <w:lang w:val="uz-Cyrl-UZ"/>
+        </w:rPr>
+        <w:t>☐</w:t>
+      </w:r>
+      <w:r>
+        <w:rPr>
+          <w:rFonts w:eastAsia="Times New Roman"/>
+          <w:sz w:val="24"/>
+          <w:szCs w:val="24"/>
+          <w:lang w:val="uz-Cyrl-UZ"/>
+        </w:rPr>
+        <w:t xml:space="preserve"> </w:t>
+      </w:r>
+      <w:r>
+        <w:rPr>
+          <w:rFonts w:eastAsia="Times New Roman"/>
+          <w:sz w:val="24"/>
+          <w:szCs w:val="24"/>
+          <w:lang w:val="uz-Cyrl-UZ"/>
+        </w:rPr>
+        <w:t>Алданиб қолиб олганман</w:t>
+      </w:r>
+    </w:p>
+    <w:p>
+      <w:pPr>
+        <w:spacing w:before="240" w:after="240"/>
+        <w:rPr>
+          <w:rFonts w:eastAsia="Times New Roman"/>
+          <w:sz w:val="24"/>
+          <w:szCs w:val="24"/>
+          <w:lang w:val="uz-Cyrl-UZ"/>
+        </w:rPr>
+      </w:pPr>
+      <w:r>
+        <w:rPr>
+          <w:rFonts w:ascii="Segoe UI Symbol" w:eastAsia="Times New Roman" w:hAnsi="Segoe UI Symbol" w:cs="Segoe UI Symbol"/>
+          <w:sz w:val="24"/>
+          <w:szCs w:val="24"/>
+          <w:lang w:val="uz-Cyrl-UZ"/>
+        </w:rPr>
         <w:lastRenderedPageBreak/>
-        <w:t>☐</w:t>
-      </w:r>
-      <w:r>
-        <w:rPr>
-          <w:rFonts w:eastAsia="Times New Roman"/>
-          <w:sz w:val="24"/>
-          <w:szCs w:val="24"/>
-          <w:lang w:val="uz-Cyrl-UZ"/>
-        </w:rPr>
-        <w:t xml:space="preserve"> Танишлар</w:t>
-      </w:r>
-      <w:r>
-        <w:rPr>
-          <w:rFonts w:eastAsia="Times New Roman"/>
-          <w:sz w:val="24"/>
-          <w:szCs w:val="24"/>
-          <w:lang w:val="uz-Cyrl-UZ"/>
-        </w:rPr>
-        <w:t xml:space="preserve"> тавсиясига кўра</w:t>
-      </w:r>
-    </w:p>
-    <w:p>
-      <w:pPr>
-        <w:spacing w:before="240" w:after="240"/>
-        <w:rPr>
-          <w:rFonts w:eastAsia="Times New Roman"/>
-          <w:sz w:val="24"/>
-          <w:szCs w:val="24"/>
-          <w:lang w:val="uz-Cyrl-UZ"/>
-        </w:rPr>
-      </w:pPr>
-      <w:r>
-        <w:rPr>
-          <w:rFonts w:ascii="Segoe UI Symbol" w:eastAsia="Times New Roman" w:hAnsi="Segoe UI Symbol" w:cs="Segoe UI Symbol"/>
-          <w:sz w:val="24"/>
-          <w:szCs w:val="24"/>
-          <w:lang w:val="uz-Cyrl-UZ"/>
-        </w:rPr>
-        <w:t>☐</w:t>
-      </w:r>
-      <w:r>
-        <w:rPr>
-          <w:rFonts w:eastAsia="Times New Roman"/>
-          <w:sz w:val="24"/>
-          <w:szCs w:val="24"/>
-          <w:lang w:val="uz-Cyrl-UZ"/>
-        </w:rPr>
-        <w:t xml:space="preserve"> Ҳокимият ва давлат ташкилотлари томонидан тавсия этилган</w:t>
-      </w:r>
-    </w:p>
-    <w:p>
-      <w:pPr>
-        <w:spacing w:before="240" w:after="240"/>
-        <w:rPr>
-          <w:rFonts w:eastAsia="Times New Roman"/>
-          <w:sz w:val="24"/>
-          <w:szCs w:val="24"/>
-          <w:lang w:val="uz-Cyrl-UZ"/>
-        </w:rPr>
-      </w:pPr>
-      <w:r>
-        <w:rPr>
-          <w:rFonts w:ascii="Segoe UI Symbol" w:eastAsia="Times New Roman" w:hAnsi="Segoe UI Symbol" w:cs="Segoe UI Symbol"/>
-          <w:sz w:val="24"/>
-          <w:szCs w:val="24"/>
-          <w:lang w:val="uz-Cyrl-UZ"/>
-        </w:rPr>
-        <w:t>☐</w:t>
-      </w:r>
-      <w:r>
-        <w:rPr>
-          <w:rFonts w:eastAsia="Times New Roman"/>
-          <w:sz w:val="24"/>
-          <w:szCs w:val="24"/>
-          <w:lang w:val="uz-Cyrl-UZ"/>
-        </w:rPr>
-        <w:t xml:space="preserve"> </w:t>
-      </w:r>
-      <w:r>
-        <w:rPr>
-          <w:rFonts w:eastAsia="Times New Roman"/>
-          <w:sz w:val="24"/>
-          <w:szCs w:val="24"/>
-          <w:lang w:val="uz-Cyrl-UZ"/>
-        </w:rPr>
-        <w:t>Алданиб қолиб олганман</w:t>
-      </w:r>
-    </w:p>
-    <w:p>
-      <w:pPr>
-        <w:spacing w:before="240" w:after="240"/>
-        <w:rPr>
-          <w:rFonts w:eastAsia="Times New Roman"/>
-          <w:sz w:val="24"/>
-          <w:szCs w:val="24"/>
-          <w:lang w:val="uz-Cyrl-UZ"/>
-        </w:rPr>
-      </w:pPr>
-      <w:r>
-        <w:rPr>
-          <w:rFonts w:ascii="Segoe UI Symbol" w:eastAsia="Times New Roman" w:hAnsi="Segoe UI Symbol" w:cs="Segoe UI Symbol"/>
-          <w:sz w:val="24"/>
-          <w:szCs w:val="24"/>
-          <w:lang w:val="uz-Cyrl-UZ"/>
-        </w:rPr>
         <w:t>☐</w:t>
       </w:r>
       <w:r>
@@ -15077,7 +15344,6 @@
           <w:szCs w:val="24"/>
           <w:lang w:val="uz-Cyrl-UZ"/>
         </w:rPr>
-        <w:lastRenderedPageBreak/>
         <w:t xml:space="preserve">3.3 </w:t>
       </w:r>
       <w:r>
@@ -15268,6 +15534,7 @@
           <w:szCs w:val="24"/>
           <w:lang w:val="uz-Cyrl-UZ"/>
         </w:rPr>
+        <w:lastRenderedPageBreak/>
         <w:t xml:space="preserve">Турмуш ўртоғини </w:t>
       </w:r>
       <w:r>
@@ -16371,6 +16638,166 @@
           <w:sz w:val="24"/>
           <w:szCs w:val="24"/>
         </w:rPr>
+        <w:t>☐</w:t>
+      </w:r>
+      <w:r>
+        <w:rPr>
+          <w:rFonts w:eastAsia="Times New Roman"/>
+          <w:sz w:val="24"/>
+          <w:szCs w:val="24"/>
+        </w:rPr>
+        <w:t xml:space="preserve"> </w:t>
+      </w:r>
+      <w:r>
+        <w:rPr>
+          <w:rFonts w:eastAsia="Times New Roman"/>
+          <w:sz w:val="24"/>
+          <w:szCs w:val="24"/>
+          <w:lang w:val="uz-Cyrl-UZ"/>
+        </w:rPr>
+        <w:t>Даромадларим камайди</w:t>
+      </w:r>
+    </w:p>
+    <w:p>
+      <w:pPr>
+        <w:spacing w:before="240" w:after="100" w:afterAutospacing="1" w:line="240" w:lineRule="auto"/>
+        <w:rPr>
+          <w:rFonts w:eastAsia="Times New Roman"/>
+          <w:sz w:val="24"/>
+          <w:szCs w:val="24"/>
+          <w:lang w:val="uz-Cyrl-UZ"/>
+        </w:rPr>
+      </w:pPr>
+      <w:r>
+        <w:rPr>
+          <w:rFonts w:ascii="Segoe UI Symbol" w:eastAsia="Times New Roman" w:hAnsi="Segoe UI Symbol" w:cs="Segoe UI Symbol"/>
+          <w:sz w:val="24"/>
+          <w:szCs w:val="24"/>
+          <w:lang w:val="uz-Cyrl-UZ"/>
+        </w:rPr>
+        <w:t>☐</w:t>
+      </w:r>
+      <w:r>
+        <w:rPr>
+          <w:rFonts w:eastAsia="Times New Roman"/>
+          <w:sz w:val="24"/>
+          <w:szCs w:val="24"/>
+          <w:lang w:val="uz-Cyrl-UZ"/>
+        </w:rPr>
+        <w:t xml:space="preserve"> Иш ҳақи кечиктирил</w:t>
+      </w:r>
+      <w:r>
+        <w:rPr>
+          <w:rFonts w:eastAsia="Times New Roman"/>
+          <w:sz w:val="24"/>
+          <w:szCs w:val="24"/>
+          <w:lang w:val="uz-Cyrl-UZ"/>
+        </w:rPr>
+        <w:t>ди</w:t>
+      </w:r>
+      <w:r>
+        <w:rPr>
+          <w:rFonts w:eastAsia="Times New Roman"/>
+          <w:sz w:val="24"/>
+          <w:szCs w:val="24"/>
+          <w:lang w:val="uz-Cyrl-UZ"/>
+        </w:rPr>
+        <w:t>;</w:t>
+      </w:r>
+    </w:p>
+    <w:p>
+      <w:pPr>
+        <w:spacing w:before="240" w:after="100" w:afterAutospacing="1" w:line="240" w:lineRule="auto"/>
+        <w:rPr>
+          <w:rFonts w:eastAsia="Times New Roman"/>
+          <w:sz w:val="24"/>
+          <w:szCs w:val="24"/>
+          <w:lang w:val="uz-Cyrl-UZ"/>
+        </w:rPr>
+      </w:pPr>
+      <w:r>
+        <w:rPr>
+          <w:rFonts w:ascii="Segoe UI Symbol" w:eastAsia="Times New Roman" w:hAnsi="Segoe UI Symbol" w:cs="Segoe UI Symbol"/>
+          <w:sz w:val="24"/>
+          <w:szCs w:val="24"/>
+          <w:lang w:val="uz-Cyrl-UZ"/>
+        </w:rPr>
+        <w:t>☐</w:t>
+      </w:r>
+      <w:r>
+        <w:rPr>
+          <w:rFonts w:eastAsia="Times New Roman"/>
+          <w:sz w:val="24"/>
+          <w:szCs w:val="24"/>
+          <w:lang w:val="uz-Cyrl-UZ"/>
+        </w:rPr>
+        <w:t xml:space="preserve"> Бошқа қарзлар</w:t>
+      </w:r>
+      <w:r>
+        <w:rPr>
+          <w:rFonts w:eastAsia="Times New Roman"/>
+          <w:sz w:val="24"/>
+          <w:szCs w:val="24"/>
+          <w:lang w:val="uz-Cyrl-UZ"/>
+        </w:rPr>
+        <w:t>га йўналтирилди</w:t>
+      </w:r>
+      <w:r>
+        <w:rPr>
+          <w:rFonts w:eastAsia="Times New Roman"/>
+          <w:sz w:val="24"/>
+          <w:szCs w:val="24"/>
+          <w:lang w:val="uz-Cyrl-UZ"/>
+        </w:rPr>
+        <w:t>;</w:t>
+      </w:r>
+    </w:p>
+    <w:p>
+      <w:pPr>
+        <w:spacing w:before="240" w:after="100" w:afterAutospacing="1" w:line="240" w:lineRule="auto"/>
+        <w:rPr>
+          <w:rFonts w:eastAsia="Times New Roman"/>
+          <w:sz w:val="24"/>
+          <w:szCs w:val="24"/>
+          <w:lang w:val="uz-Cyrl-UZ"/>
+        </w:rPr>
+      </w:pPr>
+      <w:r>
+        <w:rPr>
+          <w:rFonts w:ascii="Segoe UI Symbol" w:eastAsia="Times New Roman" w:hAnsi="Segoe UI Symbol" w:cs="Segoe UI Symbol"/>
+          <w:sz w:val="24"/>
+          <w:szCs w:val="24"/>
+          <w:lang w:val="uz-Cyrl-UZ"/>
+        </w:rPr>
+        <w:t>☐</w:t>
+      </w:r>
+      <w:r>
+        <w:rPr>
+          <w:rFonts w:eastAsia="Times New Roman"/>
+          <w:sz w:val="24"/>
+          <w:szCs w:val="24"/>
+          <w:lang w:val="uz-Cyrl-UZ"/>
+        </w:rPr>
+        <w:t xml:space="preserve"> Даромадларим мавсумий/доимий эмас;</w:t>
+      </w:r>
+    </w:p>
+    <w:p>
+      <w:pPr>
+        <w:spacing w:before="240" w:after="100" w:afterAutospacing="1" w:line="240" w:lineRule="auto"/>
+        <w:rPr>
+          <w:rFonts w:eastAsia="Times New Roman"/>
+          <w:sz w:val="24"/>
+          <w:szCs w:val="24"/>
+          <w:lang w:val="uz-Cyrl-UZ"/>
+        </w:rPr>
+      </w:pPr>
+      <w:r>
+        <w:rPr>
+          <w:rFonts w:ascii="Segoe UI Symbol" w:eastAsia="Times New Roman" w:hAnsi="Segoe UI Symbol" w:cs="Segoe UI Symbol"/>
+          <w:sz w:val="24"/>
+          <w:szCs w:val="24"/>
+          <w:lang w:val="uz-Cyrl-UZ"/>
+        </w:rPr>
         <w:lastRenderedPageBreak/>
         <w:t>☐</w:t>
       </w:r>
@@ -16379,166 +16806,6 @@
           <w:rFonts w:eastAsia="Times New Roman"/>
           <w:sz w:val="24"/>
           <w:szCs w:val="24"/>
-        </w:rPr>
-        <w:t xml:space="preserve"> </w:t>
-      </w:r>
-      <w:r>
-        <w:rPr>
-          <w:rFonts w:eastAsia="Times New Roman"/>
-          <w:sz w:val="24"/>
-          <w:szCs w:val="24"/>
-          <w:lang w:val="uz-Cyrl-UZ"/>
-        </w:rPr>
-        <w:t>Даромадларим камайди</w:t>
-      </w:r>
-    </w:p>
-    <w:p>
-      <w:pPr>
-        <w:spacing w:before="240" w:after="100" w:afterAutospacing="1" w:line="240" w:lineRule="auto"/>
-        <w:rPr>
-          <w:rFonts w:eastAsia="Times New Roman"/>
-          <w:sz w:val="24"/>
-          <w:szCs w:val="24"/>
-          <w:lang w:val="uz-Cyrl-UZ"/>
-        </w:rPr>
-      </w:pPr>
-      <w:r>
-        <w:rPr>
-          <w:rFonts w:ascii="Segoe UI Symbol" w:eastAsia="Times New Roman" w:hAnsi="Segoe UI Symbol" w:cs="Segoe UI Symbol"/>
-          <w:sz w:val="24"/>
-          <w:szCs w:val="24"/>
-          <w:lang w:val="uz-Cyrl-UZ"/>
-        </w:rPr>
-        <w:t>☐</w:t>
-      </w:r>
-      <w:r>
-        <w:rPr>
-          <w:rFonts w:eastAsia="Times New Roman"/>
-          <w:sz w:val="24"/>
-          <w:szCs w:val="24"/>
-          <w:lang w:val="uz-Cyrl-UZ"/>
-        </w:rPr>
-        <w:t xml:space="preserve"> Иш ҳақи кечиктирил</w:t>
-      </w:r>
-      <w:r>
-        <w:rPr>
-          <w:rFonts w:eastAsia="Times New Roman"/>
-          <w:sz w:val="24"/>
-          <w:szCs w:val="24"/>
-          <w:lang w:val="uz-Cyrl-UZ"/>
-        </w:rPr>
-        <w:t>ди</w:t>
-      </w:r>
-      <w:r>
-        <w:rPr>
-          <w:rFonts w:eastAsia="Times New Roman"/>
-          <w:sz w:val="24"/>
-          <w:szCs w:val="24"/>
-          <w:lang w:val="uz-Cyrl-UZ"/>
-        </w:rPr>
-        <w:t>;</w:t>
-      </w:r>
-    </w:p>
-    <w:p>
-      <w:pPr>
-        <w:spacing w:before="240" w:after="100" w:afterAutospacing="1" w:line="240" w:lineRule="auto"/>
-        <w:rPr>
-          <w:rFonts w:eastAsia="Times New Roman"/>
-          <w:sz w:val="24"/>
-          <w:szCs w:val="24"/>
-          <w:lang w:val="uz-Cyrl-UZ"/>
-        </w:rPr>
-      </w:pPr>
-      <w:r>
-        <w:rPr>
-          <w:rFonts w:ascii="Segoe UI Symbol" w:eastAsia="Times New Roman" w:hAnsi="Segoe UI Symbol" w:cs="Segoe UI Symbol"/>
-          <w:sz w:val="24"/>
-          <w:szCs w:val="24"/>
-          <w:lang w:val="uz-Cyrl-UZ"/>
-        </w:rPr>
-        <w:t>☐</w:t>
-      </w:r>
-      <w:r>
-        <w:rPr>
-          <w:rFonts w:eastAsia="Times New Roman"/>
-          <w:sz w:val="24"/>
-          <w:szCs w:val="24"/>
-          <w:lang w:val="uz-Cyrl-UZ"/>
-        </w:rPr>
-        <w:t xml:space="preserve"> Бошқа қарзлар</w:t>
-      </w:r>
-      <w:r>
-        <w:rPr>
-          <w:rFonts w:eastAsia="Times New Roman"/>
-          <w:sz w:val="24"/>
-          <w:szCs w:val="24"/>
-          <w:lang w:val="uz-Cyrl-UZ"/>
-        </w:rPr>
-        <w:t>га йўналтирилди</w:t>
-      </w:r>
-      <w:r>
-        <w:rPr>
-          <w:rFonts w:eastAsia="Times New Roman"/>
-          <w:sz w:val="24"/>
-          <w:szCs w:val="24"/>
-          <w:lang w:val="uz-Cyrl-UZ"/>
-        </w:rPr>
-        <w:t>;</w:t>
-      </w:r>
-    </w:p>
-    <w:p>
-      <w:pPr>
-        <w:spacing w:before="240" w:after="100" w:afterAutospacing="1" w:line="240" w:lineRule="auto"/>
-        <w:rPr>
-          <w:rFonts w:eastAsia="Times New Roman"/>
-          <w:sz w:val="24"/>
-          <w:szCs w:val="24"/>
-          <w:lang w:val="uz-Cyrl-UZ"/>
-        </w:rPr>
-      </w:pPr>
-      <w:r>
-        <w:rPr>
-          <w:rFonts w:ascii="Segoe UI Symbol" w:eastAsia="Times New Roman" w:hAnsi="Segoe UI Symbol" w:cs="Segoe UI Symbol"/>
-          <w:sz w:val="24"/>
-          <w:szCs w:val="24"/>
-          <w:lang w:val="uz-Cyrl-UZ"/>
-        </w:rPr>
-        <w:t>☐</w:t>
-      </w:r>
-      <w:r>
-        <w:rPr>
-          <w:rFonts w:eastAsia="Times New Roman"/>
-          <w:sz w:val="24"/>
-          <w:szCs w:val="24"/>
-          <w:lang w:val="uz-Cyrl-UZ"/>
-        </w:rPr>
-        <w:t xml:space="preserve"> Даромадларим мавсумий/доимий эмас;</w:t>
-      </w:r>
-    </w:p>
-    <w:p>
-      <w:pPr>
-        <w:spacing w:before="240" w:after="100" w:afterAutospacing="1" w:line="240" w:lineRule="auto"/>
-        <w:rPr>
-          <w:rFonts w:eastAsia="Times New Roman"/>
-          <w:sz w:val="24"/>
-          <w:szCs w:val="24"/>
-          <w:lang w:val="uz-Cyrl-UZ"/>
-        </w:rPr>
-      </w:pPr>
-      <w:r>
-        <w:rPr>
-          <w:rFonts w:ascii="Segoe UI Symbol" w:eastAsia="Times New Roman" w:hAnsi="Segoe UI Symbol" w:cs="Segoe UI Symbol"/>
-          <w:sz w:val="24"/>
-          <w:szCs w:val="24"/>
-          <w:lang w:val="uz-Cyrl-UZ"/>
-        </w:rPr>
-        <w:t>☐</w:t>
-      </w:r>
-      <w:r>
-        <w:rPr>
-          <w:rFonts w:eastAsia="Times New Roman"/>
-          <w:sz w:val="24"/>
-          <w:szCs w:val="24"/>
           <w:lang w:val="uz-Cyrl-UZ"/>
         </w:rPr>
         <w:t xml:space="preserve"> Кредит олишда имкониятларимни нотўғри баҳоладим</w:t>
@@ -17706,150 +17973,150 @@
           <w:szCs w:val="24"/>
           <w:lang w:val="uz-Cyrl-UZ"/>
         </w:rPr>
+        <w:t>☐</w:t>
+      </w:r>
+      <w:r>
+        <w:rPr>
+          <w:rFonts w:eastAsia="Times New Roman"/>
+          <w:sz w:val="24"/>
+          <w:szCs w:val="24"/>
+          <w:lang w:val="uz-Cyrl-UZ"/>
+        </w:rPr>
+        <w:t xml:space="preserve"> </w:t>
+      </w:r>
+      <w:r>
+        <w:rPr>
+          <w:rFonts w:eastAsia="Times New Roman"/>
+          <w:sz w:val="24"/>
+          <w:szCs w:val="24"/>
+          <w:lang w:val="uz-Cyrl-UZ"/>
+        </w:rPr>
+        <w:t xml:space="preserve">Банк </w:t>
+      </w:r>
+      <w:r>
+        <w:rPr>
+          <w:rFonts w:eastAsia="Times New Roman"/>
+          <w:sz w:val="24"/>
+          <w:szCs w:val="24"/>
+          <w:lang w:val="uz-Cyrl-UZ"/>
+        </w:rPr>
+        <w:t>ташкилотлари</w:t>
+      </w:r>
+    </w:p>
+    <w:p>
+      <w:pPr>
+        <w:spacing w:before="240" w:after="100" w:afterAutospacing="1" w:line="240" w:lineRule="auto"/>
+        <w:rPr>
+          <w:rFonts w:eastAsia="Times New Roman"/>
+          <w:sz w:val="24"/>
+          <w:szCs w:val="24"/>
+          <w:lang w:val="uz-Cyrl-UZ"/>
+        </w:rPr>
+      </w:pPr>
+      <w:r>
+        <w:rPr>
+          <w:rFonts w:ascii="Segoe UI Symbol" w:eastAsia="Times New Roman" w:hAnsi="Segoe UI Symbol" w:cs="Segoe UI Symbol"/>
+          <w:sz w:val="24"/>
+          <w:szCs w:val="24"/>
+          <w:lang w:val="uz-Cyrl-UZ"/>
+        </w:rPr>
+        <w:t>☐</w:t>
+      </w:r>
+      <w:r>
+        <w:rPr>
+          <w:rFonts w:eastAsia="Times New Roman"/>
+          <w:sz w:val="24"/>
+          <w:szCs w:val="24"/>
+          <w:lang w:val="uz-Cyrl-UZ"/>
+        </w:rPr>
+        <w:t xml:space="preserve"> Яқинлардан олинган қарз</w:t>
+      </w:r>
+    </w:p>
+    <w:p>
+      <w:pPr>
+        <w:spacing w:before="240" w:after="240"/>
+        <w:rPr>
+          <w:rFonts w:eastAsia="Times New Roman"/>
+          <w:sz w:val="24"/>
+          <w:szCs w:val="24"/>
+          <w:lang w:val="uz-Cyrl-UZ"/>
+        </w:rPr>
+      </w:pPr>
+      <w:r>
+        <w:rPr>
+          <w:rFonts w:ascii="Segoe UI Symbol" w:eastAsia="Times New Roman" w:hAnsi="Segoe UI Symbol" w:cs="Segoe UI Symbol"/>
+          <w:sz w:val="24"/>
+          <w:szCs w:val="24"/>
+          <w:lang w:val="uz-Cyrl-UZ"/>
+        </w:rPr>
+        <w:t>☐</w:t>
+      </w:r>
+      <w:r>
+        <w:rPr>
+          <w:rFonts w:eastAsia="Times New Roman"/>
+          <w:sz w:val="24"/>
+          <w:szCs w:val="24"/>
+          <w:lang w:val="uz-Cyrl-UZ"/>
+        </w:rPr>
+        <w:t xml:space="preserve"> </w:t>
+      </w:r>
+      <w:r>
+        <w:rPr>
+          <w:rFonts w:eastAsia="Times New Roman"/>
+          <w:sz w:val="24"/>
+          <w:szCs w:val="24"/>
+          <w:lang w:val="uz-Cyrl-UZ"/>
+        </w:rPr>
+        <w:t>Кўчада фоиз эвазига пул (қарз) берувчи норасмий шахсларга</w:t>
+      </w:r>
+    </w:p>
+    <w:p>
+      <w:pPr>
+        <w:spacing w:before="240" w:after="100" w:afterAutospacing="1" w:line="240" w:lineRule="auto"/>
+        <w:rPr>
+          <w:rFonts w:eastAsia="Times New Roman"/>
+          <w:sz w:val="24"/>
+          <w:szCs w:val="24"/>
+          <w:lang w:val="uz-Cyrl-UZ"/>
+        </w:rPr>
+      </w:pPr>
+      <w:r>
+        <w:rPr>
+          <w:rFonts w:ascii="Segoe UI Symbol" w:eastAsia="Times New Roman" w:hAnsi="Segoe UI Symbol" w:cs="Segoe UI Symbol"/>
+          <w:sz w:val="24"/>
+          <w:szCs w:val="24"/>
+          <w:lang w:val="uz-Cyrl-UZ"/>
+        </w:rPr>
+        <w:t>☐</w:t>
+      </w:r>
+      <w:r>
+        <w:rPr>
+          <w:rFonts w:eastAsia="Times New Roman"/>
+          <w:sz w:val="24"/>
+          <w:szCs w:val="24"/>
+          <w:lang w:val="uz-Cyrl-UZ"/>
+        </w:rPr>
+        <w:t xml:space="preserve"> Расмий насия бўйича қарзлар</w:t>
+      </w:r>
+    </w:p>
+    <w:p>
+      <w:pPr>
+        <w:spacing w:before="240" w:after="100" w:afterAutospacing="1" w:line="240" w:lineRule="auto"/>
+        <w:rPr>
+          <w:rFonts w:eastAsia="Times New Roman"/>
+          <w:sz w:val="24"/>
+          <w:szCs w:val="24"/>
+          <w:lang w:val="uz-Cyrl-UZ"/>
+        </w:rPr>
+      </w:pPr>
+      <w:r>
+        <w:rPr>
+          <w:rFonts w:ascii="Segoe UI Symbol" w:eastAsia="Times New Roman" w:hAnsi="Segoe UI Symbol" w:cs="Segoe UI Symbol"/>
+          <w:sz w:val="24"/>
+          <w:szCs w:val="24"/>
+          <w:lang w:val="uz-Cyrl-UZ"/>
+        </w:rPr>
         <w:lastRenderedPageBreak/>
-        <w:t>☐</w:t>
-      </w:r>
-      <w:r>
-        <w:rPr>
-          <w:rFonts w:eastAsia="Times New Roman"/>
-          <w:sz w:val="24"/>
-          <w:szCs w:val="24"/>
-          <w:lang w:val="uz-Cyrl-UZ"/>
-        </w:rPr>
-        <w:t xml:space="preserve"> </w:t>
-      </w:r>
-      <w:r>
-        <w:rPr>
-          <w:rFonts w:eastAsia="Times New Roman"/>
-          <w:sz w:val="24"/>
-          <w:szCs w:val="24"/>
-          <w:lang w:val="uz-Cyrl-UZ"/>
-        </w:rPr>
-        <w:t xml:space="preserve">Банк </w:t>
-      </w:r>
-      <w:r>
-        <w:rPr>
-          <w:rFonts w:eastAsia="Times New Roman"/>
-          <w:sz w:val="24"/>
-          <w:szCs w:val="24"/>
-          <w:lang w:val="uz-Cyrl-UZ"/>
-        </w:rPr>
-        <w:t>ташкилотлари</w:t>
-      </w:r>
-    </w:p>
-    <w:p>
-      <w:pPr>
-        <w:spacing w:before="240" w:after="100" w:afterAutospacing="1" w:line="240" w:lineRule="auto"/>
-        <w:rPr>
-          <w:rFonts w:eastAsia="Times New Roman"/>
-          <w:sz w:val="24"/>
-          <w:szCs w:val="24"/>
-          <w:lang w:val="uz-Cyrl-UZ"/>
-        </w:rPr>
-      </w:pPr>
-      <w:r>
-        <w:rPr>
-          <w:rFonts w:ascii="Segoe UI Symbol" w:eastAsia="Times New Roman" w:hAnsi="Segoe UI Symbol" w:cs="Segoe UI Symbol"/>
-          <w:sz w:val="24"/>
-          <w:szCs w:val="24"/>
-          <w:lang w:val="uz-Cyrl-UZ"/>
-        </w:rPr>
-        <w:t>☐</w:t>
-      </w:r>
-      <w:r>
-        <w:rPr>
-          <w:rFonts w:eastAsia="Times New Roman"/>
-          <w:sz w:val="24"/>
-          <w:szCs w:val="24"/>
-          <w:lang w:val="uz-Cyrl-UZ"/>
-        </w:rPr>
-        <w:t xml:space="preserve"> Яқинлардан олинган қарз</w:t>
-      </w:r>
-    </w:p>
-    <w:p>
-      <w:pPr>
-        <w:spacing w:before="240" w:after="240"/>
-        <w:rPr>
-          <w:rFonts w:eastAsia="Times New Roman"/>
-          <w:sz w:val="24"/>
-          <w:szCs w:val="24"/>
-          <w:lang w:val="uz-Cyrl-UZ"/>
-        </w:rPr>
-      </w:pPr>
-      <w:r>
-        <w:rPr>
-          <w:rFonts w:ascii="Segoe UI Symbol" w:eastAsia="Times New Roman" w:hAnsi="Segoe UI Symbol" w:cs="Segoe UI Symbol"/>
-          <w:sz w:val="24"/>
-          <w:szCs w:val="24"/>
-          <w:lang w:val="uz-Cyrl-UZ"/>
-        </w:rPr>
-        <w:t>☐</w:t>
-      </w:r>
-      <w:r>
-        <w:rPr>
-          <w:rFonts w:eastAsia="Times New Roman"/>
-          <w:sz w:val="24"/>
-          <w:szCs w:val="24"/>
-          <w:lang w:val="uz-Cyrl-UZ"/>
-        </w:rPr>
-        <w:t xml:space="preserve"> </w:t>
-      </w:r>
-      <w:r>
-        <w:rPr>
-          <w:rFonts w:eastAsia="Times New Roman"/>
-          <w:sz w:val="24"/>
-          <w:szCs w:val="24"/>
-          <w:lang w:val="uz-Cyrl-UZ"/>
-        </w:rPr>
-        <w:t>Кўчада фоиз эвазига пул (қарз) берувчи норасмий шахсларга</w:t>
-      </w:r>
-    </w:p>
-    <w:p>
-      <w:pPr>
-        <w:spacing w:before="240" w:after="100" w:afterAutospacing="1" w:line="240" w:lineRule="auto"/>
-        <w:rPr>
-          <w:rFonts w:eastAsia="Times New Roman"/>
-          <w:sz w:val="24"/>
-          <w:szCs w:val="24"/>
-          <w:lang w:val="uz-Cyrl-UZ"/>
-        </w:rPr>
-      </w:pPr>
-      <w:r>
-        <w:rPr>
-          <w:rFonts w:ascii="Segoe UI Symbol" w:eastAsia="Times New Roman" w:hAnsi="Segoe UI Symbol" w:cs="Segoe UI Symbol"/>
-          <w:sz w:val="24"/>
-          <w:szCs w:val="24"/>
-          <w:lang w:val="uz-Cyrl-UZ"/>
-        </w:rPr>
-        <w:t>☐</w:t>
-      </w:r>
-      <w:r>
-        <w:rPr>
-          <w:rFonts w:eastAsia="Times New Roman"/>
-          <w:sz w:val="24"/>
-          <w:szCs w:val="24"/>
-          <w:lang w:val="uz-Cyrl-UZ"/>
-        </w:rPr>
-        <w:t xml:space="preserve"> Расмий насия бўйича қарзлар</w:t>
-      </w:r>
-    </w:p>
-    <w:p>
-      <w:pPr>
-        <w:spacing w:before="240" w:after="100" w:afterAutospacing="1" w:line="240" w:lineRule="auto"/>
-        <w:rPr>
-          <w:rFonts w:eastAsia="Times New Roman"/>
-          <w:sz w:val="24"/>
-          <w:szCs w:val="24"/>
-          <w:lang w:val="uz-Cyrl-UZ"/>
-        </w:rPr>
-      </w:pPr>
-      <w:r>
-        <w:rPr>
-          <w:rFonts w:ascii="Segoe UI Symbol" w:eastAsia="Times New Roman" w:hAnsi="Segoe UI Symbol" w:cs="Segoe UI Symbol"/>
-          <w:sz w:val="24"/>
-          <w:szCs w:val="24"/>
-          <w:lang w:val="uz-Cyrl-UZ"/>
-        </w:rPr>
         <w:t>☐</w:t>
       </w:r>
       <w:r>
@@ -18886,246 +19153,246 @@
           <w:szCs w:val="24"/>
           <w:lang w:val="uz-Cyrl-UZ"/>
         </w:rPr>
+        <w:t>☐</w:t>
+      </w:r>
+      <w:r>
+        <w:rPr>
+          <w:rFonts w:eastAsia="Times New Roman"/>
+          <w:sz w:val="24"/>
+          <w:szCs w:val="24"/>
+          <w:lang w:val="uz-Cyrl-UZ"/>
+        </w:rPr>
+        <w:t xml:space="preserve"> </w:t>
+      </w:r>
+      <w:r>
+        <w:rPr>
+          <w:rFonts w:eastAsia="Times New Roman"/>
+          <w:sz w:val="24"/>
+          <w:szCs w:val="24"/>
+          <w:lang w:val="uz-Cyrl-UZ"/>
+        </w:rPr>
+        <w:t>SMS орқали эслатмалар</w:t>
+      </w:r>
+    </w:p>
+    <w:p>
+      <w:pPr>
+        <w:spacing w:before="120" w:line="240" w:lineRule="auto"/>
+        <w:rPr>
+          <w:rFonts w:eastAsia="Times New Roman"/>
+          <w:sz w:val="24"/>
+          <w:szCs w:val="24"/>
+          <w:lang w:val="uz-Cyrl-UZ"/>
+        </w:rPr>
+      </w:pPr>
+      <w:r>
+        <w:rPr>
+          <w:rFonts w:ascii="Segoe UI Symbol" w:eastAsia="Times New Roman" w:hAnsi="Segoe UI Symbol" w:cs="Segoe UI Symbol"/>
+          <w:sz w:val="24"/>
+          <w:szCs w:val="24"/>
+          <w:lang w:val="uz-Cyrl-UZ"/>
+        </w:rPr>
+        <w:t>☐</w:t>
+      </w:r>
+      <w:r>
+        <w:rPr>
+          <w:rFonts w:eastAsia="Times New Roman"/>
+          <w:sz w:val="24"/>
+          <w:szCs w:val="24"/>
+          <w:lang w:val="uz-Cyrl-UZ"/>
+        </w:rPr>
+        <w:t xml:space="preserve"> </w:t>
+      </w:r>
+      <w:r>
+        <w:rPr>
+          <w:rFonts w:eastAsia="Times New Roman"/>
+          <w:sz w:val="24"/>
+          <w:szCs w:val="24"/>
+          <w:lang w:val="uz-Cyrl-UZ"/>
+        </w:rPr>
+        <w:t>Телефон орқали қўнғироқлар</w:t>
+      </w:r>
+    </w:p>
+    <w:p>
+      <w:pPr>
+        <w:spacing w:before="120" w:line="240" w:lineRule="auto"/>
+        <w:rPr>
+          <w:rFonts w:eastAsia="Times New Roman"/>
+          <w:sz w:val="24"/>
+          <w:szCs w:val="24"/>
+          <w:lang w:val="uz-Cyrl-UZ"/>
+        </w:rPr>
+      </w:pPr>
+      <w:r>
+        <w:rPr>
+          <w:rFonts w:ascii="Segoe UI Symbol" w:eastAsia="Times New Roman" w:hAnsi="Segoe UI Symbol" w:cs="Segoe UI Symbol"/>
+          <w:sz w:val="24"/>
+          <w:szCs w:val="24"/>
+          <w:lang w:val="uz-Cyrl-UZ"/>
+        </w:rPr>
+        <w:t>☐</w:t>
+      </w:r>
+      <w:r>
+        <w:rPr>
+          <w:rFonts w:eastAsia="Times New Roman"/>
+          <w:sz w:val="24"/>
+          <w:szCs w:val="24"/>
+          <w:lang w:val="uz-Cyrl-UZ"/>
+        </w:rPr>
+        <w:t xml:space="preserve"> </w:t>
+      </w:r>
+      <w:r>
+        <w:rPr>
+          <w:rFonts w:eastAsia="Times New Roman"/>
+          <w:sz w:val="24"/>
+          <w:szCs w:val="24"/>
+          <w:lang w:val="uz-Cyrl-UZ"/>
+        </w:rPr>
+        <w:t>Банк иловаси орқали эслатмалар</w:t>
+      </w:r>
+    </w:p>
+    <w:p>
+      <w:pPr>
+        <w:spacing w:before="120" w:line="240" w:lineRule="auto"/>
+        <w:rPr>
+          <w:rFonts w:eastAsia="Times New Roman"/>
+          <w:sz w:val="24"/>
+          <w:szCs w:val="24"/>
+          <w:lang w:val="uz-Cyrl-UZ"/>
+        </w:rPr>
+      </w:pPr>
+      <w:r>
+        <w:rPr>
+          <w:rFonts w:ascii="Segoe UI Symbol" w:eastAsia="Times New Roman" w:hAnsi="Segoe UI Symbol" w:cs="Segoe UI Symbol"/>
+          <w:sz w:val="24"/>
+          <w:szCs w:val="24"/>
+          <w:lang w:val="uz-Cyrl-UZ"/>
+        </w:rPr>
+        <w:t>☐</w:t>
+      </w:r>
+      <w:r>
+        <w:rPr>
+          <w:rFonts w:eastAsia="Times New Roman"/>
+          <w:sz w:val="24"/>
+          <w:szCs w:val="24"/>
+          <w:lang w:val="uz-Cyrl-UZ"/>
+        </w:rPr>
+        <w:t xml:space="preserve"> </w:t>
+      </w:r>
+      <w:r>
+        <w:rPr>
+          <w:rFonts w:eastAsia="Times New Roman"/>
+          <w:sz w:val="24"/>
+          <w:szCs w:val="24"/>
+          <w:lang w:val="uz-Cyrl-UZ"/>
+        </w:rPr>
+        <w:t>Мессенжерлар (Telegram/WhatsApp) орқали эслатмалар</w:t>
+      </w:r>
+      <w:r>
+        <w:rPr>
+          <w:rFonts w:eastAsia="Times New Roman"/>
+          <w:sz w:val="24"/>
+          <w:szCs w:val="24"/>
+          <w:lang w:val="uz-Cyrl-UZ"/>
+        </w:rPr>
+        <w:t xml:space="preserve"> </w:t>
+      </w:r>
+    </w:p>
+    <w:p>
+      <w:pPr>
+        <w:spacing w:before="120" w:line="240" w:lineRule="auto"/>
+        <w:rPr>
+          <w:rFonts w:eastAsia="Times New Roman"/>
+          <w:sz w:val="24"/>
+          <w:szCs w:val="24"/>
+          <w:lang w:val="uz-Cyrl-UZ"/>
+        </w:rPr>
+      </w:pPr>
+      <w:r>
+        <w:rPr>
+          <w:rFonts w:ascii="Segoe UI Symbol" w:eastAsia="Times New Roman" w:hAnsi="Segoe UI Symbol" w:cs="Segoe UI Symbol"/>
+          <w:sz w:val="24"/>
+          <w:szCs w:val="24"/>
+          <w:lang w:val="uz-Cyrl-UZ"/>
+        </w:rPr>
+        <w:t>☐</w:t>
+      </w:r>
+      <w:r>
+        <w:rPr>
+          <w:rFonts w:eastAsia="Times New Roman"/>
+          <w:sz w:val="24"/>
+          <w:szCs w:val="24"/>
+          <w:lang w:val="uz-Cyrl-UZ"/>
+        </w:rPr>
+        <w:t xml:space="preserve"> </w:t>
+      </w:r>
+      <w:proofErr w:type="spellStart"/>
+      <w:r>
+        <w:rPr>
+          <w:rFonts w:eastAsia="Times New Roman"/>
+          <w:sz w:val="24"/>
+          <w:szCs w:val="24"/>
+          <w:lang w:val="en-US"/>
+        </w:rPr>
+        <w:t>Шахсан</w:t>
+      </w:r>
+      <w:proofErr w:type="spellEnd"/>
+      <w:r>
+        <w:rPr>
+          <w:rFonts w:eastAsia="Times New Roman"/>
+          <w:sz w:val="24"/>
+          <w:szCs w:val="24"/>
+          <w:lang w:val="uz-Cyrl-UZ"/>
+        </w:rPr>
+        <w:t xml:space="preserve"> </w:t>
+      </w:r>
+      <w:r>
+        <w:rPr>
+          <w:rFonts w:eastAsia="Times New Roman"/>
+          <w:sz w:val="24"/>
+          <w:szCs w:val="24"/>
+          <w:lang w:val="uz-Cyrl-UZ"/>
+        </w:rPr>
+        <w:t>(юзма-юз)</w:t>
+      </w:r>
+      <w:r>
+        <w:rPr>
+          <w:rFonts w:eastAsia="Times New Roman"/>
+          <w:sz w:val="24"/>
+          <w:szCs w:val="24"/>
+          <w:lang w:val="en-US"/>
+        </w:rPr>
+        <w:t xml:space="preserve"> </w:t>
+      </w:r>
+      <w:proofErr w:type="spellStart"/>
+      <w:r>
+        <w:rPr>
+          <w:rFonts w:eastAsia="Times New Roman"/>
+          <w:sz w:val="24"/>
+          <w:szCs w:val="24"/>
+          <w:lang w:val="en-US"/>
+        </w:rPr>
+        <w:t>тушунтириш</w:t>
+      </w:r>
+      <w:proofErr w:type="spellEnd"/>
+    </w:p>
+    <w:p>
+      <w:pPr>
+        <w:spacing w:before="120" w:line="240" w:lineRule="auto"/>
+        <w:rPr>
+          <w:rFonts w:eastAsia="Times New Roman"/>
+          <w:sz w:val="24"/>
+          <w:szCs w:val="24"/>
+          <w:lang w:val="en-US"/>
+        </w:rPr>
+      </w:pPr>
+      <w:r>
+        <w:rPr>
+          <w:rFonts w:ascii="Segoe UI Symbol" w:eastAsia="Times New Roman" w:hAnsi="Segoe UI Symbol" w:cs="Segoe UI Symbol"/>
+          <w:sz w:val="24"/>
+          <w:szCs w:val="24"/>
+          <w:lang w:val="uz-Cyrl-UZ"/>
+        </w:rPr>
         <w:lastRenderedPageBreak/>
-        <w:t>☐</w:t>
-      </w:r>
-      <w:r>
-        <w:rPr>
-          <w:rFonts w:eastAsia="Times New Roman"/>
-          <w:sz w:val="24"/>
-          <w:szCs w:val="24"/>
-          <w:lang w:val="uz-Cyrl-UZ"/>
-        </w:rPr>
-        <w:t xml:space="preserve"> </w:t>
-      </w:r>
-      <w:r>
-        <w:rPr>
-          <w:rFonts w:eastAsia="Times New Roman"/>
-          <w:sz w:val="24"/>
-          <w:szCs w:val="24"/>
-          <w:lang w:val="uz-Cyrl-UZ"/>
-        </w:rPr>
-        <w:t>SMS орқали эслатмалар</w:t>
-      </w:r>
-    </w:p>
-    <w:p>
-      <w:pPr>
-        <w:spacing w:before="120" w:line="240" w:lineRule="auto"/>
-        <w:rPr>
-          <w:rFonts w:eastAsia="Times New Roman"/>
-          <w:sz w:val="24"/>
-          <w:szCs w:val="24"/>
-          <w:lang w:val="uz-Cyrl-UZ"/>
-        </w:rPr>
-      </w:pPr>
-      <w:r>
-        <w:rPr>
-          <w:rFonts w:ascii="Segoe UI Symbol" w:eastAsia="Times New Roman" w:hAnsi="Segoe UI Symbol" w:cs="Segoe UI Symbol"/>
-          <w:sz w:val="24"/>
-          <w:szCs w:val="24"/>
-          <w:lang w:val="uz-Cyrl-UZ"/>
-        </w:rPr>
-        <w:t>☐</w:t>
-      </w:r>
-      <w:r>
-        <w:rPr>
-          <w:rFonts w:eastAsia="Times New Roman"/>
-          <w:sz w:val="24"/>
-          <w:szCs w:val="24"/>
-          <w:lang w:val="uz-Cyrl-UZ"/>
-        </w:rPr>
-        <w:t xml:space="preserve"> </w:t>
-      </w:r>
-      <w:r>
-        <w:rPr>
-          <w:rFonts w:eastAsia="Times New Roman"/>
-          <w:sz w:val="24"/>
-          <w:szCs w:val="24"/>
-          <w:lang w:val="uz-Cyrl-UZ"/>
-        </w:rPr>
-        <w:t>Телефон орқали қўнғироқлар</w:t>
-      </w:r>
-    </w:p>
-    <w:p>
-      <w:pPr>
-        <w:spacing w:before="120" w:line="240" w:lineRule="auto"/>
-        <w:rPr>
-          <w:rFonts w:eastAsia="Times New Roman"/>
-          <w:sz w:val="24"/>
-          <w:szCs w:val="24"/>
-          <w:lang w:val="uz-Cyrl-UZ"/>
-        </w:rPr>
-      </w:pPr>
-      <w:r>
-        <w:rPr>
-          <w:rFonts w:ascii="Segoe UI Symbol" w:eastAsia="Times New Roman" w:hAnsi="Segoe UI Symbol" w:cs="Segoe UI Symbol"/>
-          <w:sz w:val="24"/>
-          <w:szCs w:val="24"/>
-          <w:lang w:val="uz-Cyrl-UZ"/>
-        </w:rPr>
-        <w:t>☐</w:t>
-      </w:r>
-      <w:r>
-        <w:rPr>
-          <w:rFonts w:eastAsia="Times New Roman"/>
-          <w:sz w:val="24"/>
-          <w:szCs w:val="24"/>
-          <w:lang w:val="uz-Cyrl-UZ"/>
-        </w:rPr>
-        <w:t xml:space="preserve"> </w:t>
-      </w:r>
-      <w:r>
-        <w:rPr>
-          <w:rFonts w:eastAsia="Times New Roman"/>
-          <w:sz w:val="24"/>
-          <w:szCs w:val="24"/>
-          <w:lang w:val="uz-Cyrl-UZ"/>
-        </w:rPr>
-        <w:t>Банк иловаси орқали эслатмалар</w:t>
-      </w:r>
-    </w:p>
-    <w:p>
-      <w:pPr>
-        <w:spacing w:before="120" w:line="240" w:lineRule="auto"/>
-        <w:rPr>
-          <w:rFonts w:eastAsia="Times New Roman"/>
-          <w:sz w:val="24"/>
-          <w:szCs w:val="24"/>
-          <w:lang w:val="uz-Cyrl-UZ"/>
-        </w:rPr>
-      </w:pPr>
-      <w:r>
-        <w:rPr>
-          <w:rFonts w:ascii="Segoe UI Symbol" w:eastAsia="Times New Roman" w:hAnsi="Segoe UI Symbol" w:cs="Segoe UI Symbol"/>
-          <w:sz w:val="24"/>
-          <w:szCs w:val="24"/>
-          <w:lang w:val="uz-Cyrl-UZ"/>
-        </w:rPr>
-        <w:t>☐</w:t>
-      </w:r>
-      <w:r>
-        <w:rPr>
-          <w:rFonts w:eastAsia="Times New Roman"/>
-          <w:sz w:val="24"/>
-          <w:szCs w:val="24"/>
-          <w:lang w:val="uz-Cyrl-UZ"/>
-        </w:rPr>
-        <w:t xml:space="preserve"> </w:t>
-      </w:r>
-      <w:r>
-        <w:rPr>
-          <w:rFonts w:eastAsia="Times New Roman"/>
-          <w:sz w:val="24"/>
-          <w:szCs w:val="24"/>
-          <w:lang w:val="uz-Cyrl-UZ"/>
-        </w:rPr>
-        <w:t>Мессенжерлар (Telegram/WhatsApp) орқали эслатмалар</w:t>
-      </w:r>
-      <w:r>
-        <w:rPr>
-          <w:rFonts w:eastAsia="Times New Roman"/>
-          <w:sz w:val="24"/>
-          <w:szCs w:val="24"/>
-          <w:lang w:val="uz-Cyrl-UZ"/>
-        </w:rPr>
-        <w:t xml:space="preserve"> </w:t>
-      </w:r>
-    </w:p>
-    <w:p>
-      <w:pPr>
-        <w:spacing w:before="120" w:line="240" w:lineRule="auto"/>
-        <w:rPr>
-          <w:rFonts w:eastAsia="Times New Roman"/>
-          <w:sz w:val="24"/>
-          <w:szCs w:val="24"/>
-          <w:lang w:val="uz-Cyrl-UZ"/>
-        </w:rPr>
-      </w:pPr>
-      <w:r>
-        <w:rPr>
-          <w:rFonts w:ascii="Segoe UI Symbol" w:eastAsia="Times New Roman" w:hAnsi="Segoe UI Symbol" w:cs="Segoe UI Symbol"/>
-          <w:sz w:val="24"/>
-          <w:szCs w:val="24"/>
-          <w:lang w:val="uz-Cyrl-UZ"/>
-        </w:rPr>
-        <w:t>☐</w:t>
-      </w:r>
-      <w:r>
-        <w:rPr>
-          <w:rFonts w:eastAsia="Times New Roman"/>
-          <w:sz w:val="24"/>
-          <w:szCs w:val="24"/>
-          <w:lang w:val="uz-Cyrl-UZ"/>
-        </w:rPr>
-        <w:t xml:space="preserve"> </w:t>
-      </w:r>
-      <w:proofErr w:type="spellStart"/>
-      <w:r>
-        <w:rPr>
-          <w:rFonts w:eastAsia="Times New Roman"/>
-          <w:sz w:val="24"/>
-          <w:szCs w:val="24"/>
-          <w:lang w:val="en-US"/>
-        </w:rPr>
-        <w:t>Шахсан</w:t>
-      </w:r>
-      <w:proofErr w:type="spellEnd"/>
-      <w:r>
-        <w:rPr>
-          <w:rFonts w:eastAsia="Times New Roman"/>
-          <w:sz w:val="24"/>
-          <w:szCs w:val="24"/>
-          <w:lang w:val="uz-Cyrl-UZ"/>
-        </w:rPr>
-        <w:t xml:space="preserve"> </w:t>
-      </w:r>
-      <w:r>
-        <w:rPr>
-          <w:rFonts w:eastAsia="Times New Roman"/>
-          <w:sz w:val="24"/>
-          <w:szCs w:val="24"/>
-          <w:lang w:val="uz-Cyrl-UZ"/>
-        </w:rPr>
-        <w:t>(юзма-юз)</w:t>
-      </w:r>
-      <w:r>
-        <w:rPr>
-          <w:rFonts w:eastAsia="Times New Roman"/>
-          <w:sz w:val="24"/>
-          <w:szCs w:val="24"/>
-          <w:lang w:val="en-US"/>
-        </w:rPr>
-        <w:t xml:space="preserve"> </w:t>
-      </w:r>
-      <w:proofErr w:type="spellStart"/>
-      <w:r>
-        <w:rPr>
-          <w:rFonts w:eastAsia="Times New Roman"/>
-          <w:sz w:val="24"/>
-          <w:szCs w:val="24"/>
-          <w:lang w:val="en-US"/>
-        </w:rPr>
-        <w:t>тушунтириш</w:t>
-      </w:r>
-      <w:proofErr w:type="spellEnd"/>
-    </w:p>
-    <w:p>
-      <w:pPr>
-        <w:spacing w:before="120" w:line="240" w:lineRule="auto"/>
-        <w:rPr>
-          <w:rFonts w:eastAsia="Times New Roman"/>
-          <w:sz w:val="24"/>
-          <w:szCs w:val="24"/>
-          <w:lang w:val="en-US"/>
-        </w:rPr>
-      </w:pPr>
-      <w:r>
-        <w:rPr>
-          <w:rFonts w:ascii="Segoe UI Symbol" w:eastAsia="Times New Roman" w:hAnsi="Segoe UI Symbol" w:cs="Segoe UI Symbol"/>
-          <w:sz w:val="24"/>
-          <w:szCs w:val="24"/>
-          <w:lang w:val="uz-Cyrl-UZ"/>
-        </w:rPr>
         <w:t>☐</w:t>
       </w:r>
       <w:r>
@@ -19839,7 +20106,7 @@
 </file>
 
 <file path=word/numbering.xml><?xml version="1.0" encoding="utf-8"?>
-<w:numbering xmlns:wpc="http://schemas.microsoft.com/office/word/2010/wordprocessingCanvas" xmlns:cx="http://schemas.microsoft.com/office/drawing/2014/chartex" xmlns:cx1="http://schemas.microsoft.com/office/drawing/2015/9/8/chartex" xmlns:cx2="http://schemas.microsoft.com/office/drawing/2015/10/21/chartex" xmlns:cx3="http://schemas.microsoft.com/office/drawing/2016/5/9/chartex" xmlns:cx4="http://schemas.microsoft.com/office/drawing/2016/5/10/chartex" xmlns:cx5="http://schemas.microsoft.com/office/drawing/2016/5/11/chartex" xmlns:cx6="http://schemas.microsoft.com/office/drawing/2016/5/12/chartex" xmlns:cx7="http://schemas.microsoft.com/office/drawing/2016/5/13/chartex" xmlns:cx8="http://schemas.microsoft.com/office/drawing/2016/5/14/chartex" xmlns:mc="http://schemas.openxmlformats.org/markup-compatibility/2006" xmlns:aink="http://schemas.microsoft.com/office/drawing/2016/ink" xmlns:am3d="http://schemas.microsoft.com/office/drawing/2017/model3d" xmlns:o="urn:schemas-microsoft-com:office:office" xmlns:oel="http://schemas.microsoft.com/office/2019/extlst" xmlns:r="http://schemas.openxmlformats.org/officeDocument/2006/relationships" xmlns:m="http://schemas.openxmlformats.org/officeDocument/2006/math" xmlns:v="urn:schemas-microsoft-com:vml" xmlns:wp14="http://schemas.microsoft.com/office/word/2010/wordprocessingDrawing" xmlns:wp="http://schemas.openxmlformats.org/drawingml/2006/wordprocessingDrawing" xmlns:w10="urn:schemas-microsoft-com:office:word" xmlns:w="http://schemas.openxmlformats.org/wordprocessingml/2006/main" xmlns:w14="http://schemas.microsoft.com/office/word/2010/wordml" xmlns:w15="http://schemas.microsoft.com/office/word/2012/wordml" xmlns:w16cex="http://schemas.microsoft.com/office/word/2018/wordml/cex" xmlns:w16cid="http://schemas.microsoft.com/office/word/2016/wordml/cid" xmlns:w16="http://schemas.microsoft.com/office/word/2018/wordml" xmlns:w16du="http://schemas.microsoft.com/office/word/2023/wordml/word16du" xmlns:w16sdtdh="http://schemas.microsoft.com/office/word/2020/wordml/sdtdatahash" xmlns:w16sdtfl="http://schemas.microsoft.com/office/word/2024/wordml/sdtformatlock" xmlns:w16se="http://schemas.microsoft.com/office/word/2015/wordml/symex" xmlns:wpg="http://schemas.microsoft.com/office/word/2010/wordprocessingGroup" xmlns:wpi="http://schemas.microsoft.com/office/word/2010/wordprocessingInk" xmlns:wne="http://schemas.microsoft.com/office/word/2006/wordml" xmlns:wps="http://schemas.microsoft.com/office/word/2010/wordprocessingShape" mc:Ignorable="w14 w15 w16se w16cid w16 w16cex w16sdtdh w16sdtfl w16du wp14">
+<w:numbering xmlns:wpc="http://schemas.microsoft.com/office/word/2010/wordprocessingCanvas" xmlns:cx="http://schemas.microsoft.com/office/drawing/2014/chartex" xmlns:cx1="http://schemas.microsoft.com/office/drawing/2015/9/8/chartex" xmlns:cx2="http://schemas.microsoft.com/office/drawing/2015/10/21/chartex" xmlns:cx3="http://schemas.microsoft.com/office/drawing/2016/5/9/chartex" xmlns:cx4="http://schemas.microsoft.com/office/drawing/2016/5/10/chartex" xmlns:cx5="http://schemas.microsoft.com/office/drawing/2016/5/11/chartex" xmlns:cx6="http://schemas.microsoft.com/office/drawing/2016/5/12/chartex" xmlns:cx7="http://schemas.microsoft.com/office/drawing/2016/5/13/chartex" xmlns:cx8="http://schemas.microsoft.com/office/drawing/2016/5/14/chartex" xmlns:mc="http://schemas.openxmlformats.org/markup-compatibility/2006" xmlns:aink="http://schemas.microsoft.com/office/drawing/2016/ink" xmlns:am3d="http://schemas.microsoft.com/office/drawing/2017/model3d" xmlns:o="urn:schemas-microsoft-com:office:office" xmlns:oel="http://schemas.microsoft.com/office/2019/extlst" xmlns:r="http://schemas.openxmlformats.org/officeDocument/2006/relationships" xmlns:m="http://schemas.openxmlformats.org/officeDocument/2006/math" xmlns:v="urn:schemas-microsoft-com:vml" xmlns:wp14="http://schemas.microsoft.com/office/word/2010/wordprocessingDrawing" xmlns:wp="http://schemas.openxmlformats.org/drawingml/2006/wordprocessingDrawing" xmlns:w10="urn:schemas-microsoft-com:office:word" xmlns:w="http://schemas.openxmlformats.org/wordprocessingml/2006/main" xmlns:w14="http://schemas.microsoft.com/office/word/2010/wordml" xmlns:w15="http://schemas.microsoft.com/office/word/2012/wordml" xmlns:w16cex="http://schemas.microsoft.com/office/word/2018/wordml/cex" xmlns:w16cid="http://schemas.microsoft.com/office/word/2016/wordml/cid" xmlns:w16="http://schemas.microsoft.com/office/word/2018/wordml" xmlns:w16sdtdh="http://schemas.microsoft.com/office/word/2020/wordml/sdtdatahash" xmlns:w16se="http://schemas.microsoft.com/office/word/2015/wordml/symex" xmlns:wpg="http://schemas.microsoft.com/office/word/2010/wordprocessingGroup" xmlns:wpi="http://schemas.microsoft.com/office/word/2010/wordprocessingInk" xmlns:wne="http://schemas.microsoft.com/office/word/2006/wordml" xmlns:wps="http://schemas.microsoft.com/office/word/2010/wordprocessingShape" mc:Ignorable="w14 w15 w16se w16cid w16 w16cex w16sdtdh wp14">
   <w:numPicBullet w:numPicBulletId="0">
     <w:pict>
       <v:shapetype id="_x0000_t75" coordsize="21600,21600" o:spt="75" o:preferrelative="t" path="m@4@5l@4@11@9@11@9@5xe" filled="f" stroked="f">
@@ -19861,7 +20128,7 @@
         <v:path o:extrusionok="f" gradientshapeok="t" o:connecttype="rect"/>
         <o:lock v:ext="edit" aspectratio="t"/>
       </v:shapetype>
-      <v:shape id="_x0000_i1025" type="#_x0000_t75" style="width:30pt;height:30pt;visibility:visible;mso-wrap-style:square" o:bullet="t">
+      <v:shape id="_x0000_i1052" type="#_x0000_t75" style="width:30pt;height:30pt;visibility:visible;mso-wrap-style:square" o:bullet="t">
         <v:imagedata r:id="rId1" o:title=""/>
         <o:lock v:ext="edit" aspectratio="f"/>
       </v:shape>
@@ -19869,7 +20136,7 @@
   </w:numPicBullet>
   <w:numPicBullet w:numPicBulletId="1">
     <w:pict>
-      <v:shape id="_x0000_i1026" type="#_x0000_t75" style="width:30pt;height:30pt;visibility:visible;mso-wrap-style:square" o:bullet="t">
+      <v:shape id="_x0000_i1053" type="#_x0000_t75" style="width:30pt;height:30pt;visibility:visible;mso-wrap-style:square" o:bullet="t">
         <v:imagedata r:id="rId2" o:title=""/>
         <o:lock v:ext="edit" aspectratio="f"/>
       </v:shape>
@@ -23133,7 +23400,7 @@
 </file>
 
 <file path=word/styles.xml><?xml version="1.0" encoding="utf-8"?>
-<w:styles xmlns:mc="http://schemas.openxmlformats.org/markup-compatibility/2006" xmlns:r="http://schemas.openxmlformats.org/officeDocument/2006/relationships" xmlns:w="http://schemas.openxmlformats.org/wordprocessingml/2006/main" xmlns:w14="http://schemas.microsoft.com/office/word/2010/wordml" xmlns:w15="http://schemas.microsoft.com/office/word/2012/wordml" xmlns:w16cex="http://schemas.microsoft.com/office/word/2018/wordml/cex" xmlns:w16cid="http://schemas.microsoft.com/office/word/2016/wordml/cid" xmlns:w16="http://schemas.microsoft.com/office/word/2018/wordml" xmlns:w16du="http://schemas.microsoft.com/office/word/2023/wordml/word16du" xmlns:w16sdtdh="http://schemas.microsoft.com/office/word/2020/wordml/sdtdatahash" xmlns:w16sdtfl="http://schemas.microsoft.com/office/word/2024/wordml/sdtformatlock" xmlns:w16se="http://schemas.microsoft.com/office/word/2015/wordml/symex" mc:Ignorable="w14 w15 w16se w16cid w16 w16cex w16sdtdh w16sdtfl w16du">
+<w:styles xmlns:mc="http://schemas.openxmlformats.org/markup-compatibility/2006" xmlns:r="http://schemas.openxmlformats.org/officeDocument/2006/relationships" xmlns:w="http://schemas.openxmlformats.org/wordprocessingml/2006/main" xmlns:w14="http://schemas.microsoft.com/office/word/2010/wordml" xmlns:w15="http://schemas.microsoft.com/office/word/2012/wordml" xmlns:w16cex="http://schemas.microsoft.com/office/word/2018/wordml/cex" xmlns:w16cid="http://schemas.microsoft.com/office/word/2016/wordml/cid" xmlns:w16="http://schemas.microsoft.com/office/word/2018/wordml" xmlns:w16sdtdh="http://schemas.microsoft.com/office/word/2020/wordml/sdtdatahash" xmlns:w16se="http://schemas.microsoft.com/office/word/2015/wordml/symex" mc:Ignorable="w14 w15 w16se w16cid w16 w16cex w16sdtdh">
   <w:docDefaults>
     <w:rPrDefault>
       <w:rPr>
